--- a/TP 3/GROUPE15_DialloMamadou_DiopPapaBoubacar/rapport/rapport_final.docx
+++ b/TP 3/GROUPE15_DialloMamadou_DiopPapaBoubacar/rapport/rapport_final.docx
@@ -107,7 +107,7 @@
         <w:pStyle w:val="Date"/>
       </w:pPr>
       <w:r>
-        <w:t xml:space="preserve">2026-03-18</w:t>
+        <w:t xml:space="preserve">2026-03-24</w:t>
       </w:r>
     </w:p>
     <w:sdt>
@@ -547,6 +547,264 @@
         </w:rPr>
         <w:t xml:space="preserve">))</w:t>
       </w:r>
+      <w:r>
+        <w:br/>
+      </w:r>
+      <w:r>
+        <w:br/>
+      </w:r>
+      <w:r>
+        <w:rPr>
+          <w:rStyle w:val="NormalTok"/>
+        </w:rPr>
+        <w:t xml:space="preserve">data_to_join </w:t>
+      </w:r>
+      <w:r>
+        <w:rPr>
+          <w:rStyle w:val="OtherTok"/>
+        </w:rPr>
+        <w:t xml:space="preserve">&lt;-</w:t>
+      </w:r>
+      <w:r>
+        <w:rPr>
+          <w:rStyle w:val="NormalTok"/>
+        </w:rPr>
+        <w:t xml:space="preserve"> </w:t>
+      </w:r>
+      <w:r>
+        <w:rPr>
+          <w:rStyle w:val="FunctionTok"/>
+        </w:rPr>
+        <w:t xml:space="preserve">read_stata</w:t>
+      </w:r>
+      <w:r>
+        <w:rPr>
+          <w:rStyle w:val="NormalTok"/>
+        </w:rPr>
+        <w:t xml:space="preserve">(</w:t>
+      </w:r>
+      <w:r>
+        <w:rPr>
+          <w:rStyle w:val="StringTok"/>
+        </w:rPr>
+        <w:t xml:space="preserve">"../data/raw/secta_harvestw4.dta"</w:t>
+      </w:r>
+      <w:r>
+        <w:rPr>
+          <w:rStyle w:val="NormalTok"/>
+        </w:rPr>
+        <w:t xml:space="preserve">)</w:t>
+      </w:r>
+      <w:r>
+        <w:br/>
+      </w:r>
+      <w:r>
+        <w:rPr>
+          <w:rStyle w:val="NormalTok"/>
+        </w:rPr>
+        <w:t xml:space="preserve">data_to_join </w:t>
+      </w:r>
+      <w:r>
+        <w:rPr>
+          <w:rStyle w:val="OtherTok"/>
+        </w:rPr>
+        <w:t xml:space="preserve">&lt;-</w:t>
+      </w:r>
+      <w:r>
+        <w:rPr>
+          <w:rStyle w:val="NormalTok"/>
+        </w:rPr>
+        <w:t xml:space="preserve"> data_to_join </w:t>
+      </w:r>
+      <w:r>
+        <w:rPr>
+          <w:rStyle w:val="SpecialCharTok"/>
+        </w:rPr>
+        <w:t xml:space="preserve">%&gt;%</w:t>
+      </w:r>
+      <w:r>
+        <w:rPr>
+          <w:rStyle w:val="NormalTok"/>
+        </w:rPr>
+        <w:t xml:space="preserve"> </w:t>
+      </w:r>
+      <w:r>
+        <w:rPr>
+          <w:rStyle w:val="FunctionTok"/>
+        </w:rPr>
+        <w:t xml:space="preserve">select</w:t>
+      </w:r>
+      <w:r>
+        <w:rPr>
+          <w:rStyle w:val="NormalTok"/>
+        </w:rPr>
+        <w:t xml:space="preserve">(hhid, wt_wave4)</w:t>
+      </w:r>
+      <w:r>
+        <w:br/>
+      </w:r>
+      <w:r>
+        <w:br/>
+      </w:r>
+      <w:r>
+        <w:rPr>
+          <w:rStyle w:val="NormalTok"/>
+        </w:rPr>
+        <w:t xml:space="preserve">data </w:t>
+      </w:r>
+      <w:r>
+        <w:rPr>
+          <w:rStyle w:val="OtherTok"/>
+        </w:rPr>
+        <w:t xml:space="preserve">&lt;-</w:t>
+      </w:r>
+      <w:r>
+        <w:rPr>
+          <w:rStyle w:val="NormalTok"/>
+        </w:rPr>
+        <w:t xml:space="preserve"> data </w:t>
+      </w:r>
+      <w:r>
+        <w:rPr>
+          <w:rStyle w:val="SpecialCharTok"/>
+        </w:rPr>
+        <w:t xml:space="preserve">%&gt;%</w:t>
+      </w:r>
+      <w:r>
+        <w:br/>
+      </w:r>
+      <w:r>
+        <w:rPr>
+          <w:rStyle w:val="NormalTok"/>
+        </w:rPr>
+        <w:t xml:space="preserve">  </w:t>
+      </w:r>
+      <w:r>
+        <w:rPr>
+          <w:rStyle w:val="FunctionTok"/>
+        </w:rPr>
+        <w:t xml:space="preserve">left_join</w:t>
+      </w:r>
+      <w:r>
+        <w:rPr>
+          <w:rStyle w:val="NormalTok"/>
+        </w:rPr>
+        <w:t xml:space="preserve">(data_to_join </w:t>
+      </w:r>
+      <w:r>
+        <w:rPr>
+          <w:rStyle w:val="SpecialCharTok"/>
+        </w:rPr>
+        <w:t xml:space="preserve">%&gt;%</w:t>
+      </w:r>
+      <w:r>
+        <w:rPr>
+          <w:rStyle w:val="NormalTok"/>
+        </w:rPr>
+        <w:t xml:space="preserve"> </w:t>
+      </w:r>
+      <w:r>
+        <w:rPr>
+          <w:rStyle w:val="FunctionTok"/>
+        </w:rPr>
+        <w:t xml:space="preserve">select</w:t>
+      </w:r>
+      <w:r>
+        <w:rPr>
+          <w:rStyle w:val="NormalTok"/>
+        </w:rPr>
+        <w:t xml:space="preserve">(hhid, wt_wave4), </w:t>
+      </w:r>
+      <w:r>
+        <w:rPr>
+          <w:rStyle w:val="AttributeTok"/>
+        </w:rPr>
+        <w:t xml:space="preserve">by =</w:t>
+      </w:r>
+      <w:r>
+        <w:rPr>
+          <w:rStyle w:val="NormalTok"/>
+        </w:rPr>
+        <w:t xml:space="preserve"> </w:t>
+      </w:r>
+      <w:r>
+        <w:rPr>
+          <w:rStyle w:val="StringTok"/>
+        </w:rPr>
+        <w:t xml:space="preserve">"hhid"</w:t>
+      </w:r>
+      <w:r>
+        <w:rPr>
+          <w:rStyle w:val="NormalTok"/>
+        </w:rPr>
+        <w:t xml:space="preserve">)</w:t>
+      </w:r>
+      <w:r>
+        <w:br/>
+      </w:r>
+      <w:r>
+        <w:br/>
+      </w:r>
+      <w:r>
+        <w:rPr>
+          <w:rStyle w:val="NormalTok"/>
+        </w:rPr>
+        <w:t xml:space="preserve">data </w:t>
+      </w:r>
+      <w:r>
+        <w:rPr>
+          <w:rStyle w:val="OtherTok"/>
+        </w:rPr>
+        <w:t xml:space="preserve">&lt;-</w:t>
+      </w:r>
+      <w:r>
+        <w:rPr>
+          <w:rStyle w:val="NormalTok"/>
+        </w:rPr>
+        <w:t xml:space="preserve"> data </w:t>
+      </w:r>
+      <w:r>
+        <w:rPr>
+          <w:rStyle w:val="SpecialCharTok"/>
+        </w:rPr>
+        <w:t xml:space="preserve">%&gt;%</w:t>
+      </w:r>
+      <w:r>
+        <w:rPr>
+          <w:rStyle w:val="NormalTok"/>
+        </w:rPr>
+        <w:t xml:space="preserve"> </w:t>
+      </w:r>
+      <w:r>
+        <w:rPr>
+          <w:rStyle w:val="FunctionTok"/>
+        </w:rPr>
+        <w:t xml:space="preserve">filter</w:t>
+      </w:r>
+      <w:r>
+        <w:rPr>
+          <w:rStyle w:val="NormalTok"/>
+        </w:rPr>
+        <w:t xml:space="preserve">(</w:t>
+      </w:r>
+      <w:r>
+        <w:rPr>
+          <w:rStyle w:val="SpecialCharTok"/>
+        </w:rPr>
+        <w:t xml:space="preserve">!</w:t>
+      </w:r>
+      <w:r>
+        <w:rPr>
+          <w:rStyle w:val="FunctionTok"/>
+        </w:rPr>
+        <w:t xml:space="preserve">is.na</w:t>
+      </w:r>
+      <w:r>
+        <w:rPr>
+          <w:rStyle w:val="NormalTok"/>
+        </w:rPr>
+        <w:t xml:space="preserve">(wt_wave4))</w:t>
+      </w:r>
     </w:p>
     <w:bookmarkEnd w:id="20"/>
     <w:bookmarkStart w:id="21" w:name="taux-de-morbidité-global"/>
@@ -638,7 +896,7 @@
         <w:rPr>
           <w:rStyle w:val="FunctionTok"/>
         </w:rPr>
-        <w:t xml:space="preserve">mean</w:t>
+        <w:t xml:space="preserve">weighted.mean</w:t>
       </w:r>
       <w:r>
         <w:rPr>
@@ -668,7 +926,7 @@
         <w:rPr>
           <w:rStyle w:val="NormalTok"/>
         </w:rPr>
-        <w:t xml:space="preserve">, </w:t>
+        <w:t xml:space="preserve">, wt_wave4, </w:t>
       </w:r>
       <w:r>
         <w:rPr>
@@ -779,7 +1037,13 @@
         <w:rPr>
           <w:rStyle w:val="NormalTok"/>
         </w:rPr>
-        <w:t xml:space="preserve"> </w:t>
+        <w:t xml:space="preserve"> scales</w:t>
+      </w:r>
+      <w:r>
+        <w:rPr>
+          <w:rStyle w:val="SpecialCharTok"/>
+        </w:rPr>
+        <w:t xml:space="preserve">::</w:t>
       </w:r>
       <w:r>
         <w:rPr>
@@ -845,6 +1109,15 @@
         <w:t xml:space="preserve">(</w:t>
       </w:r>
       <w:r>
+        <w:br/>
+      </w:r>
+      <w:r>
+        <w:rPr>
+          <w:rStyle w:val="NormalTok"/>
+        </w:rPr>
+        <w:t xml:space="preserve">    </w:t>
+      </w:r>
+      <w:r>
         <w:rPr>
           <w:rStyle w:val="AttributeTok"/>
         </w:rPr>
@@ -866,7 +1139,16 @@
         <w:rPr>
           <w:rStyle w:val="NormalTok"/>
         </w:rPr>
-        <w:t xml:space="preserve">, </w:t>
+        <w:t xml:space="preserve">,</w:t>
+      </w:r>
+      <w:r>
+        <w:br/>
+      </w:r>
+      <w:r>
+        <w:rPr>
+          <w:rStyle w:val="NormalTok"/>
+        </w:rPr>
+        <w:t xml:space="preserve">    </w:t>
       </w:r>
       <w:r>
         <w:rPr>
@@ -884,13 +1166,16 @@
         <w:rPr>
           <w:rStyle w:val="StringTok"/>
         </w:rPr>
-        <w:t xml:space="preserve">"Taux de morbidité dans la population"</w:t>
-      </w:r>
-      <w:r>
-        <w:rPr>
-          <w:rStyle w:val="NormalTok"/>
-        </w:rPr>
-        <w:t xml:space="preserve">)</w:t>
+        <w:t xml:space="preserve">"Taux de morbidité dans la population (pondéré)"</w:t>
+      </w:r>
+      <w:r>
+        <w:br/>
+      </w:r>
+      <w:r>
+        <w:rPr>
+          <w:rStyle w:val="NormalTok"/>
+        </w:rPr>
+        <w:t xml:space="preserve">  )</w:t>
       </w:r>
     </w:p>
     <w:p>
@@ -898,7 +1183,7 @@
         <w:pStyle w:val="TableCaption"/>
       </w:pPr>
       <w:r>
-        <w:t xml:space="preserve">Taux de morbidité dans la population</w:t>
+        <w:t xml:space="preserve">Taux de morbidité dans la population (pondéré)</w:t>
       </w:r>
     </w:p>
     <w:tbl>
@@ -906,7 +1191,7 @@
         <w:tblStyle w:val="Table"/>
         <w:tblW w:type="auto" w:w="0"/>
         <w:tblLook w:firstRow="1" w:lastRow="0" w:firstColumn="0" w:lastColumn="0" w:noHBand="0" w:noVBand="0" w:val="0020"/>
-        <w:tblCaption w:val="Taux de morbidité dans la population"/>
+        <w:tblCaption w:val="Taux de morbidité dans la population (pondéré)"/>
       </w:tblPr>
       <w:tblGrid>
         <w:gridCol w:w="7920"/>
@@ -937,7 +1222,7 @@
               <w:jc w:val="left"/>
             </w:pPr>
             <w:r>
-              <w:t xml:space="preserve">9.3%</w:t>
+              <w:t xml:space="preserve">8.7%</w:t>
             </w:r>
           </w:p>
         </w:tc>
@@ -948,7 +1233,7 @@
         <w:pStyle w:val="BodyText"/>
       </w:pPr>
       <w:r>
-        <w:t xml:space="preserve">Le taux de morbidité affiché est de 9,3%, c’est-à-dire 9,3% des individus de la population ont déclarés être malade ou blessé.</w:t>
+        <w:t xml:space="preserve">Le taux de morbidité affiché est de 8,7% dans la population, c’est-à-dire 9,3% des individus de la population ont déclarés être malade ou blessé.</w:t>
       </w:r>
     </w:p>
     <w:bookmarkEnd w:id="21"/>
@@ -1539,7 +1824,165 @@
         <w:rPr>
           <w:rStyle w:val="NormalTok"/>
         </w:rPr>
-        <w:t xml:space="preserve">(groupe_age))</w:t>
+        <w:t xml:space="preserve">(groupe_age), </w:t>
+      </w:r>
+      <w:r>
+        <w:rPr>
+          <w:rStyle w:val="SpecialCharTok"/>
+        </w:rPr>
+        <w:t xml:space="preserve">!</w:t>
+      </w:r>
+      <w:r>
+        <w:rPr>
+          <w:rStyle w:val="FunctionTok"/>
+        </w:rPr>
+        <w:t xml:space="preserve">is.na</w:t>
+      </w:r>
+      <w:r>
+        <w:rPr>
+          <w:rStyle w:val="NormalTok"/>
+        </w:rPr>
+        <w:t xml:space="preserve">(wt_wave4))</w:t>
+      </w:r>
+      <w:r>
+        <w:br/>
+      </w:r>
+      <w:r>
+        <w:br/>
+      </w:r>
+      <w:r>
+        <w:rPr>
+          <w:rStyle w:val="NormalTok"/>
+        </w:rPr>
+        <w:t xml:space="preserve">taux_global </w:t>
+      </w:r>
+      <w:r>
+        <w:rPr>
+          <w:rStyle w:val="OtherTok"/>
+        </w:rPr>
+        <w:t xml:space="preserve">&lt;-</w:t>
+      </w:r>
+      <w:r>
+        <w:rPr>
+          <w:rStyle w:val="NormalTok"/>
+        </w:rPr>
+        <w:t xml:space="preserve"> data_morb </w:t>
+      </w:r>
+      <w:r>
+        <w:rPr>
+          <w:rStyle w:val="SpecialCharTok"/>
+        </w:rPr>
+        <w:t xml:space="preserve">%&gt;%</w:t>
+      </w:r>
+      <w:r>
+        <w:br/>
+      </w:r>
+      <w:r>
+        <w:rPr>
+          <w:rStyle w:val="NormalTok"/>
+        </w:rPr>
+        <w:t xml:space="preserve">  </w:t>
+      </w:r>
+      <w:r>
+        <w:rPr>
+          <w:rStyle w:val="FunctionTok"/>
+        </w:rPr>
+        <w:t xml:space="preserve">summarise</w:t>
+      </w:r>
+      <w:r>
+        <w:rPr>
+          <w:rStyle w:val="NormalTok"/>
+        </w:rPr>
+        <w:t xml:space="preserve">(</w:t>
+      </w:r>
+      <w:r>
+        <w:br/>
+      </w:r>
+      <w:r>
+        <w:rPr>
+          <w:rStyle w:val="NormalTok"/>
+        </w:rPr>
+        <w:t xml:space="preserve">    </w:t>
+      </w:r>
+      <w:r>
+        <w:rPr>
+          <w:rStyle w:val="AttributeTok"/>
+        </w:rPr>
+        <w:t xml:space="preserve">taux_de_morbidite =</w:t>
+      </w:r>
+      <w:r>
+        <w:rPr>
+          <w:rStyle w:val="NormalTok"/>
+        </w:rPr>
+        <w:t xml:space="preserve"> </w:t>
+      </w:r>
+      <w:r>
+        <w:rPr>
+          <w:rStyle w:val="FunctionTok"/>
+        </w:rPr>
+        <w:t xml:space="preserve">weighted.mean</w:t>
+      </w:r>
+      <w:r>
+        <w:rPr>
+          <w:rStyle w:val="NormalTok"/>
+        </w:rPr>
+        <w:t xml:space="preserve">(malade, wt_wave4)</w:t>
+      </w:r>
+      <w:r>
+        <w:br/>
+      </w:r>
+      <w:r>
+        <w:rPr>
+          <w:rStyle w:val="NormalTok"/>
+        </w:rPr>
+        <w:t xml:space="preserve">  )</w:t>
+      </w:r>
+      <w:r>
+        <w:br/>
+      </w:r>
+      <w:r>
+        <w:rPr>
+          <w:rStyle w:val="NormalTok"/>
+        </w:rPr>
+        <w:t xml:space="preserve">taux_global</w:t>
+      </w:r>
+    </w:p>
+    <w:p>
+      <w:pPr>
+        <w:pStyle w:val="SourceCode"/>
+      </w:pPr>
+      <w:r>
+        <w:rPr>
+          <w:rStyle w:val="VerbatimChar"/>
+        </w:rPr>
+        <w:t xml:space="preserve">## # A tibble: 1 × 1</w:t>
+      </w:r>
+      <w:r>
+        <w:br/>
+      </w:r>
+      <w:r>
+        <w:rPr>
+          <w:rStyle w:val="VerbatimChar"/>
+        </w:rPr>
+        <w:t xml:space="preserve">##   taux_de_morbidite</w:t>
+      </w:r>
+      <w:r>
+        <w:br/>
+      </w:r>
+      <w:r>
+        <w:rPr>
+          <w:rStyle w:val="VerbatimChar"/>
+        </w:rPr>
+        <w:t xml:space="preserve">##               &lt;dbl&gt;</w:t>
+      </w:r>
+      <w:r>
+        <w:br/>
+      </w:r>
+      <w:r>
+        <w:rPr>
+          <w:rStyle w:val="VerbatimChar"/>
+        </w:rPr>
+        <w:t xml:space="preserve">## 1            0.0866</w:t>
       </w:r>
     </w:p>
     <w:bookmarkEnd w:id="22"/>
@@ -1567,6 +2010,225 @@
       </w:pPr>
       <w:r>
         <w:rPr>
+          <w:rStyle w:val="FunctionTok"/>
+        </w:rPr>
+        <w:t xml:space="preserve">library</w:t>
+      </w:r>
+      <w:r>
+        <w:rPr>
+          <w:rStyle w:val="NormalTok"/>
+        </w:rPr>
+        <w:t xml:space="preserve">(dplyr)</w:t>
+      </w:r>
+      <w:r>
+        <w:br/>
+      </w:r>
+      <w:r>
+        <w:rPr>
+          <w:rStyle w:val="FunctionTok"/>
+        </w:rPr>
+        <w:t xml:space="preserve">library</w:t>
+      </w:r>
+      <w:r>
+        <w:rPr>
+          <w:rStyle w:val="NormalTok"/>
+        </w:rPr>
+        <w:t xml:space="preserve">(survey)</w:t>
+      </w:r>
+      <w:r>
+        <w:br/>
+      </w:r>
+      <w:r>
+        <w:rPr>
+          <w:rStyle w:val="FunctionTok"/>
+        </w:rPr>
+        <w:t xml:space="preserve">library</w:t>
+      </w:r>
+      <w:r>
+        <w:rPr>
+          <w:rStyle w:val="NormalTok"/>
+        </w:rPr>
+        <w:t xml:space="preserve">(scales)</w:t>
+      </w:r>
+      <w:r>
+        <w:br/>
+      </w:r>
+      <w:r>
+        <w:rPr>
+          <w:rStyle w:val="FunctionTok"/>
+        </w:rPr>
+        <w:t xml:space="preserve">library</w:t>
+      </w:r>
+      <w:r>
+        <w:rPr>
+          <w:rStyle w:val="NormalTok"/>
+        </w:rPr>
+        <w:t xml:space="preserve">(knitr)</w:t>
+      </w:r>
+      <w:r>
+        <w:br/>
+      </w:r>
+      <w:r>
+        <w:br/>
+      </w:r>
+      <w:r>
+        <w:rPr>
+          <w:rStyle w:val="CommentTok"/>
+        </w:rPr>
+        <w:t xml:space="preserve"># plan de sondage simple avec poids</w:t>
+      </w:r>
+      <w:r>
+        <w:br/>
+      </w:r>
+      <w:r>
+        <w:rPr>
+          <w:rStyle w:val="NormalTok"/>
+        </w:rPr>
+        <w:t xml:space="preserve">design_morb </w:t>
+      </w:r>
+      <w:r>
+        <w:rPr>
+          <w:rStyle w:val="OtherTok"/>
+        </w:rPr>
+        <w:t xml:space="preserve">&lt;-</w:t>
+      </w:r>
+      <w:r>
+        <w:rPr>
+          <w:rStyle w:val="NormalTok"/>
+        </w:rPr>
+        <w:t xml:space="preserve"> </w:t>
+      </w:r>
+      <w:r>
+        <w:rPr>
+          <w:rStyle w:val="FunctionTok"/>
+        </w:rPr>
+        <w:t xml:space="preserve">svydesign</w:t>
+      </w:r>
+      <w:r>
+        <w:rPr>
+          <w:rStyle w:val="NormalTok"/>
+        </w:rPr>
+        <w:t xml:space="preserve">(</w:t>
+      </w:r>
+      <w:r>
+        <w:br/>
+      </w:r>
+      <w:r>
+        <w:rPr>
+          <w:rStyle w:val="NormalTok"/>
+        </w:rPr>
+        <w:t xml:space="preserve">  </w:t>
+      </w:r>
+      <w:r>
+        <w:rPr>
+          <w:rStyle w:val="AttributeTok"/>
+        </w:rPr>
+        <w:t xml:space="preserve">ids =</w:t>
+      </w:r>
+      <w:r>
+        <w:rPr>
+          <w:rStyle w:val="NormalTok"/>
+        </w:rPr>
+        <w:t xml:space="preserve"> </w:t>
+      </w:r>
+      <w:r>
+        <w:rPr>
+          <w:rStyle w:val="SpecialCharTok"/>
+        </w:rPr>
+        <w:t xml:space="preserve">~</w:t>
+      </w:r>
+      <w:r>
+        <w:rPr>
+          <w:rStyle w:val="DecValTok"/>
+        </w:rPr>
+        <w:t xml:space="preserve">1</w:t>
+      </w:r>
+      <w:r>
+        <w:rPr>
+          <w:rStyle w:val="NormalTok"/>
+        </w:rPr>
+        <w:t xml:space="preserve">,</w:t>
+      </w:r>
+      <w:r>
+        <w:br/>
+      </w:r>
+      <w:r>
+        <w:rPr>
+          <w:rStyle w:val="NormalTok"/>
+        </w:rPr>
+        <w:t xml:space="preserve">  </w:t>
+      </w:r>
+      <w:r>
+        <w:rPr>
+          <w:rStyle w:val="AttributeTok"/>
+        </w:rPr>
+        <w:t xml:space="preserve">weights =</w:t>
+      </w:r>
+      <w:r>
+        <w:rPr>
+          <w:rStyle w:val="NormalTok"/>
+        </w:rPr>
+        <w:t xml:space="preserve"> </w:t>
+      </w:r>
+      <w:r>
+        <w:rPr>
+          <w:rStyle w:val="SpecialCharTok"/>
+        </w:rPr>
+        <w:t xml:space="preserve">~</w:t>
+      </w:r>
+      <w:r>
+        <w:rPr>
+          <w:rStyle w:val="NormalTok"/>
+        </w:rPr>
+        <w:t xml:space="preserve">wt_wave4,</w:t>
+      </w:r>
+      <w:r>
+        <w:br/>
+      </w:r>
+      <w:r>
+        <w:rPr>
+          <w:rStyle w:val="NormalTok"/>
+        </w:rPr>
+        <w:t xml:space="preserve">  </w:t>
+      </w:r>
+      <w:r>
+        <w:rPr>
+          <w:rStyle w:val="AttributeTok"/>
+        </w:rPr>
+        <w:t xml:space="preserve">data =</w:t>
+      </w:r>
+      <w:r>
+        <w:rPr>
+          <w:rStyle w:val="NormalTok"/>
+        </w:rPr>
+        <w:t xml:space="preserve"> data_morb</w:t>
+      </w:r>
+      <w:r>
+        <w:br/>
+      </w:r>
+      <w:r>
+        <w:rPr>
+          <w:rStyle w:val="NormalTok"/>
+        </w:rPr>
+        <w:t xml:space="preserve">)</w:t>
+      </w:r>
+      <w:r>
+        <w:br/>
+      </w:r>
+      <w:r>
+        <w:br/>
+      </w:r>
+      <w:r>
+        <w:rPr>
+          <w:rStyle w:val="CommentTok"/>
+        </w:rPr>
+        <w:t xml:space="preserve"># proportion pondérée par sexe</w:t>
+      </w:r>
+      <w:r>
+        <w:br/>
+      </w:r>
+      <w:r>
+        <w:rPr>
           <w:rStyle w:val="NormalTok"/>
         </w:rPr>
         <w:t xml:space="preserve">tab_sexe </w:t>
@@ -1581,12 +2243,210 @@
         <w:rPr>
           <w:rStyle w:val="NormalTok"/>
         </w:rPr>
-        <w:t xml:space="preserve"> data_morb </w:t>
+        <w:t xml:space="preserve"> </w:t>
+      </w:r>
+      <w:r>
+        <w:rPr>
+          <w:rStyle w:val="FunctionTok"/>
+        </w:rPr>
+        <w:t xml:space="preserve">svyby</w:t>
+      </w:r>
+      <w:r>
+        <w:rPr>
+          <w:rStyle w:val="NormalTok"/>
+        </w:rPr>
+        <w:t xml:space="preserve">(</w:t>
+      </w:r>
+      <w:r>
+        <w:br/>
+      </w:r>
+      <w:r>
+        <w:rPr>
+          <w:rStyle w:val="NormalTok"/>
+        </w:rPr>
+        <w:t xml:space="preserve">  </w:t>
       </w:r>
       <w:r>
         <w:rPr>
           <w:rStyle w:val="SpecialCharTok"/>
         </w:rPr>
+        <w:t xml:space="preserve">~</w:t>
+      </w:r>
+      <w:r>
+        <w:rPr>
+          <w:rStyle w:val="NormalTok"/>
+        </w:rPr>
+        <w:t xml:space="preserve">malade,</w:t>
+      </w:r>
+      <w:r>
+        <w:br/>
+      </w:r>
+      <w:r>
+        <w:rPr>
+          <w:rStyle w:val="NormalTok"/>
+        </w:rPr>
+        <w:t xml:space="preserve">  </w:t>
+      </w:r>
+      <w:r>
+        <w:rPr>
+          <w:rStyle w:val="SpecialCharTok"/>
+        </w:rPr>
+        <w:t xml:space="preserve">~</w:t>
+      </w:r>
+      <w:r>
+        <w:rPr>
+          <w:rStyle w:val="NormalTok"/>
+        </w:rPr>
+        <w:t xml:space="preserve">sexe,</w:t>
+      </w:r>
+      <w:r>
+        <w:br/>
+      </w:r>
+      <w:r>
+        <w:rPr>
+          <w:rStyle w:val="NormalTok"/>
+        </w:rPr>
+        <w:t xml:space="preserve">  </w:t>
+      </w:r>
+      <w:r>
+        <w:rPr>
+          <w:rStyle w:val="AttributeTok"/>
+        </w:rPr>
+        <w:t xml:space="preserve">design =</w:t>
+      </w:r>
+      <w:r>
+        <w:rPr>
+          <w:rStyle w:val="NormalTok"/>
+        </w:rPr>
+        <w:t xml:space="preserve"> design_morb,</w:t>
+      </w:r>
+      <w:r>
+        <w:br/>
+      </w:r>
+      <w:r>
+        <w:rPr>
+          <w:rStyle w:val="NormalTok"/>
+        </w:rPr>
+        <w:t xml:space="preserve">  svyciprop,</w:t>
+      </w:r>
+      <w:r>
+        <w:br/>
+      </w:r>
+      <w:r>
+        <w:rPr>
+          <w:rStyle w:val="NormalTok"/>
+        </w:rPr>
+        <w:t xml:space="preserve">  </w:t>
+      </w:r>
+      <w:r>
+        <w:rPr>
+          <w:rStyle w:val="AttributeTok"/>
+        </w:rPr>
+        <w:t xml:space="preserve">vartype =</w:t>
+      </w:r>
+      <w:r>
+        <w:rPr>
+          <w:rStyle w:val="NormalTok"/>
+        </w:rPr>
+        <w:t xml:space="preserve"> </w:t>
+      </w:r>
+      <w:r>
+        <w:rPr>
+          <w:rStyle w:val="FunctionTok"/>
+        </w:rPr>
+        <w:t xml:space="preserve">c</w:t>
+      </w:r>
+      <w:r>
+        <w:rPr>
+          <w:rStyle w:val="NormalTok"/>
+        </w:rPr>
+        <w:t xml:space="preserve">(</w:t>
+      </w:r>
+      <w:r>
+        <w:rPr>
+          <w:rStyle w:val="StringTok"/>
+        </w:rPr>
+        <w:t xml:space="preserve">"ci"</w:t>
+      </w:r>
+      <w:r>
+        <w:rPr>
+          <w:rStyle w:val="NormalTok"/>
+        </w:rPr>
+        <w:t xml:space="preserve">),</w:t>
+      </w:r>
+      <w:r>
+        <w:br/>
+      </w:r>
+      <w:r>
+        <w:rPr>
+          <w:rStyle w:val="NormalTok"/>
+        </w:rPr>
+        <w:t xml:space="preserve">  </w:t>
+      </w:r>
+      <w:r>
+        <w:rPr>
+          <w:rStyle w:val="AttributeTok"/>
+        </w:rPr>
+        <w:t xml:space="preserve">method =</w:t>
+      </w:r>
+      <w:r>
+        <w:rPr>
+          <w:rStyle w:val="NormalTok"/>
+        </w:rPr>
+        <w:t xml:space="preserve"> </w:t>
+      </w:r>
+      <w:r>
+        <w:rPr>
+          <w:rStyle w:val="StringTok"/>
+        </w:rPr>
+        <w:t xml:space="preserve">"logit"</w:t>
+      </w:r>
+      <w:r>
+        <w:rPr>
+          <w:rStyle w:val="NormalTok"/>
+        </w:rPr>
+        <w:t xml:space="preserve">,</w:t>
+      </w:r>
+      <w:r>
+        <w:br/>
+      </w:r>
+      <w:r>
+        <w:rPr>
+          <w:rStyle w:val="NormalTok"/>
+        </w:rPr>
+        <w:t xml:space="preserve">  </w:t>
+      </w:r>
+      <w:r>
+        <w:rPr>
+          <w:rStyle w:val="AttributeTok"/>
+        </w:rPr>
+        <w:t xml:space="preserve">na.rm =</w:t>
+      </w:r>
+      <w:r>
+        <w:rPr>
+          <w:rStyle w:val="NormalTok"/>
+        </w:rPr>
+        <w:t xml:space="preserve"> </w:t>
+      </w:r>
+      <w:r>
+        <w:rPr>
+          <w:rStyle w:val="ConstantTok"/>
+        </w:rPr>
+        <w:t xml:space="preserve">TRUE</w:t>
+      </w:r>
+      <w:r>
+        <w:br/>
+      </w:r>
+      <w:r>
+        <w:rPr>
+          <w:rStyle w:val="NormalTok"/>
+        </w:rPr>
+        <w:t xml:space="preserve">) </w:t>
+      </w:r>
+      <w:r>
+        <w:rPr>
+          <w:rStyle w:val="SpecialCharTok"/>
+        </w:rPr>
         <w:t xml:space="preserve">%&gt;%</w:t>
       </w:r>
       <w:r>
@@ -1602,13 +2462,13 @@
         <w:rPr>
           <w:rStyle w:val="FunctionTok"/>
         </w:rPr>
-        <w:t xml:space="preserve">group_by</w:t>
-      </w:r>
-      <w:r>
-        <w:rPr>
-          <w:rStyle w:val="NormalTok"/>
-        </w:rPr>
-        <w:t xml:space="preserve">(sexe) </w:t>
+        <w:t xml:space="preserve">as.data.frame</w:t>
+      </w:r>
+      <w:r>
+        <w:rPr>
+          <w:rStyle w:val="NormalTok"/>
+        </w:rPr>
+        <w:t xml:space="preserve">() </w:t>
       </w:r>
       <w:r>
         <w:rPr>
@@ -1629,7 +2489,7 @@
         <w:rPr>
           <w:rStyle w:val="FunctionTok"/>
         </w:rPr>
-        <w:t xml:space="preserve">summarise</w:t>
+        <w:t xml:space="preserve">mutate</w:t>
       </w:r>
       <w:r>
         <w:rPr>
@@ -1650,25 +2510,49 @@
         <w:rPr>
           <w:rStyle w:val="AttributeTok"/>
         </w:rPr>
-        <w:t xml:space="preserve">effectif =</w:t>
-      </w:r>
-      <w:r>
-        <w:rPr>
-          <w:rStyle w:val="NormalTok"/>
-        </w:rPr>
-        <w:t xml:space="preserve"> </w:t>
-      </w:r>
-      <w:r>
-        <w:rPr>
-          <w:rStyle w:val="FunctionTok"/>
-        </w:rPr>
-        <w:t xml:space="preserve">n</w:t>
-      </w:r>
-      <w:r>
-        <w:rPr>
-          <w:rStyle w:val="NormalTok"/>
-        </w:rPr>
-        <w:t xml:space="preserve">(),</w:t>
+        <w:t xml:space="preserve">proportion_pct =</w:t>
+      </w:r>
+      <w:r>
+        <w:rPr>
+          <w:rStyle w:val="NormalTok"/>
+        </w:rPr>
+        <w:t xml:space="preserve"> </w:t>
+      </w:r>
+      <w:r>
+        <w:rPr>
+          <w:rStyle w:val="FunctionTok"/>
+        </w:rPr>
+        <w:t xml:space="preserve">percent</w:t>
+      </w:r>
+      <w:r>
+        <w:rPr>
+          <w:rStyle w:val="NormalTok"/>
+        </w:rPr>
+        <w:t xml:space="preserve">(malade, </w:t>
+      </w:r>
+      <w:r>
+        <w:rPr>
+          <w:rStyle w:val="AttributeTok"/>
+        </w:rPr>
+        <w:t xml:space="preserve">accuracy =</w:t>
+      </w:r>
+      <w:r>
+        <w:rPr>
+          <w:rStyle w:val="NormalTok"/>
+        </w:rPr>
+        <w:t xml:space="preserve"> </w:t>
+      </w:r>
+      <w:r>
+        <w:rPr>
+          <w:rStyle w:val="FloatTok"/>
+        </w:rPr>
+        <w:t xml:space="preserve">0.1</w:t>
+      </w:r>
+      <w:r>
+        <w:rPr>
+          <w:rStyle w:val="NormalTok"/>
+        </w:rPr>
+        <w:t xml:space="preserve">),</w:t>
       </w:r>
       <w:r>
         <w:br/>
@@ -1683,43 +2567,76 @@
         <w:rPr>
           <w:rStyle w:val="AttributeTok"/>
         </w:rPr>
-        <w:t xml:space="preserve">cas =</w:t>
-      </w:r>
-      <w:r>
-        <w:rPr>
-          <w:rStyle w:val="NormalTok"/>
-        </w:rPr>
-        <w:t xml:space="preserve"> </w:t>
-      </w:r>
-      <w:r>
-        <w:rPr>
-          <w:rStyle w:val="FunctionTok"/>
-        </w:rPr>
-        <w:t xml:space="preserve">sum</w:t>
-      </w:r>
-      <w:r>
-        <w:rPr>
-          <w:rStyle w:val="NormalTok"/>
-        </w:rPr>
-        <w:t xml:space="preserve">(malade, </w:t>
-      </w:r>
-      <w:r>
-        <w:rPr>
-          <w:rStyle w:val="AttributeTok"/>
-        </w:rPr>
-        <w:t xml:space="preserve">na.rm =</w:t>
-      </w:r>
-      <w:r>
-        <w:rPr>
-          <w:rStyle w:val="NormalTok"/>
-        </w:rPr>
-        <w:t xml:space="preserve"> </w:t>
-      </w:r>
-      <w:r>
-        <w:rPr>
-          <w:rStyle w:val="ConstantTok"/>
-        </w:rPr>
-        <w:t xml:space="preserve">TRUE</w:t>
+        <w:t xml:space="preserve">IC =</w:t>
+      </w:r>
+      <w:r>
+        <w:rPr>
+          <w:rStyle w:val="NormalTok"/>
+        </w:rPr>
+        <w:t xml:space="preserve"> </w:t>
+      </w:r>
+      <w:r>
+        <w:rPr>
+          <w:rStyle w:val="FunctionTok"/>
+        </w:rPr>
+        <w:t xml:space="preserve">paste0</w:t>
+      </w:r>
+      <w:r>
+        <w:rPr>
+          <w:rStyle w:val="NormalTok"/>
+        </w:rPr>
+        <w:t xml:space="preserve">(</w:t>
+      </w:r>
+      <w:r>
+        <w:br/>
+      </w:r>
+      <w:r>
+        <w:rPr>
+          <w:rStyle w:val="NormalTok"/>
+        </w:rPr>
+        <w:t xml:space="preserve">      </w:t>
+      </w:r>
+      <w:r>
+        <w:rPr>
+          <w:rStyle w:val="StringTok"/>
+        </w:rPr>
+        <w:t xml:space="preserve">"["</w:t>
+      </w:r>
+      <w:r>
+        <w:rPr>
+          <w:rStyle w:val="NormalTok"/>
+        </w:rPr>
+        <w:t xml:space="preserve">, </w:t>
+      </w:r>
+      <w:r>
+        <w:rPr>
+          <w:rStyle w:val="FunctionTok"/>
+        </w:rPr>
+        <w:t xml:space="preserve">percent</w:t>
+      </w:r>
+      <w:r>
+        <w:rPr>
+          <w:rStyle w:val="NormalTok"/>
+        </w:rPr>
+        <w:t xml:space="preserve">(ci_l, </w:t>
+      </w:r>
+      <w:r>
+        <w:rPr>
+          <w:rStyle w:val="AttributeTok"/>
+        </w:rPr>
+        <w:t xml:space="preserve">accuracy =</w:t>
+      </w:r>
+      <w:r>
+        <w:rPr>
+          <w:rStyle w:val="NormalTok"/>
+        </w:rPr>
+        <w:t xml:space="preserve"> </w:t>
+      </w:r>
+      <w:r>
+        <w:rPr>
+          <w:rStyle w:val="FloatTok"/>
+        </w:rPr>
+        <w:t xml:space="preserve">0.1</w:t>
       </w:r>
       <w:r>
         <w:rPr>
@@ -1734,31 +2651,223 @@
         <w:rPr>
           <w:rStyle w:val="NormalTok"/>
         </w:rPr>
+        <w:t xml:space="preserve">      </w:t>
+      </w:r>
+      <w:r>
+        <w:rPr>
+          <w:rStyle w:val="StringTok"/>
+        </w:rPr>
+        <w:t xml:space="preserve">" ; "</w:t>
+      </w:r>
+      <w:r>
+        <w:rPr>
+          <w:rStyle w:val="NormalTok"/>
+        </w:rPr>
+        <w:t xml:space="preserve">, </w:t>
+      </w:r>
+      <w:r>
+        <w:rPr>
+          <w:rStyle w:val="FunctionTok"/>
+        </w:rPr>
+        <w:t xml:space="preserve">percent</w:t>
+      </w:r>
+      <w:r>
+        <w:rPr>
+          <w:rStyle w:val="NormalTok"/>
+        </w:rPr>
+        <w:t xml:space="preserve">(ci_u, </w:t>
+      </w:r>
+      <w:r>
+        <w:rPr>
+          <w:rStyle w:val="AttributeTok"/>
+        </w:rPr>
+        <w:t xml:space="preserve">accuracy =</w:t>
+      </w:r>
+      <w:r>
+        <w:rPr>
+          <w:rStyle w:val="NormalTok"/>
+        </w:rPr>
+        <w:t xml:space="preserve"> </w:t>
+      </w:r>
+      <w:r>
+        <w:rPr>
+          <w:rStyle w:val="FloatTok"/>
+        </w:rPr>
+        <w:t xml:space="preserve">0.1</w:t>
+      </w:r>
+      <w:r>
+        <w:rPr>
+          <w:rStyle w:val="NormalTok"/>
+        </w:rPr>
+        <w:t xml:space="preserve">), </w:t>
+      </w:r>
+      <w:r>
+        <w:rPr>
+          <w:rStyle w:val="StringTok"/>
+        </w:rPr>
+        <w:t xml:space="preserve">"]"</w:t>
+      </w:r>
+      <w:r>
+        <w:br/>
+      </w:r>
+      <w:r>
+        <w:rPr>
+          <w:rStyle w:val="NormalTok"/>
+        </w:rPr>
+        <w:t xml:space="preserve">    )</w:t>
+      </w:r>
+      <w:r>
+        <w:br/>
+      </w:r>
+      <w:r>
+        <w:rPr>
+          <w:rStyle w:val="NormalTok"/>
+        </w:rPr>
+        <w:t xml:space="preserve">  )</w:t>
+      </w:r>
+      <w:r>
+        <w:br/>
+      </w:r>
+      <w:r>
+        <w:br/>
+      </w:r>
+      <w:r>
+        <w:rPr>
+          <w:rStyle w:val="CommentTok"/>
+        </w:rPr>
+        <w:t xml:space="preserve"># affichage</w:t>
+      </w:r>
+      <w:r>
+        <w:br/>
+      </w:r>
+      <w:r>
+        <w:rPr>
+          <w:rStyle w:val="NormalTok"/>
+        </w:rPr>
+        <w:t xml:space="preserve">tab_sexe </w:t>
+      </w:r>
+      <w:r>
+        <w:rPr>
+          <w:rStyle w:val="SpecialCharTok"/>
+        </w:rPr>
+        <w:t xml:space="preserve">%&gt;%</w:t>
+      </w:r>
+      <w:r>
+        <w:br/>
+      </w:r>
+      <w:r>
+        <w:rPr>
+          <w:rStyle w:val="NormalTok"/>
+        </w:rPr>
+        <w:t xml:space="preserve">  </w:t>
+      </w:r>
+      <w:r>
+        <w:rPr>
+          <w:rStyle w:val="FunctionTok"/>
+        </w:rPr>
+        <w:t xml:space="preserve">select</w:t>
+      </w:r>
+      <w:r>
+        <w:rPr>
+          <w:rStyle w:val="NormalTok"/>
+        </w:rPr>
+        <w:t xml:space="preserve">(sexe, proportion_pct, IC) </w:t>
+      </w:r>
+      <w:r>
+        <w:rPr>
+          <w:rStyle w:val="SpecialCharTok"/>
+        </w:rPr>
+        <w:t xml:space="preserve">%&gt;%</w:t>
+      </w:r>
+      <w:r>
+        <w:br/>
+      </w:r>
+      <w:r>
+        <w:rPr>
+          <w:rStyle w:val="NormalTok"/>
+        </w:rPr>
+        <w:t xml:space="preserve">  </w:t>
+      </w:r>
+      <w:r>
+        <w:rPr>
+          <w:rStyle w:val="FunctionTok"/>
+        </w:rPr>
+        <w:t xml:space="preserve">kable</w:t>
+      </w:r>
+      <w:r>
+        <w:rPr>
+          <w:rStyle w:val="NormalTok"/>
+        </w:rPr>
+        <w:t xml:space="preserve">(</w:t>
+      </w:r>
+      <w:r>
+        <w:br/>
+      </w:r>
+      <w:r>
+        <w:rPr>
+          <w:rStyle w:val="NormalTok"/>
+        </w:rPr>
         <w:t xml:space="preserve">    </w:t>
       </w:r>
       <w:r>
         <w:rPr>
           <w:rStyle w:val="AttributeTok"/>
         </w:rPr>
-        <w:t xml:space="preserve">proportion =</w:t>
-      </w:r>
-      <w:r>
-        <w:rPr>
-          <w:rStyle w:val="NormalTok"/>
-        </w:rPr>
-        <w:t xml:space="preserve"> cas </w:t>
-      </w:r>
-      <w:r>
-        <w:rPr>
-          <w:rStyle w:val="SpecialCharTok"/>
-        </w:rPr>
-        <w:t xml:space="preserve">/</w:t>
-      </w:r>
-      <w:r>
-        <w:rPr>
-          <w:rStyle w:val="NormalTok"/>
-        </w:rPr>
-        <w:t xml:space="preserve"> effectif,</w:t>
+        <w:t xml:space="preserve">col.names =</w:t>
+      </w:r>
+      <w:r>
+        <w:rPr>
+          <w:rStyle w:val="NormalTok"/>
+        </w:rPr>
+        <w:t xml:space="preserve"> </w:t>
+      </w:r>
+      <w:r>
+        <w:rPr>
+          <w:rStyle w:val="FunctionTok"/>
+        </w:rPr>
+        <w:t xml:space="preserve">c</w:t>
+      </w:r>
+      <w:r>
+        <w:rPr>
+          <w:rStyle w:val="NormalTok"/>
+        </w:rPr>
+        <w:t xml:space="preserve">(</w:t>
+      </w:r>
+      <w:r>
+        <w:rPr>
+          <w:rStyle w:val="StringTok"/>
+        </w:rPr>
+        <w:t xml:space="preserve">"Sexe"</w:t>
+      </w:r>
+      <w:r>
+        <w:rPr>
+          <w:rStyle w:val="NormalTok"/>
+        </w:rPr>
+        <w:t xml:space="preserve">, </w:t>
+      </w:r>
+      <w:r>
+        <w:rPr>
+          <w:rStyle w:val="StringTok"/>
+        </w:rPr>
+        <w:t xml:space="preserve">"Proportion pondérée"</w:t>
+      </w:r>
+      <w:r>
+        <w:rPr>
+          <w:rStyle w:val="NormalTok"/>
+        </w:rPr>
+        <w:t xml:space="preserve">, </w:t>
+      </w:r>
+      <w:r>
+        <w:rPr>
+          <w:rStyle w:val="StringTok"/>
+        </w:rPr>
+        <w:t xml:space="preserve">"IC à 95%"</w:t>
+      </w:r>
+      <w:r>
+        <w:rPr>
+          <w:rStyle w:val="NormalTok"/>
+        </w:rPr>
+        <w:t xml:space="preserve">),</w:t>
       </w:r>
       <w:r>
         <w:br/>
@@ -1773,121 +2882,7 @@
         <w:rPr>
           <w:rStyle w:val="AttributeTok"/>
         </w:rPr>
-        <w:t xml:space="preserve">IC_low =</w:t>
-      </w:r>
-      <w:r>
-        <w:rPr>
-          <w:rStyle w:val="NormalTok"/>
-        </w:rPr>
-        <w:t xml:space="preserve"> </w:t>
-      </w:r>
-      <w:r>
-        <w:rPr>
-          <w:rStyle w:val="FunctionTok"/>
-        </w:rPr>
-        <w:t xml:space="preserve">prop.test</w:t>
-      </w:r>
-      <w:r>
-        <w:rPr>
-          <w:rStyle w:val="NormalTok"/>
-        </w:rPr>
-        <w:t xml:space="preserve">(cas, effectif)</w:t>
-      </w:r>
-      <w:r>
-        <w:rPr>
-          <w:rStyle w:val="SpecialCharTok"/>
-        </w:rPr>
-        <w:t xml:space="preserve">$</w:t>
-      </w:r>
-      <w:r>
-        <w:rPr>
-          <w:rStyle w:val="NormalTok"/>
-        </w:rPr>
-        <w:t xml:space="preserve">conf.int[</w:t>
-      </w:r>
-      <w:r>
-        <w:rPr>
-          <w:rStyle w:val="DecValTok"/>
-        </w:rPr>
-        <w:t xml:space="preserve">1</w:t>
-      </w:r>
-      <w:r>
-        <w:rPr>
-          <w:rStyle w:val="NormalTok"/>
-        </w:rPr>
-        <w:t xml:space="preserve">],</w:t>
-      </w:r>
-      <w:r>
-        <w:br/>
-      </w:r>
-      <w:r>
-        <w:rPr>
-          <w:rStyle w:val="NormalTok"/>
-        </w:rPr>
-        <w:t xml:space="preserve">    </w:t>
-      </w:r>
-      <w:r>
-        <w:rPr>
-          <w:rStyle w:val="AttributeTok"/>
-        </w:rPr>
-        <w:t xml:space="preserve">IC_up =</w:t>
-      </w:r>
-      <w:r>
-        <w:rPr>
-          <w:rStyle w:val="NormalTok"/>
-        </w:rPr>
-        <w:t xml:space="preserve"> </w:t>
-      </w:r>
-      <w:r>
-        <w:rPr>
-          <w:rStyle w:val="FunctionTok"/>
-        </w:rPr>
-        <w:t xml:space="preserve">prop.test</w:t>
-      </w:r>
-      <w:r>
-        <w:rPr>
-          <w:rStyle w:val="NormalTok"/>
-        </w:rPr>
-        <w:t xml:space="preserve">(cas, effectif)</w:t>
-      </w:r>
-      <w:r>
-        <w:rPr>
-          <w:rStyle w:val="SpecialCharTok"/>
-        </w:rPr>
-        <w:t xml:space="preserve">$</w:t>
-      </w:r>
-      <w:r>
-        <w:rPr>
-          <w:rStyle w:val="NormalTok"/>
-        </w:rPr>
-        <w:t xml:space="preserve">conf.int[</w:t>
-      </w:r>
-      <w:r>
-        <w:rPr>
-          <w:rStyle w:val="DecValTok"/>
-        </w:rPr>
-        <w:t xml:space="preserve">2</w:t>
-      </w:r>
-      <w:r>
-        <w:rPr>
-          <w:rStyle w:val="NormalTok"/>
-        </w:rPr>
-        <w:t xml:space="preserve">],</w:t>
-      </w:r>
-      <w:r>
-        <w:br/>
-      </w:r>
-      <w:r>
-        <w:rPr>
-          <w:rStyle w:val="NormalTok"/>
-        </w:rPr>
-        <w:t xml:space="preserve">    </w:t>
-      </w:r>
-      <w:r>
-        <w:rPr>
-          <w:rStyle w:val="AttributeTok"/>
-        </w:rPr>
-        <w:t xml:space="preserve">.groups =</w:t>
+        <w:t xml:space="preserve">caption =</w:t>
       </w:r>
       <w:r>
         <w:rPr>
@@ -1899,445 +2894,7 @@
         <w:rPr>
           <w:rStyle w:val="StringTok"/>
         </w:rPr>
-        <w:t xml:space="preserve">"drop"</w:t>
-      </w:r>
-      <w:r>
-        <w:br/>
-      </w:r>
-      <w:r>
-        <w:rPr>
-          <w:rStyle w:val="NormalTok"/>
-        </w:rPr>
-        <w:t xml:space="preserve">  ) </w:t>
-      </w:r>
-      <w:r>
-        <w:rPr>
-          <w:rStyle w:val="SpecialCharTok"/>
-        </w:rPr>
-        <w:t xml:space="preserve">%&gt;%</w:t>
-      </w:r>
-      <w:r>
-        <w:br/>
-      </w:r>
-      <w:r>
-        <w:rPr>
-          <w:rStyle w:val="NormalTok"/>
-        </w:rPr>
-        <w:t xml:space="preserve">  </w:t>
-      </w:r>
-      <w:r>
-        <w:rPr>
-          <w:rStyle w:val="FunctionTok"/>
-        </w:rPr>
-        <w:t xml:space="preserve">mutate</w:t>
-      </w:r>
-      <w:r>
-        <w:rPr>
-          <w:rStyle w:val="NormalTok"/>
-        </w:rPr>
-        <w:t xml:space="preserve">(</w:t>
-      </w:r>
-      <w:r>
-        <w:br/>
-      </w:r>
-      <w:r>
-        <w:rPr>
-          <w:rStyle w:val="NormalTok"/>
-        </w:rPr>
-        <w:t xml:space="preserve">    </w:t>
-      </w:r>
-      <w:r>
-        <w:rPr>
-          <w:rStyle w:val="AttributeTok"/>
-        </w:rPr>
-        <w:t xml:space="preserve">proportion_pct =</w:t>
-      </w:r>
-      <w:r>
-        <w:rPr>
-          <w:rStyle w:val="NormalTok"/>
-        </w:rPr>
-        <w:t xml:space="preserve"> </w:t>
-      </w:r>
-      <w:r>
-        <w:rPr>
-          <w:rStyle w:val="FunctionTok"/>
-        </w:rPr>
-        <w:t xml:space="preserve">percent</w:t>
-      </w:r>
-      <w:r>
-        <w:rPr>
-          <w:rStyle w:val="NormalTok"/>
-        </w:rPr>
-        <w:t xml:space="preserve">(proportion, </w:t>
-      </w:r>
-      <w:r>
-        <w:rPr>
-          <w:rStyle w:val="AttributeTok"/>
-        </w:rPr>
-        <w:t xml:space="preserve">accuracy =</w:t>
-      </w:r>
-      <w:r>
-        <w:rPr>
-          <w:rStyle w:val="NormalTok"/>
-        </w:rPr>
-        <w:t xml:space="preserve"> </w:t>
-      </w:r>
-      <w:r>
-        <w:rPr>
-          <w:rStyle w:val="FloatTok"/>
-        </w:rPr>
-        <w:t xml:space="preserve">0.1</w:t>
-      </w:r>
-      <w:r>
-        <w:rPr>
-          <w:rStyle w:val="NormalTok"/>
-        </w:rPr>
-        <w:t xml:space="preserve">),</w:t>
-      </w:r>
-      <w:r>
-        <w:br/>
-      </w:r>
-      <w:r>
-        <w:rPr>
-          <w:rStyle w:val="NormalTok"/>
-        </w:rPr>
-        <w:t xml:space="preserve">    </w:t>
-      </w:r>
-      <w:r>
-        <w:rPr>
-          <w:rStyle w:val="AttributeTok"/>
-        </w:rPr>
-        <w:t xml:space="preserve">IC =</w:t>
-      </w:r>
-      <w:r>
-        <w:rPr>
-          <w:rStyle w:val="NormalTok"/>
-        </w:rPr>
-        <w:t xml:space="preserve"> </w:t>
-      </w:r>
-      <w:r>
-        <w:rPr>
-          <w:rStyle w:val="FunctionTok"/>
-        </w:rPr>
-        <w:t xml:space="preserve">paste0</w:t>
-      </w:r>
-      <w:r>
-        <w:rPr>
-          <w:rStyle w:val="NormalTok"/>
-        </w:rPr>
-        <w:t xml:space="preserve">(</w:t>
-      </w:r>
-      <w:r>
-        <w:rPr>
-          <w:rStyle w:val="StringTok"/>
-        </w:rPr>
-        <w:t xml:space="preserve">"["</w:t>
-      </w:r>
-      <w:r>
-        <w:rPr>
-          <w:rStyle w:val="NormalTok"/>
-        </w:rPr>
-        <w:t xml:space="preserve">, </w:t>
-      </w:r>
-      <w:r>
-        <w:rPr>
-          <w:rStyle w:val="FunctionTok"/>
-        </w:rPr>
-        <w:t xml:space="preserve">percent</w:t>
-      </w:r>
-      <w:r>
-        <w:rPr>
-          <w:rStyle w:val="NormalTok"/>
-        </w:rPr>
-        <w:t xml:space="preserve">(IC_low, </w:t>
-      </w:r>
-      <w:r>
-        <w:rPr>
-          <w:rStyle w:val="AttributeTok"/>
-        </w:rPr>
-        <w:t xml:space="preserve">accuracy =</w:t>
-      </w:r>
-      <w:r>
-        <w:rPr>
-          <w:rStyle w:val="NormalTok"/>
-        </w:rPr>
-        <w:t xml:space="preserve"> </w:t>
-      </w:r>
-      <w:r>
-        <w:rPr>
-          <w:rStyle w:val="FloatTok"/>
-        </w:rPr>
-        <w:t xml:space="preserve">0.1</w:t>
-      </w:r>
-      <w:r>
-        <w:rPr>
-          <w:rStyle w:val="NormalTok"/>
-        </w:rPr>
-        <w:t xml:space="preserve">), </w:t>
-      </w:r>
-      <w:r>
-        <w:rPr>
-          <w:rStyle w:val="StringTok"/>
-        </w:rPr>
-        <w:t xml:space="preserve">" ; "</w:t>
-      </w:r>
-      <w:r>
-        <w:rPr>
-          <w:rStyle w:val="NormalTok"/>
-        </w:rPr>
-        <w:t xml:space="preserve">, </w:t>
-      </w:r>
-      <w:r>
-        <w:rPr>
-          <w:rStyle w:val="FunctionTok"/>
-        </w:rPr>
-        <w:t xml:space="preserve">percent</w:t>
-      </w:r>
-      <w:r>
-        <w:rPr>
-          <w:rStyle w:val="NormalTok"/>
-        </w:rPr>
-        <w:t xml:space="preserve">(IC_up, </w:t>
-      </w:r>
-      <w:r>
-        <w:rPr>
-          <w:rStyle w:val="AttributeTok"/>
-        </w:rPr>
-        <w:t xml:space="preserve">accuracy =</w:t>
-      </w:r>
-      <w:r>
-        <w:rPr>
-          <w:rStyle w:val="NormalTok"/>
-        </w:rPr>
-        <w:t xml:space="preserve"> </w:t>
-      </w:r>
-      <w:r>
-        <w:rPr>
-          <w:rStyle w:val="FloatTok"/>
-        </w:rPr>
-        <w:t xml:space="preserve">0.1</w:t>
-      </w:r>
-      <w:r>
-        <w:rPr>
-          <w:rStyle w:val="NormalTok"/>
-        </w:rPr>
-        <w:t xml:space="preserve">), </w:t>
-      </w:r>
-      <w:r>
-        <w:rPr>
-          <w:rStyle w:val="StringTok"/>
-        </w:rPr>
-        <w:t xml:space="preserve">"]"</w:t>
-      </w:r>
-      <w:r>
-        <w:rPr>
-          <w:rStyle w:val="NormalTok"/>
-        </w:rPr>
-        <w:t xml:space="preserve">)</w:t>
-      </w:r>
-      <w:r>
-        <w:br/>
-      </w:r>
-      <w:r>
-        <w:rPr>
-          <w:rStyle w:val="NormalTok"/>
-        </w:rPr>
-        <w:t xml:space="preserve">  )</w:t>
-      </w:r>
-      <w:r>
-        <w:br/>
-      </w:r>
-      <w:r>
-        <w:br/>
-      </w:r>
-      <w:r>
-        <w:rPr>
-          <w:rStyle w:val="CommentTok"/>
-        </w:rPr>
-        <w:t xml:space="preserve"># Affichage du tableau</w:t>
-      </w:r>
-      <w:r>
-        <w:br/>
-      </w:r>
-      <w:r>
-        <w:rPr>
-          <w:rStyle w:val="NormalTok"/>
-        </w:rPr>
-        <w:t xml:space="preserve">tab_sexe </w:t>
-      </w:r>
-      <w:r>
-        <w:rPr>
-          <w:rStyle w:val="SpecialCharTok"/>
-        </w:rPr>
-        <w:t xml:space="preserve">%&gt;%</w:t>
-      </w:r>
-      <w:r>
-        <w:br/>
-      </w:r>
-      <w:r>
-        <w:rPr>
-          <w:rStyle w:val="NormalTok"/>
-        </w:rPr>
-        <w:t xml:space="preserve">  </w:t>
-      </w:r>
-      <w:r>
-        <w:rPr>
-          <w:rStyle w:val="FunctionTok"/>
-        </w:rPr>
-        <w:t xml:space="preserve">select</w:t>
-      </w:r>
-      <w:r>
-        <w:rPr>
-          <w:rStyle w:val="NormalTok"/>
-        </w:rPr>
-        <w:t xml:space="preserve">(sexe, effectif, cas, proportion_pct, IC) </w:t>
-      </w:r>
-      <w:r>
-        <w:rPr>
-          <w:rStyle w:val="SpecialCharTok"/>
-        </w:rPr>
-        <w:t xml:space="preserve">%&gt;%</w:t>
-      </w:r>
-      <w:r>
-        <w:br/>
-      </w:r>
-      <w:r>
-        <w:rPr>
-          <w:rStyle w:val="NormalTok"/>
-        </w:rPr>
-        <w:t xml:space="preserve">  </w:t>
-      </w:r>
-      <w:r>
-        <w:rPr>
-          <w:rStyle w:val="FunctionTok"/>
-        </w:rPr>
-        <w:t xml:space="preserve">kable</w:t>
-      </w:r>
-      <w:r>
-        <w:rPr>
-          <w:rStyle w:val="NormalTok"/>
-        </w:rPr>
-        <w:t xml:space="preserve">(</w:t>
-      </w:r>
-      <w:r>
-        <w:br/>
-      </w:r>
-      <w:r>
-        <w:rPr>
-          <w:rStyle w:val="NormalTok"/>
-        </w:rPr>
-        <w:t xml:space="preserve">    </w:t>
-      </w:r>
-      <w:r>
-        <w:rPr>
-          <w:rStyle w:val="AttributeTok"/>
-        </w:rPr>
-        <w:t xml:space="preserve">col.names =</w:t>
-      </w:r>
-      <w:r>
-        <w:rPr>
-          <w:rStyle w:val="NormalTok"/>
-        </w:rPr>
-        <w:t xml:space="preserve"> </w:t>
-      </w:r>
-      <w:r>
-        <w:rPr>
-          <w:rStyle w:val="FunctionTok"/>
-        </w:rPr>
-        <w:t xml:space="preserve">c</w:t>
-      </w:r>
-      <w:r>
-        <w:rPr>
-          <w:rStyle w:val="NormalTok"/>
-        </w:rPr>
-        <w:t xml:space="preserve">(</w:t>
-      </w:r>
-      <w:r>
-        <w:rPr>
-          <w:rStyle w:val="StringTok"/>
-        </w:rPr>
-        <w:t xml:space="preserve">"Sexe"</w:t>
-      </w:r>
-      <w:r>
-        <w:rPr>
-          <w:rStyle w:val="NormalTok"/>
-        </w:rPr>
-        <w:t xml:space="preserve">, </w:t>
-      </w:r>
-      <w:r>
-        <w:rPr>
-          <w:rStyle w:val="StringTok"/>
-        </w:rPr>
-        <w:t xml:space="preserve">"Effectif"</w:t>
-      </w:r>
-      <w:r>
-        <w:rPr>
-          <w:rStyle w:val="NormalTok"/>
-        </w:rPr>
-        <w:t xml:space="preserve">, </w:t>
-      </w:r>
-      <w:r>
-        <w:rPr>
-          <w:rStyle w:val="StringTok"/>
-        </w:rPr>
-        <w:t xml:space="preserve">"Cas"</w:t>
-      </w:r>
-      <w:r>
-        <w:rPr>
-          <w:rStyle w:val="NormalTok"/>
-        </w:rPr>
-        <w:t xml:space="preserve">, </w:t>
-      </w:r>
-      <w:r>
-        <w:rPr>
-          <w:rStyle w:val="StringTok"/>
-        </w:rPr>
-        <w:t xml:space="preserve">"Proportion"</w:t>
-      </w:r>
-      <w:r>
-        <w:rPr>
-          <w:rStyle w:val="NormalTok"/>
-        </w:rPr>
-        <w:t xml:space="preserve">, </w:t>
-      </w:r>
-      <w:r>
-        <w:rPr>
-          <w:rStyle w:val="StringTok"/>
-        </w:rPr>
-        <w:t xml:space="preserve">"IC à 95%"</w:t>
-      </w:r>
-      <w:r>
-        <w:rPr>
-          <w:rStyle w:val="NormalTok"/>
-        </w:rPr>
-        <w:t xml:space="preserve">),</w:t>
-      </w:r>
-      <w:r>
-        <w:br/>
-      </w:r>
-      <w:r>
-        <w:rPr>
-          <w:rStyle w:val="NormalTok"/>
-        </w:rPr>
-        <w:t xml:space="preserve">    </w:t>
-      </w:r>
-      <w:r>
-        <w:rPr>
-          <w:rStyle w:val="AttributeTok"/>
-        </w:rPr>
-        <w:t xml:space="preserve">caption =</w:t>
-      </w:r>
-      <w:r>
-        <w:rPr>
-          <w:rStyle w:val="NormalTok"/>
-        </w:rPr>
-        <w:t xml:space="preserve"> </w:t>
-      </w:r>
-      <w:r>
-        <w:rPr>
-          <w:rStyle w:val="StringTok"/>
-        </w:rPr>
-        <w:t xml:space="preserve">"Taux de morbidité par sexe"</w:t>
+        <w:t xml:space="preserve">"Taux de morbidité par sexe (pondéré)"</w:t>
       </w:r>
       <w:r>
         <w:br/>
@@ -2354,7 +2911,7 @@
         <w:pStyle w:val="TableCaption"/>
       </w:pPr>
       <w:r>
-        <w:t xml:space="preserve">Taux de morbidité par sexe</w:t>
+        <w:t xml:space="preserve">Taux de morbidité par sexe (pondéré)</w:t>
       </w:r>
     </w:p>
     <w:tbl>
@@ -2362,19 +2919,26 @@
         <w:tblStyle w:val="Table"/>
         <w:tblW w:type="auto" w:w="0"/>
         <w:tblLook w:firstRow="1" w:lastRow="0" w:firstColumn="0" w:lastColumn="0" w:noHBand="0" w:noVBand="0" w:val="0020"/>
-        <w:tblCaption w:val="Taux de morbidité par sexe"/>
+        <w:tblCaption w:val="Taux de morbidité par sexe (pondéré)"/>
       </w:tblPr>
       <w:tblGrid>
-        <w:gridCol w:w="1584"/>
-        <w:gridCol w:w="1584"/>
-        <w:gridCol w:w="1584"/>
-        <w:gridCol w:w="1584"/>
-        <w:gridCol w:w="1584"/>
+        <w:gridCol w:w="1980"/>
+        <w:gridCol w:w="1980"/>
+        <w:gridCol w:w="1980"/>
+        <w:gridCol w:w="1980"/>
       </w:tblGrid>
       <w:tr>
         <w:trPr>
           <w:tblHeader w:val="on"/>
         </w:trPr>
+        <w:tc>
+          <w:tcPr/>
+          <w:p>
+            <w:pPr>
+              <w:pStyle w:val="Compact"/>
+            </w:pPr>
+          </w:p>
+        </w:tc>
         <w:tc>
           <w:tcPr/>
           <w:p>
@@ -2392,34 +2956,10 @@
           <w:p>
             <w:pPr>
               <w:pStyle w:val="Compact"/>
-              <w:jc w:val="right"/>
-            </w:pPr>
-            <w:r>
-              <w:t xml:space="preserve">Effectif</w:t>
-            </w:r>
-          </w:p>
-        </w:tc>
-        <w:tc>
-          <w:tcPr/>
-          <w:p>
-            <w:pPr>
-              <w:pStyle w:val="Compact"/>
-              <w:jc w:val="right"/>
-            </w:pPr>
-            <w:r>
-              <w:t xml:space="preserve">Cas</w:t>
-            </w:r>
-          </w:p>
-        </w:tc>
-        <w:tc>
-          <w:tcPr/>
-          <w:p>
-            <w:pPr>
-              <w:pStyle w:val="Compact"/>
               <w:jc w:val="left"/>
             </w:pPr>
             <w:r>
-              <w:t xml:space="preserve">Proportion</w:t>
+              <w:t xml:space="preserve">Proportion pondérée</w:t>
             </w:r>
           </w:p>
         </w:tc>
@@ -2454,22 +2994,10 @@
           <w:p>
             <w:pPr>
               <w:pStyle w:val="Compact"/>
-              <w:jc w:val="right"/>
+              <w:jc w:val="left"/>
             </w:pPr>
             <w:r>
-              <w:t xml:space="preserve">11134</w:t>
-            </w:r>
-          </w:p>
-        </w:tc>
-        <w:tc>
-          <w:tcPr/>
-          <w:p>
-            <w:pPr>
-              <w:pStyle w:val="Compact"/>
-              <w:jc w:val="right"/>
-            </w:pPr>
-            <w:r>
-              <w:t xml:space="preserve">930</w:t>
+              <w:t xml:space="preserve">1. MALE</w:t>
             </w:r>
           </w:p>
         </w:tc>
@@ -2481,7 +3009,7 @@
               <w:jc w:val="left"/>
             </w:pPr>
             <w:r>
-              <w:t xml:space="preserve">8.4%</w:t>
+              <w:t xml:space="preserve">8.2%</w:t>
             </w:r>
           </w:p>
         </w:tc>
@@ -2493,7 +3021,7 @@
               <w:jc w:val="left"/>
             </w:pPr>
             <w:r>
-              <w:t xml:space="preserve">[7.8% ; 8.9%]</w:t>
+              <w:t xml:space="preserve">[7.4% ; 8.9%]</w:t>
             </w:r>
           </w:p>
         </w:tc>
@@ -2516,22 +3044,10 @@
           <w:p>
             <w:pPr>
               <w:pStyle w:val="Compact"/>
-              <w:jc w:val="right"/>
+              <w:jc w:val="left"/>
             </w:pPr>
             <w:r>
-              <w:t xml:space="preserve">11037</w:t>
-            </w:r>
-          </w:p>
-        </w:tc>
-        <w:tc>
-          <w:tcPr/>
-          <w:p>
-            <w:pPr>
-              <w:pStyle w:val="Compact"/>
-              <w:jc w:val="right"/>
-            </w:pPr>
-            <w:r>
-              <w:t xml:space="preserve">1135</w:t>
+              <w:t xml:space="preserve">2. FEMALE</w:t>
             </w:r>
           </w:p>
         </w:tc>
@@ -2543,7 +3059,7 @@
               <w:jc w:val="left"/>
             </w:pPr>
             <w:r>
-              <w:t xml:space="preserve">10.3%</w:t>
+              <w:t xml:space="preserve">9.2%</w:t>
             </w:r>
           </w:p>
         </w:tc>
@@ -2555,7 +3071,7 @@
               <w:jc w:val="left"/>
             </w:pPr>
             <w:r>
-              <w:t xml:space="preserve">[9.7% ; 10.9%]</w:t>
+              <w:t xml:space="preserve">[8.5% ; 9.9%]</w:t>
             </w:r>
           </w:p>
         </w:tc>
@@ -2566,7 +3082,7 @@
         <w:pStyle w:val="BodyText"/>
       </w:pPr>
       <w:r>
-        <w:t xml:space="preserve">Le tableau ci-dessus montre que le taux de morbidité est de 8,4% dans la sous-population des individus de sexe masculin tandis qu’il est de 10,3% dans les individus de sexe féminin.</w:t>
+        <w:t xml:space="preserve">Le tableau ci-dessus montre que le taux de morbidité est de 8,2% dans la sous-population des individus de sexe masculin tandis qu’il est de 9,2% dans les individus de sexe féminin.</w:t>
       </w:r>
     </w:p>
     <w:bookmarkEnd w:id="23"/>
@@ -2629,7 +3145,7 @@
         <w:rPr>
           <w:rStyle w:val="NormalTok"/>
         </w:rPr>
-        <w:t xml:space="preserve"> proportion)) </w:t>
+        <w:t xml:space="preserve"> malade)) </w:t>
       </w:r>
       <w:r>
         <w:rPr>
@@ -2755,7 +3271,7 @@
         <w:rPr>
           <w:rStyle w:val="NormalTok"/>
         </w:rPr>
-        <w:t xml:space="preserve"> IC_low, </w:t>
+        <w:t xml:space="preserve"> ci_l, </w:t>
       </w:r>
       <w:r>
         <w:rPr>
@@ -2767,7 +3283,7 @@
         <w:rPr>
           <w:rStyle w:val="NormalTok"/>
         </w:rPr>
-        <w:t xml:space="preserve"> IC_up), </w:t>
+        <w:t xml:space="preserve"> ci_u), </w:t>
       </w:r>
       <w:r>
         <w:rPr>
@@ -3235,12 +3751,210 @@
         <w:rPr>
           <w:rStyle w:val="NormalTok"/>
         </w:rPr>
-        <w:t xml:space="preserve"> data_morb </w:t>
+        <w:t xml:space="preserve"> </w:t>
+      </w:r>
+      <w:r>
+        <w:rPr>
+          <w:rStyle w:val="FunctionTok"/>
+        </w:rPr>
+        <w:t xml:space="preserve">svyby</w:t>
+      </w:r>
+      <w:r>
+        <w:rPr>
+          <w:rStyle w:val="NormalTok"/>
+        </w:rPr>
+        <w:t xml:space="preserve">(</w:t>
+      </w:r>
+      <w:r>
+        <w:br/>
+      </w:r>
+      <w:r>
+        <w:rPr>
+          <w:rStyle w:val="NormalTok"/>
+        </w:rPr>
+        <w:t xml:space="preserve">  </w:t>
       </w:r>
       <w:r>
         <w:rPr>
           <w:rStyle w:val="SpecialCharTok"/>
         </w:rPr>
+        <w:t xml:space="preserve">~</w:t>
+      </w:r>
+      <w:r>
+        <w:rPr>
+          <w:rStyle w:val="NormalTok"/>
+        </w:rPr>
+        <w:t xml:space="preserve">malade,</w:t>
+      </w:r>
+      <w:r>
+        <w:br/>
+      </w:r>
+      <w:r>
+        <w:rPr>
+          <w:rStyle w:val="NormalTok"/>
+        </w:rPr>
+        <w:t xml:space="preserve">  </w:t>
+      </w:r>
+      <w:r>
+        <w:rPr>
+          <w:rStyle w:val="SpecialCharTok"/>
+        </w:rPr>
+        <w:t xml:space="preserve">~</w:t>
+      </w:r>
+      <w:r>
+        <w:rPr>
+          <w:rStyle w:val="NormalTok"/>
+        </w:rPr>
+        <w:t xml:space="preserve">groupe_age,</w:t>
+      </w:r>
+      <w:r>
+        <w:br/>
+      </w:r>
+      <w:r>
+        <w:rPr>
+          <w:rStyle w:val="NormalTok"/>
+        </w:rPr>
+        <w:t xml:space="preserve">  </w:t>
+      </w:r>
+      <w:r>
+        <w:rPr>
+          <w:rStyle w:val="AttributeTok"/>
+        </w:rPr>
+        <w:t xml:space="preserve">design =</w:t>
+      </w:r>
+      <w:r>
+        <w:rPr>
+          <w:rStyle w:val="NormalTok"/>
+        </w:rPr>
+        <w:t xml:space="preserve"> design_morb,</w:t>
+      </w:r>
+      <w:r>
+        <w:br/>
+      </w:r>
+      <w:r>
+        <w:rPr>
+          <w:rStyle w:val="NormalTok"/>
+        </w:rPr>
+        <w:t xml:space="preserve">  svyciprop,</w:t>
+      </w:r>
+      <w:r>
+        <w:br/>
+      </w:r>
+      <w:r>
+        <w:rPr>
+          <w:rStyle w:val="NormalTok"/>
+        </w:rPr>
+        <w:t xml:space="preserve">  </w:t>
+      </w:r>
+      <w:r>
+        <w:rPr>
+          <w:rStyle w:val="AttributeTok"/>
+        </w:rPr>
+        <w:t xml:space="preserve">vartype =</w:t>
+      </w:r>
+      <w:r>
+        <w:rPr>
+          <w:rStyle w:val="NormalTok"/>
+        </w:rPr>
+        <w:t xml:space="preserve"> </w:t>
+      </w:r>
+      <w:r>
+        <w:rPr>
+          <w:rStyle w:val="FunctionTok"/>
+        </w:rPr>
+        <w:t xml:space="preserve">c</w:t>
+      </w:r>
+      <w:r>
+        <w:rPr>
+          <w:rStyle w:val="NormalTok"/>
+        </w:rPr>
+        <w:t xml:space="preserve">(</w:t>
+      </w:r>
+      <w:r>
+        <w:rPr>
+          <w:rStyle w:val="StringTok"/>
+        </w:rPr>
+        <w:t xml:space="preserve">"ci"</w:t>
+      </w:r>
+      <w:r>
+        <w:rPr>
+          <w:rStyle w:val="NormalTok"/>
+        </w:rPr>
+        <w:t xml:space="preserve">),</w:t>
+      </w:r>
+      <w:r>
+        <w:br/>
+      </w:r>
+      <w:r>
+        <w:rPr>
+          <w:rStyle w:val="NormalTok"/>
+        </w:rPr>
+        <w:t xml:space="preserve">  </w:t>
+      </w:r>
+      <w:r>
+        <w:rPr>
+          <w:rStyle w:val="AttributeTok"/>
+        </w:rPr>
+        <w:t xml:space="preserve">method =</w:t>
+      </w:r>
+      <w:r>
+        <w:rPr>
+          <w:rStyle w:val="NormalTok"/>
+        </w:rPr>
+        <w:t xml:space="preserve"> </w:t>
+      </w:r>
+      <w:r>
+        <w:rPr>
+          <w:rStyle w:val="StringTok"/>
+        </w:rPr>
+        <w:t xml:space="preserve">"logit"</w:t>
+      </w:r>
+      <w:r>
+        <w:rPr>
+          <w:rStyle w:val="NormalTok"/>
+        </w:rPr>
+        <w:t xml:space="preserve">,</w:t>
+      </w:r>
+      <w:r>
+        <w:br/>
+      </w:r>
+      <w:r>
+        <w:rPr>
+          <w:rStyle w:val="NormalTok"/>
+        </w:rPr>
+        <w:t xml:space="preserve">  </w:t>
+      </w:r>
+      <w:r>
+        <w:rPr>
+          <w:rStyle w:val="AttributeTok"/>
+        </w:rPr>
+        <w:t xml:space="preserve">na.rm =</w:t>
+      </w:r>
+      <w:r>
+        <w:rPr>
+          <w:rStyle w:val="NormalTok"/>
+        </w:rPr>
+        <w:t xml:space="preserve"> </w:t>
+      </w:r>
+      <w:r>
+        <w:rPr>
+          <w:rStyle w:val="ConstantTok"/>
+        </w:rPr>
+        <w:t xml:space="preserve">TRUE</w:t>
+      </w:r>
+      <w:r>
+        <w:br/>
+      </w:r>
+      <w:r>
+        <w:rPr>
+          <w:rStyle w:val="NormalTok"/>
+        </w:rPr>
+        <w:t xml:space="preserve">) </w:t>
+      </w:r>
+      <w:r>
+        <w:rPr>
+          <w:rStyle w:val="SpecialCharTok"/>
+        </w:rPr>
         <w:t xml:space="preserve">%&gt;%</w:t>
       </w:r>
       <w:r>
@@ -3256,13 +3970,13 @@
         <w:rPr>
           <w:rStyle w:val="FunctionTok"/>
         </w:rPr>
-        <w:t xml:space="preserve">group_by</w:t>
-      </w:r>
-      <w:r>
-        <w:rPr>
-          <w:rStyle w:val="NormalTok"/>
-        </w:rPr>
-        <w:t xml:space="preserve">(groupe_age) </w:t>
+        <w:t xml:space="preserve">as.data.frame</w:t>
+      </w:r>
+      <w:r>
+        <w:rPr>
+          <w:rStyle w:val="NormalTok"/>
+        </w:rPr>
+        <w:t xml:space="preserve">() </w:t>
       </w:r>
       <w:r>
         <w:rPr>
@@ -3283,7 +3997,7 @@
         <w:rPr>
           <w:rStyle w:val="FunctionTok"/>
         </w:rPr>
-        <w:t xml:space="preserve">summarise</w:t>
+        <w:t xml:space="preserve">mutate</w:t>
       </w:r>
       <w:r>
         <w:rPr>
@@ -3304,25 +4018,49 @@
         <w:rPr>
           <w:rStyle w:val="AttributeTok"/>
         </w:rPr>
-        <w:t xml:space="preserve">effectif =</w:t>
-      </w:r>
-      <w:r>
-        <w:rPr>
-          <w:rStyle w:val="NormalTok"/>
-        </w:rPr>
-        <w:t xml:space="preserve"> </w:t>
-      </w:r>
-      <w:r>
-        <w:rPr>
-          <w:rStyle w:val="FunctionTok"/>
-        </w:rPr>
-        <w:t xml:space="preserve">n</w:t>
-      </w:r>
-      <w:r>
-        <w:rPr>
-          <w:rStyle w:val="NormalTok"/>
-        </w:rPr>
-        <w:t xml:space="preserve">(),</w:t>
+        <w:t xml:space="preserve">proportion_pct =</w:t>
+      </w:r>
+      <w:r>
+        <w:rPr>
+          <w:rStyle w:val="NormalTok"/>
+        </w:rPr>
+        <w:t xml:space="preserve"> </w:t>
+      </w:r>
+      <w:r>
+        <w:rPr>
+          <w:rStyle w:val="FunctionTok"/>
+        </w:rPr>
+        <w:t xml:space="preserve">percent</w:t>
+      </w:r>
+      <w:r>
+        <w:rPr>
+          <w:rStyle w:val="NormalTok"/>
+        </w:rPr>
+        <w:t xml:space="preserve">(malade, </w:t>
+      </w:r>
+      <w:r>
+        <w:rPr>
+          <w:rStyle w:val="AttributeTok"/>
+        </w:rPr>
+        <w:t xml:space="preserve">accuracy =</w:t>
+      </w:r>
+      <w:r>
+        <w:rPr>
+          <w:rStyle w:val="NormalTok"/>
+        </w:rPr>
+        <w:t xml:space="preserve"> </w:t>
+      </w:r>
+      <w:r>
+        <w:rPr>
+          <w:rStyle w:val="FloatTok"/>
+        </w:rPr>
+        <w:t xml:space="preserve">0.1</w:t>
+      </w:r>
+      <w:r>
+        <w:rPr>
+          <w:rStyle w:val="NormalTok"/>
+        </w:rPr>
+        <w:t xml:space="preserve">),</w:t>
       </w:r>
       <w:r>
         <w:br/>
@@ -3337,43 +4075,76 @@
         <w:rPr>
           <w:rStyle w:val="AttributeTok"/>
         </w:rPr>
-        <w:t xml:space="preserve">cas =</w:t>
-      </w:r>
-      <w:r>
-        <w:rPr>
-          <w:rStyle w:val="NormalTok"/>
-        </w:rPr>
-        <w:t xml:space="preserve"> </w:t>
-      </w:r>
-      <w:r>
-        <w:rPr>
-          <w:rStyle w:val="FunctionTok"/>
-        </w:rPr>
-        <w:t xml:space="preserve">sum</w:t>
-      </w:r>
-      <w:r>
-        <w:rPr>
-          <w:rStyle w:val="NormalTok"/>
-        </w:rPr>
-        <w:t xml:space="preserve">(malade, </w:t>
-      </w:r>
-      <w:r>
-        <w:rPr>
-          <w:rStyle w:val="AttributeTok"/>
-        </w:rPr>
-        <w:t xml:space="preserve">na.rm =</w:t>
-      </w:r>
-      <w:r>
-        <w:rPr>
-          <w:rStyle w:val="NormalTok"/>
-        </w:rPr>
-        <w:t xml:space="preserve"> </w:t>
-      </w:r>
-      <w:r>
-        <w:rPr>
-          <w:rStyle w:val="ConstantTok"/>
-        </w:rPr>
-        <w:t xml:space="preserve">TRUE</w:t>
+        <w:t xml:space="preserve">IC =</w:t>
+      </w:r>
+      <w:r>
+        <w:rPr>
+          <w:rStyle w:val="NormalTok"/>
+        </w:rPr>
+        <w:t xml:space="preserve"> </w:t>
+      </w:r>
+      <w:r>
+        <w:rPr>
+          <w:rStyle w:val="FunctionTok"/>
+        </w:rPr>
+        <w:t xml:space="preserve">paste0</w:t>
+      </w:r>
+      <w:r>
+        <w:rPr>
+          <w:rStyle w:val="NormalTok"/>
+        </w:rPr>
+        <w:t xml:space="preserve">(</w:t>
+      </w:r>
+      <w:r>
+        <w:br/>
+      </w:r>
+      <w:r>
+        <w:rPr>
+          <w:rStyle w:val="NormalTok"/>
+        </w:rPr>
+        <w:t xml:space="preserve">      </w:t>
+      </w:r>
+      <w:r>
+        <w:rPr>
+          <w:rStyle w:val="StringTok"/>
+        </w:rPr>
+        <w:t xml:space="preserve">"["</w:t>
+      </w:r>
+      <w:r>
+        <w:rPr>
+          <w:rStyle w:val="NormalTok"/>
+        </w:rPr>
+        <w:t xml:space="preserve">, </w:t>
+      </w:r>
+      <w:r>
+        <w:rPr>
+          <w:rStyle w:val="FunctionTok"/>
+        </w:rPr>
+        <w:t xml:space="preserve">percent</w:t>
+      </w:r>
+      <w:r>
+        <w:rPr>
+          <w:rStyle w:val="NormalTok"/>
+        </w:rPr>
+        <w:t xml:space="preserve">(ci_l, </w:t>
+      </w:r>
+      <w:r>
+        <w:rPr>
+          <w:rStyle w:val="AttributeTok"/>
+        </w:rPr>
+        <w:t xml:space="preserve">accuracy =</w:t>
+      </w:r>
+      <w:r>
+        <w:rPr>
+          <w:rStyle w:val="NormalTok"/>
+        </w:rPr>
+        <w:t xml:space="preserve"> </w:t>
+      </w:r>
+      <w:r>
+        <w:rPr>
+          <w:rStyle w:val="FloatTok"/>
+        </w:rPr>
+        <w:t xml:space="preserve">0.1</w:t>
       </w:r>
       <w:r>
         <w:rPr>
@@ -3388,31 +4159,223 @@
         <w:rPr>
           <w:rStyle w:val="NormalTok"/>
         </w:rPr>
+        <w:t xml:space="preserve">      </w:t>
+      </w:r>
+      <w:r>
+        <w:rPr>
+          <w:rStyle w:val="StringTok"/>
+        </w:rPr>
+        <w:t xml:space="preserve">" ; "</w:t>
+      </w:r>
+      <w:r>
+        <w:rPr>
+          <w:rStyle w:val="NormalTok"/>
+        </w:rPr>
+        <w:t xml:space="preserve">, </w:t>
+      </w:r>
+      <w:r>
+        <w:rPr>
+          <w:rStyle w:val="FunctionTok"/>
+        </w:rPr>
+        <w:t xml:space="preserve">percent</w:t>
+      </w:r>
+      <w:r>
+        <w:rPr>
+          <w:rStyle w:val="NormalTok"/>
+        </w:rPr>
+        <w:t xml:space="preserve">(ci_u, </w:t>
+      </w:r>
+      <w:r>
+        <w:rPr>
+          <w:rStyle w:val="AttributeTok"/>
+        </w:rPr>
+        <w:t xml:space="preserve">accuracy =</w:t>
+      </w:r>
+      <w:r>
+        <w:rPr>
+          <w:rStyle w:val="NormalTok"/>
+        </w:rPr>
+        <w:t xml:space="preserve"> </w:t>
+      </w:r>
+      <w:r>
+        <w:rPr>
+          <w:rStyle w:val="FloatTok"/>
+        </w:rPr>
+        <w:t xml:space="preserve">0.1</w:t>
+      </w:r>
+      <w:r>
+        <w:rPr>
+          <w:rStyle w:val="NormalTok"/>
+        </w:rPr>
+        <w:t xml:space="preserve">), </w:t>
+      </w:r>
+      <w:r>
+        <w:rPr>
+          <w:rStyle w:val="StringTok"/>
+        </w:rPr>
+        <w:t xml:space="preserve">"]"</w:t>
+      </w:r>
+      <w:r>
+        <w:br/>
+      </w:r>
+      <w:r>
+        <w:rPr>
+          <w:rStyle w:val="NormalTok"/>
+        </w:rPr>
+        <w:t xml:space="preserve">    )</w:t>
+      </w:r>
+      <w:r>
+        <w:br/>
+      </w:r>
+      <w:r>
+        <w:rPr>
+          <w:rStyle w:val="NormalTok"/>
+        </w:rPr>
+        <w:t xml:space="preserve">  )</w:t>
+      </w:r>
+      <w:r>
+        <w:br/>
+      </w:r>
+      <w:r>
+        <w:br/>
+      </w:r>
+      <w:r>
+        <w:rPr>
+          <w:rStyle w:val="CommentTok"/>
+        </w:rPr>
+        <w:t xml:space="preserve"># Affichage du tableau</w:t>
+      </w:r>
+      <w:r>
+        <w:br/>
+      </w:r>
+      <w:r>
+        <w:rPr>
+          <w:rStyle w:val="NormalTok"/>
+        </w:rPr>
+        <w:t xml:space="preserve">tab_age </w:t>
+      </w:r>
+      <w:r>
+        <w:rPr>
+          <w:rStyle w:val="SpecialCharTok"/>
+        </w:rPr>
+        <w:t xml:space="preserve">%&gt;%</w:t>
+      </w:r>
+      <w:r>
+        <w:br/>
+      </w:r>
+      <w:r>
+        <w:rPr>
+          <w:rStyle w:val="NormalTok"/>
+        </w:rPr>
+        <w:t xml:space="preserve">  </w:t>
+      </w:r>
+      <w:r>
+        <w:rPr>
+          <w:rStyle w:val="FunctionTok"/>
+        </w:rPr>
+        <w:t xml:space="preserve">select</w:t>
+      </w:r>
+      <w:r>
+        <w:rPr>
+          <w:rStyle w:val="NormalTok"/>
+        </w:rPr>
+        <w:t xml:space="preserve">(groupe_age, proportion_pct, IC) </w:t>
+      </w:r>
+      <w:r>
+        <w:rPr>
+          <w:rStyle w:val="SpecialCharTok"/>
+        </w:rPr>
+        <w:t xml:space="preserve">%&gt;%</w:t>
+      </w:r>
+      <w:r>
+        <w:br/>
+      </w:r>
+      <w:r>
+        <w:rPr>
+          <w:rStyle w:val="NormalTok"/>
+        </w:rPr>
+        <w:t xml:space="preserve">  </w:t>
+      </w:r>
+      <w:r>
+        <w:rPr>
+          <w:rStyle w:val="FunctionTok"/>
+        </w:rPr>
+        <w:t xml:space="preserve">kable</w:t>
+      </w:r>
+      <w:r>
+        <w:rPr>
+          <w:rStyle w:val="NormalTok"/>
+        </w:rPr>
+        <w:t xml:space="preserve">(</w:t>
+      </w:r>
+      <w:r>
+        <w:br/>
+      </w:r>
+      <w:r>
+        <w:rPr>
+          <w:rStyle w:val="NormalTok"/>
+        </w:rPr>
         <w:t xml:space="preserve">    </w:t>
       </w:r>
       <w:r>
         <w:rPr>
           <w:rStyle w:val="AttributeTok"/>
         </w:rPr>
-        <w:t xml:space="preserve">proportion =</w:t>
-      </w:r>
-      <w:r>
-        <w:rPr>
-          <w:rStyle w:val="NormalTok"/>
-        </w:rPr>
-        <w:t xml:space="preserve"> cas </w:t>
-      </w:r>
-      <w:r>
-        <w:rPr>
-          <w:rStyle w:val="SpecialCharTok"/>
-        </w:rPr>
-        <w:t xml:space="preserve">/</w:t>
-      </w:r>
-      <w:r>
-        <w:rPr>
-          <w:rStyle w:val="NormalTok"/>
-        </w:rPr>
-        <w:t xml:space="preserve"> effectif,</w:t>
+        <w:t xml:space="preserve">col.names =</w:t>
+      </w:r>
+      <w:r>
+        <w:rPr>
+          <w:rStyle w:val="NormalTok"/>
+        </w:rPr>
+        <w:t xml:space="preserve"> </w:t>
+      </w:r>
+      <w:r>
+        <w:rPr>
+          <w:rStyle w:val="FunctionTok"/>
+        </w:rPr>
+        <w:t xml:space="preserve">c</w:t>
+      </w:r>
+      <w:r>
+        <w:rPr>
+          <w:rStyle w:val="NormalTok"/>
+        </w:rPr>
+        <w:t xml:space="preserve">(</w:t>
+      </w:r>
+      <w:r>
+        <w:rPr>
+          <w:rStyle w:val="StringTok"/>
+        </w:rPr>
+        <w:t xml:space="preserve">"Groupe d'âge"</w:t>
+      </w:r>
+      <w:r>
+        <w:rPr>
+          <w:rStyle w:val="NormalTok"/>
+        </w:rPr>
+        <w:t xml:space="preserve">, </w:t>
+      </w:r>
+      <w:r>
+        <w:rPr>
+          <w:rStyle w:val="StringTok"/>
+        </w:rPr>
+        <w:t xml:space="preserve">"Proportion"</w:t>
+      </w:r>
+      <w:r>
+        <w:rPr>
+          <w:rStyle w:val="NormalTok"/>
+        </w:rPr>
+        <w:t xml:space="preserve">, </w:t>
+      </w:r>
+      <w:r>
+        <w:rPr>
+          <w:rStyle w:val="StringTok"/>
+        </w:rPr>
+        <w:t xml:space="preserve">"IC à 95%"</w:t>
+      </w:r>
+      <w:r>
+        <w:rPr>
+          <w:rStyle w:val="NormalTok"/>
+        </w:rPr>
+        <w:t xml:space="preserve">),</w:t>
       </w:r>
       <w:r>
         <w:br/>
@@ -3427,121 +4390,7 @@
         <w:rPr>
           <w:rStyle w:val="AttributeTok"/>
         </w:rPr>
-        <w:t xml:space="preserve">IC_low =</w:t>
-      </w:r>
-      <w:r>
-        <w:rPr>
-          <w:rStyle w:val="NormalTok"/>
-        </w:rPr>
-        <w:t xml:space="preserve"> </w:t>
-      </w:r>
-      <w:r>
-        <w:rPr>
-          <w:rStyle w:val="FunctionTok"/>
-        </w:rPr>
-        <w:t xml:space="preserve">prop.test</w:t>
-      </w:r>
-      <w:r>
-        <w:rPr>
-          <w:rStyle w:val="NormalTok"/>
-        </w:rPr>
-        <w:t xml:space="preserve">(cas, effectif)</w:t>
-      </w:r>
-      <w:r>
-        <w:rPr>
-          <w:rStyle w:val="SpecialCharTok"/>
-        </w:rPr>
-        <w:t xml:space="preserve">$</w:t>
-      </w:r>
-      <w:r>
-        <w:rPr>
-          <w:rStyle w:val="NormalTok"/>
-        </w:rPr>
-        <w:t xml:space="preserve">conf.int[</w:t>
-      </w:r>
-      <w:r>
-        <w:rPr>
-          <w:rStyle w:val="DecValTok"/>
-        </w:rPr>
-        <w:t xml:space="preserve">1</w:t>
-      </w:r>
-      <w:r>
-        <w:rPr>
-          <w:rStyle w:val="NormalTok"/>
-        </w:rPr>
-        <w:t xml:space="preserve">],</w:t>
-      </w:r>
-      <w:r>
-        <w:br/>
-      </w:r>
-      <w:r>
-        <w:rPr>
-          <w:rStyle w:val="NormalTok"/>
-        </w:rPr>
-        <w:t xml:space="preserve">    </w:t>
-      </w:r>
-      <w:r>
-        <w:rPr>
-          <w:rStyle w:val="AttributeTok"/>
-        </w:rPr>
-        <w:t xml:space="preserve">IC_up =</w:t>
-      </w:r>
-      <w:r>
-        <w:rPr>
-          <w:rStyle w:val="NormalTok"/>
-        </w:rPr>
-        <w:t xml:space="preserve"> </w:t>
-      </w:r>
-      <w:r>
-        <w:rPr>
-          <w:rStyle w:val="FunctionTok"/>
-        </w:rPr>
-        <w:t xml:space="preserve">prop.test</w:t>
-      </w:r>
-      <w:r>
-        <w:rPr>
-          <w:rStyle w:val="NormalTok"/>
-        </w:rPr>
-        <w:t xml:space="preserve">(cas, effectif)</w:t>
-      </w:r>
-      <w:r>
-        <w:rPr>
-          <w:rStyle w:val="SpecialCharTok"/>
-        </w:rPr>
-        <w:t xml:space="preserve">$</w:t>
-      </w:r>
-      <w:r>
-        <w:rPr>
-          <w:rStyle w:val="NormalTok"/>
-        </w:rPr>
-        <w:t xml:space="preserve">conf.int[</w:t>
-      </w:r>
-      <w:r>
-        <w:rPr>
-          <w:rStyle w:val="DecValTok"/>
-        </w:rPr>
-        <w:t xml:space="preserve">2</w:t>
-      </w:r>
-      <w:r>
-        <w:rPr>
-          <w:rStyle w:val="NormalTok"/>
-        </w:rPr>
-        <w:t xml:space="preserve">],</w:t>
-      </w:r>
-      <w:r>
-        <w:br/>
-      </w:r>
-      <w:r>
-        <w:rPr>
-          <w:rStyle w:val="NormalTok"/>
-        </w:rPr>
-        <w:t xml:space="preserve">    </w:t>
-      </w:r>
-      <w:r>
-        <w:rPr>
-          <w:rStyle w:val="AttributeTok"/>
-        </w:rPr>
-        <w:t xml:space="preserve">.groups =</w:t>
+        <w:t xml:space="preserve">caption =</w:t>
       </w:r>
       <w:r>
         <w:rPr>
@@ -3553,445 +4402,7 @@
         <w:rPr>
           <w:rStyle w:val="StringTok"/>
         </w:rPr>
-        <w:t xml:space="preserve">"drop"</w:t>
-      </w:r>
-      <w:r>
-        <w:br/>
-      </w:r>
-      <w:r>
-        <w:rPr>
-          <w:rStyle w:val="NormalTok"/>
-        </w:rPr>
-        <w:t xml:space="preserve">  ) </w:t>
-      </w:r>
-      <w:r>
-        <w:rPr>
-          <w:rStyle w:val="SpecialCharTok"/>
-        </w:rPr>
-        <w:t xml:space="preserve">%&gt;%</w:t>
-      </w:r>
-      <w:r>
-        <w:br/>
-      </w:r>
-      <w:r>
-        <w:rPr>
-          <w:rStyle w:val="NormalTok"/>
-        </w:rPr>
-        <w:t xml:space="preserve">  </w:t>
-      </w:r>
-      <w:r>
-        <w:rPr>
-          <w:rStyle w:val="FunctionTok"/>
-        </w:rPr>
-        <w:t xml:space="preserve">mutate</w:t>
-      </w:r>
-      <w:r>
-        <w:rPr>
-          <w:rStyle w:val="NormalTok"/>
-        </w:rPr>
-        <w:t xml:space="preserve">(</w:t>
-      </w:r>
-      <w:r>
-        <w:br/>
-      </w:r>
-      <w:r>
-        <w:rPr>
-          <w:rStyle w:val="NormalTok"/>
-        </w:rPr>
-        <w:t xml:space="preserve">    </w:t>
-      </w:r>
-      <w:r>
-        <w:rPr>
-          <w:rStyle w:val="AttributeTok"/>
-        </w:rPr>
-        <w:t xml:space="preserve">proportion_pct =</w:t>
-      </w:r>
-      <w:r>
-        <w:rPr>
-          <w:rStyle w:val="NormalTok"/>
-        </w:rPr>
-        <w:t xml:space="preserve"> </w:t>
-      </w:r>
-      <w:r>
-        <w:rPr>
-          <w:rStyle w:val="FunctionTok"/>
-        </w:rPr>
-        <w:t xml:space="preserve">percent</w:t>
-      </w:r>
-      <w:r>
-        <w:rPr>
-          <w:rStyle w:val="NormalTok"/>
-        </w:rPr>
-        <w:t xml:space="preserve">(proportion, </w:t>
-      </w:r>
-      <w:r>
-        <w:rPr>
-          <w:rStyle w:val="AttributeTok"/>
-        </w:rPr>
-        <w:t xml:space="preserve">accuracy =</w:t>
-      </w:r>
-      <w:r>
-        <w:rPr>
-          <w:rStyle w:val="NormalTok"/>
-        </w:rPr>
-        <w:t xml:space="preserve"> </w:t>
-      </w:r>
-      <w:r>
-        <w:rPr>
-          <w:rStyle w:val="FloatTok"/>
-        </w:rPr>
-        <w:t xml:space="preserve">0.1</w:t>
-      </w:r>
-      <w:r>
-        <w:rPr>
-          <w:rStyle w:val="NormalTok"/>
-        </w:rPr>
-        <w:t xml:space="preserve">),</w:t>
-      </w:r>
-      <w:r>
-        <w:br/>
-      </w:r>
-      <w:r>
-        <w:rPr>
-          <w:rStyle w:val="NormalTok"/>
-        </w:rPr>
-        <w:t xml:space="preserve">    </w:t>
-      </w:r>
-      <w:r>
-        <w:rPr>
-          <w:rStyle w:val="AttributeTok"/>
-        </w:rPr>
-        <w:t xml:space="preserve">IC =</w:t>
-      </w:r>
-      <w:r>
-        <w:rPr>
-          <w:rStyle w:val="NormalTok"/>
-        </w:rPr>
-        <w:t xml:space="preserve"> </w:t>
-      </w:r>
-      <w:r>
-        <w:rPr>
-          <w:rStyle w:val="FunctionTok"/>
-        </w:rPr>
-        <w:t xml:space="preserve">paste0</w:t>
-      </w:r>
-      <w:r>
-        <w:rPr>
-          <w:rStyle w:val="NormalTok"/>
-        </w:rPr>
-        <w:t xml:space="preserve">(</w:t>
-      </w:r>
-      <w:r>
-        <w:rPr>
-          <w:rStyle w:val="StringTok"/>
-        </w:rPr>
-        <w:t xml:space="preserve">"["</w:t>
-      </w:r>
-      <w:r>
-        <w:rPr>
-          <w:rStyle w:val="NormalTok"/>
-        </w:rPr>
-        <w:t xml:space="preserve">, </w:t>
-      </w:r>
-      <w:r>
-        <w:rPr>
-          <w:rStyle w:val="FunctionTok"/>
-        </w:rPr>
-        <w:t xml:space="preserve">percent</w:t>
-      </w:r>
-      <w:r>
-        <w:rPr>
-          <w:rStyle w:val="NormalTok"/>
-        </w:rPr>
-        <w:t xml:space="preserve">(IC_low, </w:t>
-      </w:r>
-      <w:r>
-        <w:rPr>
-          <w:rStyle w:val="AttributeTok"/>
-        </w:rPr>
-        <w:t xml:space="preserve">accuracy =</w:t>
-      </w:r>
-      <w:r>
-        <w:rPr>
-          <w:rStyle w:val="NormalTok"/>
-        </w:rPr>
-        <w:t xml:space="preserve"> </w:t>
-      </w:r>
-      <w:r>
-        <w:rPr>
-          <w:rStyle w:val="FloatTok"/>
-        </w:rPr>
-        <w:t xml:space="preserve">0.1</w:t>
-      </w:r>
-      <w:r>
-        <w:rPr>
-          <w:rStyle w:val="NormalTok"/>
-        </w:rPr>
-        <w:t xml:space="preserve">), </w:t>
-      </w:r>
-      <w:r>
-        <w:rPr>
-          <w:rStyle w:val="StringTok"/>
-        </w:rPr>
-        <w:t xml:space="preserve">" ; "</w:t>
-      </w:r>
-      <w:r>
-        <w:rPr>
-          <w:rStyle w:val="NormalTok"/>
-        </w:rPr>
-        <w:t xml:space="preserve">, </w:t>
-      </w:r>
-      <w:r>
-        <w:rPr>
-          <w:rStyle w:val="FunctionTok"/>
-        </w:rPr>
-        <w:t xml:space="preserve">percent</w:t>
-      </w:r>
-      <w:r>
-        <w:rPr>
-          <w:rStyle w:val="NormalTok"/>
-        </w:rPr>
-        <w:t xml:space="preserve">(IC_up, </w:t>
-      </w:r>
-      <w:r>
-        <w:rPr>
-          <w:rStyle w:val="AttributeTok"/>
-        </w:rPr>
-        <w:t xml:space="preserve">accuracy =</w:t>
-      </w:r>
-      <w:r>
-        <w:rPr>
-          <w:rStyle w:val="NormalTok"/>
-        </w:rPr>
-        <w:t xml:space="preserve"> </w:t>
-      </w:r>
-      <w:r>
-        <w:rPr>
-          <w:rStyle w:val="FloatTok"/>
-        </w:rPr>
-        <w:t xml:space="preserve">0.1</w:t>
-      </w:r>
-      <w:r>
-        <w:rPr>
-          <w:rStyle w:val="NormalTok"/>
-        </w:rPr>
-        <w:t xml:space="preserve">), </w:t>
-      </w:r>
-      <w:r>
-        <w:rPr>
-          <w:rStyle w:val="StringTok"/>
-        </w:rPr>
-        <w:t xml:space="preserve">"]"</w:t>
-      </w:r>
-      <w:r>
-        <w:rPr>
-          <w:rStyle w:val="NormalTok"/>
-        </w:rPr>
-        <w:t xml:space="preserve">)</w:t>
-      </w:r>
-      <w:r>
-        <w:br/>
-      </w:r>
-      <w:r>
-        <w:rPr>
-          <w:rStyle w:val="NormalTok"/>
-        </w:rPr>
-        <w:t xml:space="preserve">  )</w:t>
-      </w:r>
-      <w:r>
-        <w:br/>
-      </w:r>
-      <w:r>
-        <w:br/>
-      </w:r>
-      <w:r>
-        <w:rPr>
-          <w:rStyle w:val="CommentTok"/>
-        </w:rPr>
-        <w:t xml:space="preserve"># Affichage du tableau</w:t>
-      </w:r>
-      <w:r>
-        <w:br/>
-      </w:r>
-      <w:r>
-        <w:rPr>
-          <w:rStyle w:val="NormalTok"/>
-        </w:rPr>
-        <w:t xml:space="preserve">tab_age </w:t>
-      </w:r>
-      <w:r>
-        <w:rPr>
-          <w:rStyle w:val="SpecialCharTok"/>
-        </w:rPr>
-        <w:t xml:space="preserve">%&gt;%</w:t>
-      </w:r>
-      <w:r>
-        <w:br/>
-      </w:r>
-      <w:r>
-        <w:rPr>
-          <w:rStyle w:val="NormalTok"/>
-        </w:rPr>
-        <w:t xml:space="preserve">  </w:t>
-      </w:r>
-      <w:r>
-        <w:rPr>
-          <w:rStyle w:val="FunctionTok"/>
-        </w:rPr>
-        <w:t xml:space="preserve">select</w:t>
-      </w:r>
-      <w:r>
-        <w:rPr>
-          <w:rStyle w:val="NormalTok"/>
-        </w:rPr>
-        <w:t xml:space="preserve">(groupe_age, effectif, cas, proportion_pct, IC) </w:t>
-      </w:r>
-      <w:r>
-        <w:rPr>
-          <w:rStyle w:val="SpecialCharTok"/>
-        </w:rPr>
-        <w:t xml:space="preserve">%&gt;%</w:t>
-      </w:r>
-      <w:r>
-        <w:br/>
-      </w:r>
-      <w:r>
-        <w:rPr>
-          <w:rStyle w:val="NormalTok"/>
-        </w:rPr>
-        <w:t xml:space="preserve">  </w:t>
-      </w:r>
-      <w:r>
-        <w:rPr>
-          <w:rStyle w:val="FunctionTok"/>
-        </w:rPr>
-        <w:t xml:space="preserve">kable</w:t>
-      </w:r>
-      <w:r>
-        <w:rPr>
-          <w:rStyle w:val="NormalTok"/>
-        </w:rPr>
-        <w:t xml:space="preserve">(</w:t>
-      </w:r>
-      <w:r>
-        <w:br/>
-      </w:r>
-      <w:r>
-        <w:rPr>
-          <w:rStyle w:val="NormalTok"/>
-        </w:rPr>
-        <w:t xml:space="preserve">    </w:t>
-      </w:r>
-      <w:r>
-        <w:rPr>
-          <w:rStyle w:val="AttributeTok"/>
-        </w:rPr>
-        <w:t xml:space="preserve">col.names =</w:t>
-      </w:r>
-      <w:r>
-        <w:rPr>
-          <w:rStyle w:val="NormalTok"/>
-        </w:rPr>
-        <w:t xml:space="preserve"> </w:t>
-      </w:r>
-      <w:r>
-        <w:rPr>
-          <w:rStyle w:val="FunctionTok"/>
-        </w:rPr>
-        <w:t xml:space="preserve">c</w:t>
-      </w:r>
-      <w:r>
-        <w:rPr>
-          <w:rStyle w:val="NormalTok"/>
-        </w:rPr>
-        <w:t xml:space="preserve">(</w:t>
-      </w:r>
-      <w:r>
-        <w:rPr>
-          <w:rStyle w:val="StringTok"/>
-        </w:rPr>
-        <w:t xml:space="preserve">"Groupe d'âge"</w:t>
-      </w:r>
-      <w:r>
-        <w:rPr>
-          <w:rStyle w:val="NormalTok"/>
-        </w:rPr>
-        <w:t xml:space="preserve">, </w:t>
-      </w:r>
-      <w:r>
-        <w:rPr>
-          <w:rStyle w:val="StringTok"/>
-        </w:rPr>
-        <w:t xml:space="preserve">"Effectif"</w:t>
-      </w:r>
-      <w:r>
-        <w:rPr>
-          <w:rStyle w:val="NormalTok"/>
-        </w:rPr>
-        <w:t xml:space="preserve">, </w:t>
-      </w:r>
-      <w:r>
-        <w:rPr>
-          <w:rStyle w:val="StringTok"/>
-        </w:rPr>
-        <w:t xml:space="preserve">"Cas"</w:t>
-      </w:r>
-      <w:r>
-        <w:rPr>
-          <w:rStyle w:val="NormalTok"/>
-        </w:rPr>
-        <w:t xml:space="preserve">, </w:t>
-      </w:r>
-      <w:r>
-        <w:rPr>
-          <w:rStyle w:val="StringTok"/>
-        </w:rPr>
-        <w:t xml:space="preserve">"Proportion"</w:t>
-      </w:r>
-      <w:r>
-        <w:rPr>
-          <w:rStyle w:val="NormalTok"/>
-        </w:rPr>
-        <w:t xml:space="preserve">, </w:t>
-      </w:r>
-      <w:r>
-        <w:rPr>
-          <w:rStyle w:val="StringTok"/>
-        </w:rPr>
-        <w:t xml:space="preserve">"IC à 95%"</w:t>
-      </w:r>
-      <w:r>
-        <w:rPr>
-          <w:rStyle w:val="NormalTok"/>
-        </w:rPr>
-        <w:t xml:space="preserve">),</w:t>
-      </w:r>
-      <w:r>
-        <w:br/>
-      </w:r>
-      <w:r>
-        <w:rPr>
-          <w:rStyle w:val="NormalTok"/>
-        </w:rPr>
-        <w:t xml:space="preserve">    </w:t>
-      </w:r>
-      <w:r>
-        <w:rPr>
-          <w:rStyle w:val="AttributeTok"/>
-        </w:rPr>
-        <w:t xml:space="preserve">caption =</w:t>
-      </w:r>
-      <w:r>
-        <w:rPr>
-          <w:rStyle w:val="NormalTok"/>
-        </w:rPr>
-        <w:t xml:space="preserve"> </w:t>
-      </w:r>
-      <w:r>
-        <w:rPr>
-          <w:rStyle w:val="StringTok"/>
-        </w:rPr>
-        <w:t xml:space="preserve">"Taux de morbidité par groupe d'âge"</w:t>
+        <w:t xml:space="preserve">"Taux de morbidité par groupe d'âge (pondéré)"</w:t>
       </w:r>
       <w:r>
         <w:br/>
@@ -4008,7 +4419,7 @@
         <w:pStyle w:val="TableCaption"/>
       </w:pPr>
       <w:r>
-        <w:t xml:space="preserve">Taux de morbidité par groupe d’âge</w:t>
+        <w:t xml:space="preserve">Taux de morbidité par groupe d’âge (pondéré)</w:t>
       </w:r>
     </w:p>
     <w:tbl>
@@ -4016,14 +4427,13 @@
         <w:tblStyle w:val="Table"/>
         <w:tblW w:type="auto" w:w="0"/>
         <w:tblLook w:firstRow="1" w:lastRow="0" w:firstColumn="0" w:lastColumn="0" w:noHBand="0" w:noVBand="0" w:val="0020"/>
-        <w:tblCaption w:val="Taux de morbidité par groupe d’âge"/>
+        <w:tblCaption w:val="Taux de morbidité par groupe d’âge (pondéré)"/>
       </w:tblPr>
       <w:tblGrid>
-        <w:gridCol w:w="1584"/>
-        <w:gridCol w:w="1584"/>
-        <w:gridCol w:w="1584"/>
-        <w:gridCol w:w="1584"/>
-        <w:gridCol w:w="1584"/>
+        <w:gridCol w:w="1980"/>
+        <w:gridCol w:w="1980"/>
+        <w:gridCol w:w="1980"/>
+        <w:gridCol w:w="1980"/>
       </w:tblGrid>
       <w:tr>
         <w:trPr>
@@ -4034,11 +4444,7 @@
           <w:p>
             <w:pPr>
               <w:pStyle w:val="Compact"/>
-              <w:jc w:val="left"/>
             </w:pPr>
-            <w:r>
-              <w:t xml:space="preserve">Groupe d’âge</w:t>
-            </w:r>
           </w:p>
         </w:tc>
         <w:tc>
@@ -4046,22 +4452,10 @@
           <w:p>
             <w:pPr>
               <w:pStyle w:val="Compact"/>
-              <w:jc w:val="right"/>
+              <w:jc w:val="left"/>
             </w:pPr>
             <w:r>
-              <w:t xml:space="preserve">Effectif</w:t>
-            </w:r>
-          </w:p>
-        </w:tc>
-        <w:tc>
-          <w:tcPr/>
-          <w:p>
-            <w:pPr>
-              <w:pStyle w:val="Compact"/>
-              <w:jc w:val="right"/>
-            </w:pPr>
-            <w:r>
-              <w:t xml:space="preserve">Cas</w:t>
+              <w:t xml:space="preserve">Groupe d’âge</w:t>
             </w:r>
           </w:p>
         </w:tc>
@@ -4108,22 +4502,10 @@
           <w:p>
             <w:pPr>
               <w:pStyle w:val="Compact"/>
-              <w:jc w:val="right"/>
+              <w:jc w:val="left"/>
             </w:pPr>
             <w:r>
-              <w:t xml:space="preserve">2561</w:t>
-            </w:r>
-          </w:p>
-        </w:tc>
-        <w:tc>
-          <w:tcPr/>
-          <w:p>
-            <w:pPr>
-              <w:pStyle w:val="Compact"/>
-              <w:jc w:val="right"/>
-            </w:pPr>
-            <w:r>
-              <w:t xml:space="preserve">295</w:t>
+              <w:t xml:space="preserve">0-4 ans</w:t>
             </w:r>
           </w:p>
         </w:tc>
@@ -4135,7 +4517,7 @@
               <w:jc w:val="left"/>
             </w:pPr>
             <w:r>
-              <w:t xml:space="preserve">11.5%</w:t>
+              <w:t xml:space="preserve">11.7%</w:t>
             </w:r>
           </w:p>
         </w:tc>
@@ -4147,7 +4529,7 @@
               <w:jc w:val="left"/>
             </w:pPr>
             <w:r>
-              <w:t xml:space="preserve">[10.3% ; 12.8%]</w:t>
+              <w:t xml:space="preserve">[10.0% ; 13.7%]</w:t>
             </w:r>
           </w:p>
         </w:tc>
@@ -4170,22 +4552,10 @@
           <w:p>
             <w:pPr>
               <w:pStyle w:val="Compact"/>
-              <w:jc w:val="right"/>
+              <w:jc w:val="left"/>
             </w:pPr>
             <w:r>
-              <w:t xml:space="preserve">7119</w:t>
-            </w:r>
-          </w:p>
-        </w:tc>
-        <w:tc>
-          <w:tcPr/>
-          <w:p>
-            <w:pPr>
-              <w:pStyle w:val="Compact"/>
-              <w:jc w:val="right"/>
-            </w:pPr>
-            <w:r>
-              <w:t xml:space="preserve">436</w:t>
+              <w:t xml:space="preserve">5-14 ans</w:t>
             </w:r>
           </w:p>
         </w:tc>
@@ -4197,7 +4567,7 @@
               <w:jc w:val="left"/>
             </w:pPr>
             <w:r>
-              <w:t xml:space="preserve">6.1%</w:t>
+              <w:t xml:space="preserve">5.8%</w:t>
             </w:r>
           </w:p>
         </w:tc>
@@ -4209,7 +4579,7 @@
               <w:jc w:val="left"/>
             </w:pPr>
             <w:r>
-              <w:t xml:space="preserve">[5.6% ; 6.7%]</w:t>
+              <w:t xml:space="preserve">[5.1% ; 6.7%]</w:t>
             </w:r>
           </w:p>
         </w:tc>
@@ -4232,22 +4602,10 @@
           <w:p>
             <w:pPr>
               <w:pStyle w:val="Compact"/>
-              <w:jc w:val="right"/>
+              <w:jc w:val="left"/>
             </w:pPr>
             <w:r>
-              <w:t xml:space="preserve">4296</w:t>
-            </w:r>
-          </w:p>
-        </w:tc>
-        <w:tc>
-          <w:tcPr/>
-          <w:p>
-            <w:pPr>
-              <w:pStyle w:val="Compact"/>
-              <w:jc w:val="right"/>
-            </w:pPr>
-            <w:r>
-              <w:t xml:space="preserve">296</w:t>
+              <w:t xml:space="preserve">15-24 ans</w:t>
             </w:r>
           </w:p>
         </w:tc>
@@ -4259,7 +4617,7 @@
               <w:jc w:val="left"/>
             </w:pPr>
             <w:r>
-              <w:t xml:space="preserve">6.9%</w:t>
+              <w:t xml:space="preserve">6.7%</w:t>
             </w:r>
           </w:p>
         </w:tc>
@@ -4271,7 +4629,7 @@
               <w:jc w:val="left"/>
             </w:pPr>
             <w:r>
-              <w:t xml:space="preserve">[6.2% ; 7.7%]</w:t>
+              <w:t xml:space="preserve">[5.7% ; 7.8%]</w:t>
             </w:r>
           </w:p>
         </w:tc>
@@ -4294,22 +4652,10 @@
           <w:p>
             <w:pPr>
               <w:pStyle w:val="Compact"/>
-              <w:jc w:val="right"/>
+              <w:jc w:val="left"/>
             </w:pPr>
             <w:r>
-              <w:t xml:space="preserve">4809</w:t>
-            </w:r>
-          </w:p>
-        </w:tc>
-        <w:tc>
-          <w:tcPr/>
-          <w:p>
-            <w:pPr>
-              <w:pStyle w:val="Compact"/>
-              <w:jc w:val="right"/>
-            </w:pPr>
-            <w:r>
-              <w:t xml:space="preserve">451</w:t>
+              <w:t xml:space="preserve">25-44 ans</w:t>
             </w:r>
           </w:p>
         </w:tc>
@@ -4321,7 +4667,7 @@
               <w:jc w:val="left"/>
             </w:pPr>
             <w:r>
-              <w:t xml:space="preserve">9.4%</w:t>
+              <w:t xml:space="preserve">8.9%</w:t>
             </w:r>
           </w:p>
         </w:tc>
@@ -4333,7 +4679,7 @@
               <w:jc w:val="left"/>
             </w:pPr>
             <w:r>
-              <w:t xml:space="preserve">[8.6% ; 10.2%]</w:t>
+              <w:t xml:space="preserve">[7.8% ; 10.1%]</w:t>
             </w:r>
           </w:p>
         </w:tc>
@@ -4356,22 +4702,10 @@
           <w:p>
             <w:pPr>
               <w:pStyle w:val="Compact"/>
-              <w:jc w:val="right"/>
+              <w:jc w:val="left"/>
             </w:pPr>
             <w:r>
-              <w:t xml:space="preserve">2532</w:t>
-            </w:r>
-          </w:p>
-        </w:tc>
-        <w:tc>
-          <w:tcPr/>
-          <w:p>
-            <w:pPr>
-              <w:pStyle w:val="Compact"/>
-              <w:jc w:val="right"/>
-            </w:pPr>
-            <w:r>
-              <w:t xml:space="preserve">374</w:t>
+              <w:t xml:space="preserve">45-64 ans</w:t>
             </w:r>
           </w:p>
         </w:tc>
@@ -4383,7 +4717,7 @@
               <w:jc w:val="left"/>
             </w:pPr>
             <w:r>
-              <w:t xml:space="preserve">14.8%</w:t>
+              <w:t xml:space="preserve">12.4%</w:t>
             </w:r>
           </w:p>
         </w:tc>
@@ -4395,7 +4729,7 @@
               <w:jc w:val="left"/>
             </w:pPr>
             <w:r>
-              <w:t xml:space="preserve">[13.4% ; 16.2%]</w:t>
+              <w:t xml:space="preserve">[10.9% ; 14.1%]</w:t>
             </w:r>
           </w:p>
         </w:tc>
@@ -4418,22 +4752,10 @@
           <w:p>
             <w:pPr>
               <w:pStyle w:val="Compact"/>
-              <w:jc w:val="right"/>
+              <w:jc w:val="left"/>
             </w:pPr>
             <w:r>
-              <w:t xml:space="preserve">854</w:t>
-            </w:r>
-          </w:p>
-        </w:tc>
-        <w:tc>
-          <w:tcPr/>
-          <w:p>
-            <w:pPr>
-              <w:pStyle w:val="Compact"/>
-              <w:jc w:val="right"/>
-            </w:pPr>
-            <w:r>
-              <w:t xml:space="preserve">213</w:t>
+              <w:t xml:space="preserve">65 ans et plus</w:t>
             </w:r>
           </w:p>
         </w:tc>
@@ -4445,7 +4767,7 @@
               <w:jc w:val="left"/>
             </w:pPr>
             <w:r>
-              <w:t xml:space="preserve">24.9%</w:t>
+              <w:t xml:space="preserve">22.7%</w:t>
             </w:r>
           </w:p>
         </w:tc>
@@ -4457,7 +4779,7 @@
               <w:jc w:val="left"/>
             </w:pPr>
             <w:r>
-              <w:t xml:space="preserve">[22.1% ; 28.0%]</w:t>
+              <w:t xml:space="preserve">[19.0% ; 26.8%]</w:t>
             </w:r>
           </w:p>
         </w:tc>
@@ -4468,7 +4790,7 @@
         <w:pStyle w:val="BodyText"/>
       </w:pPr>
       <w:r>
-        <w:t xml:space="preserve">Ce tableau ci-dessus présente le taux de morbidité par tranche d’âge. On constate que ce taux est plus élevé chez les individus de plus de 65 ans. Ce taux est plus faible chez les individus de 5 à 14 ans.</w:t>
+        <w:t xml:space="preserve">Ce tableau ci-dessus présente le taux de morbidité par tranche d’âge. On constate que ce taux est plus élevé chez les individus de plus de 65 ans et est plus faible chez les individus de 5 à 14 ans.</w:t>
       </w:r>
     </w:p>
     <w:bookmarkEnd w:id="29"/>
@@ -4531,7 +4853,7 @@
         <w:rPr>
           <w:rStyle w:val="NormalTok"/>
         </w:rPr>
-        <w:t xml:space="preserve"> proportion)) </w:t>
+        <w:t xml:space="preserve"> malade)) </w:t>
       </w:r>
       <w:r>
         <w:rPr>
@@ -4657,7 +4979,7 @@
         <w:rPr>
           <w:rStyle w:val="NormalTok"/>
         </w:rPr>
-        <w:t xml:space="preserve"> IC_low, </w:t>
+        <w:t xml:space="preserve"> ci_l, </w:t>
       </w:r>
       <w:r>
         <w:rPr>
@@ -4669,7 +4991,7 @@
         <w:rPr>
           <w:rStyle w:val="NormalTok"/>
         </w:rPr>
-        <w:t xml:space="preserve"> IC_up), </w:t>
+        <w:t xml:space="preserve"> ci_u), </w:t>
       </w:r>
       <w:r>
         <w:rPr>
@@ -5224,7 +5546,25 @@
         <w:rPr>
           <w:rStyle w:val="NormalTok"/>
         </w:rPr>
-        <w:t xml:space="preserve">(type_maladie))</w:t>
+        <w:t xml:space="preserve">(type_maladie), </w:t>
+      </w:r>
+      <w:r>
+        <w:rPr>
+          <w:rStyle w:val="SpecialCharTok"/>
+        </w:rPr>
+        <w:t xml:space="preserve">!</w:t>
+      </w:r>
+      <w:r>
+        <w:rPr>
+          <w:rStyle w:val="FunctionTok"/>
+        </w:rPr>
+        <w:t xml:space="preserve">is.na</w:t>
+      </w:r>
+      <w:r>
+        <w:rPr>
+          <w:rStyle w:val="NormalTok"/>
+        </w:rPr>
+        <w:t xml:space="preserve">(wt_wave4))</w:t>
       </w:r>
       <w:r>
         <w:br/>
@@ -5269,31 +5609,193 @@
         <w:rPr>
           <w:rStyle w:val="FunctionTok"/>
         </w:rPr>
-        <w:t xml:space="preserve">count</w:t>
-      </w:r>
-      <w:r>
-        <w:rPr>
-          <w:rStyle w:val="NormalTok"/>
-        </w:rPr>
-        <w:t xml:space="preserve">(type_maladie, </w:t>
-      </w:r>
-      <w:r>
-        <w:rPr>
-          <w:rStyle w:val="AttributeTok"/>
-        </w:rPr>
-        <w:t xml:space="preserve">sort =</w:t>
-      </w:r>
-      <w:r>
-        <w:rPr>
-          <w:rStyle w:val="NormalTok"/>
-        </w:rPr>
-        <w:t xml:space="preserve"> </w:t>
-      </w:r>
-      <w:r>
-        <w:rPr>
-          <w:rStyle w:val="ConstantTok"/>
-        </w:rPr>
-        <w:t xml:space="preserve">TRUE</w:t>
+        <w:t xml:space="preserve">group_by</w:t>
+      </w:r>
+      <w:r>
+        <w:rPr>
+          <w:rStyle w:val="NormalTok"/>
+        </w:rPr>
+        <w:t xml:space="preserve">(type_maladie) </w:t>
+      </w:r>
+      <w:r>
+        <w:rPr>
+          <w:rStyle w:val="SpecialCharTok"/>
+        </w:rPr>
+        <w:t xml:space="preserve">%&gt;%</w:t>
+      </w:r>
+      <w:r>
+        <w:br/>
+      </w:r>
+      <w:r>
+        <w:rPr>
+          <w:rStyle w:val="NormalTok"/>
+        </w:rPr>
+        <w:t xml:space="preserve">  </w:t>
+      </w:r>
+      <w:r>
+        <w:rPr>
+          <w:rStyle w:val="FunctionTok"/>
+        </w:rPr>
+        <w:t xml:space="preserve">summarise</w:t>
+      </w:r>
+      <w:r>
+        <w:rPr>
+          <w:rStyle w:val="NormalTok"/>
+        </w:rPr>
+        <w:t xml:space="preserve">(</w:t>
+      </w:r>
+      <w:r>
+        <w:br/>
+      </w:r>
+      <w:r>
+        <w:rPr>
+          <w:rStyle w:val="NormalTok"/>
+        </w:rPr>
+        <w:t xml:space="preserve">    </w:t>
+      </w:r>
+      <w:r>
+        <w:rPr>
+          <w:rStyle w:val="AttributeTok"/>
+        </w:rPr>
+        <w:t xml:space="preserve">n_pondere =</w:t>
+      </w:r>
+      <w:r>
+        <w:rPr>
+          <w:rStyle w:val="NormalTok"/>
+        </w:rPr>
+        <w:t xml:space="preserve"> </w:t>
+      </w:r>
+      <w:r>
+        <w:rPr>
+          <w:rStyle w:val="FunctionTok"/>
+        </w:rPr>
+        <w:t xml:space="preserve">sum</w:t>
+      </w:r>
+      <w:r>
+        <w:rPr>
+          <w:rStyle w:val="NormalTok"/>
+        </w:rPr>
+        <w:t xml:space="preserve">(wt_wave4),</w:t>
+      </w:r>
+      <w:r>
+        <w:br/>
+      </w:r>
+      <w:r>
+        <w:rPr>
+          <w:rStyle w:val="NormalTok"/>
+        </w:rPr>
+        <w:t xml:space="preserve">    </w:t>
+      </w:r>
+      <w:r>
+        <w:rPr>
+          <w:rStyle w:val="AttributeTok"/>
+        </w:rPr>
+        <w:t xml:space="preserve">.groups =</w:t>
+      </w:r>
+      <w:r>
+        <w:rPr>
+          <w:rStyle w:val="NormalTok"/>
+        </w:rPr>
+        <w:t xml:space="preserve"> </w:t>
+      </w:r>
+      <w:r>
+        <w:rPr>
+          <w:rStyle w:val="StringTok"/>
+        </w:rPr>
+        <w:t xml:space="preserve">"drop"</w:t>
+      </w:r>
+      <w:r>
+        <w:br/>
+      </w:r>
+      <w:r>
+        <w:rPr>
+          <w:rStyle w:val="NormalTok"/>
+        </w:rPr>
+        <w:t xml:space="preserve">  ) </w:t>
+      </w:r>
+      <w:r>
+        <w:rPr>
+          <w:rStyle w:val="SpecialCharTok"/>
+        </w:rPr>
+        <w:t xml:space="preserve">%&gt;%</w:t>
+      </w:r>
+      <w:r>
+        <w:br/>
+      </w:r>
+      <w:r>
+        <w:rPr>
+          <w:rStyle w:val="NormalTok"/>
+        </w:rPr>
+        <w:t xml:space="preserve">  </w:t>
+      </w:r>
+      <w:r>
+        <w:rPr>
+          <w:rStyle w:val="FunctionTok"/>
+        </w:rPr>
+        <w:t xml:space="preserve">arrange</w:t>
+      </w:r>
+      <w:r>
+        <w:rPr>
+          <w:rStyle w:val="NormalTok"/>
+        </w:rPr>
+        <w:t xml:space="preserve">(</w:t>
+      </w:r>
+      <w:r>
+        <w:rPr>
+          <w:rStyle w:val="FunctionTok"/>
+        </w:rPr>
+        <w:t xml:space="preserve">desc</w:t>
+      </w:r>
+      <w:r>
+        <w:rPr>
+          <w:rStyle w:val="NormalTok"/>
+        </w:rPr>
+        <w:t xml:space="preserve">(n_pondere)) </w:t>
+      </w:r>
+      <w:r>
+        <w:rPr>
+          <w:rStyle w:val="SpecialCharTok"/>
+        </w:rPr>
+        <w:t xml:space="preserve">%&gt;%</w:t>
+      </w:r>
+      <w:r>
+        <w:br/>
+      </w:r>
+      <w:r>
+        <w:rPr>
+          <w:rStyle w:val="NormalTok"/>
+        </w:rPr>
+        <w:t xml:space="preserve">  </w:t>
+      </w:r>
+      <w:r>
+        <w:rPr>
+          <w:rStyle w:val="FunctionTok"/>
+        </w:rPr>
+        <w:t xml:space="preserve">slice_head</w:t>
+      </w:r>
+      <w:r>
+        <w:rPr>
+          <w:rStyle w:val="NormalTok"/>
+        </w:rPr>
+        <w:t xml:space="preserve">(</w:t>
+      </w:r>
+      <w:r>
+        <w:rPr>
+          <w:rStyle w:val="AttributeTok"/>
+        </w:rPr>
+        <w:t xml:space="preserve">n =</w:t>
+      </w:r>
+      <w:r>
+        <w:rPr>
+          <w:rStyle w:val="NormalTok"/>
+        </w:rPr>
+        <w:t xml:space="preserve"> </w:t>
+      </w:r>
+      <w:r>
+        <w:rPr>
+          <w:rStyle w:val="DecValTok"/>
+        </w:rPr>
+        <w:t xml:space="preserve">10</w:t>
       </w:r>
       <w:r>
         <w:rPr>
@@ -5320,7 +5822,7 @@
         <w:rPr>
           <w:rStyle w:val="FunctionTok"/>
         </w:rPr>
-        <w:t xml:space="preserve">slice_head</w:t>
+        <w:t xml:space="preserve">mutate</w:t>
       </w:r>
       <w:r>
         <w:rPr>
@@ -5329,33 +5831,141 @@
         <w:t xml:space="preserve">(</w:t>
       </w:r>
       <w:r>
-        <w:rPr>
-          <w:rStyle w:val="AttributeTok"/>
-        </w:rPr>
-        <w:t xml:space="preserve">n =</w:t>
-      </w:r>
-      <w:r>
-        <w:rPr>
-          <w:rStyle w:val="NormalTok"/>
-        </w:rPr>
-        <w:t xml:space="preserve"> </w:t>
-      </w:r>
-      <w:r>
-        <w:rPr>
-          <w:rStyle w:val="DecValTok"/>
-        </w:rPr>
-        <w:t xml:space="preserve">10</w:t>
-      </w:r>
-      <w:r>
-        <w:rPr>
-          <w:rStyle w:val="NormalTok"/>
-        </w:rPr>
-        <w:t xml:space="preserve">) </w:t>
+        <w:br/>
+      </w:r>
+      <w:r>
+        <w:rPr>
+          <w:rStyle w:val="NormalTok"/>
+        </w:rPr>
+        <w:t xml:space="preserve">    </w:t>
+      </w:r>
+      <w:r>
+        <w:rPr>
+          <w:rStyle w:val="AttributeTok"/>
+        </w:rPr>
+        <w:t xml:space="preserve">proportion =</w:t>
+      </w:r>
+      <w:r>
+        <w:rPr>
+          <w:rStyle w:val="NormalTok"/>
+        </w:rPr>
+        <w:t xml:space="preserve"> n_pondere </w:t>
       </w:r>
       <w:r>
         <w:rPr>
           <w:rStyle w:val="SpecialCharTok"/>
         </w:rPr>
+        <w:t xml:space="preserve">/</w:t>
+      </w:r>
+      <w:r>
+        <w:rPr>
+          <w:rStyle w:val="NormalTok"/>
+        </w:rPr>
+        <w:t xml:space="preserve"> </w:t>
+      </w:r>
+      <w:r>
+        <w:rPr>
+          <w:rStyle w:val="FunctionTok"/>
+        </w:rPr>
+        <w:t xml:space="preserve">sum</w:t>
+      </w:r>
+      <w:r>
+        <w:rPr>
+          <w:rStyle w:val="NormalTok"/>
+        </w:rPr>
+        <w:t xml:space="preserve">(n_pondere),</w:t>
+      </w:r>
+      <w:r>
+        <w:br/>
+      </w:r>
+      <w:r>
+        <w:rPr>
+          <w:rStyle w:val="NormalTok"/>
+        </w:rPr>
+        <w:t xml:space="preserve">    </w:t>
+      </w:r>
+      <w:r>
+        <w:rPr>
+          <w:rStyle w:val="AttributeTok"/>
+        </w:rPr>
+        <w:t xml:space="preserve">proportion_pct =</w:t>
+      </w:r>
+      <w:r>
+        <w:rPr>
+          <w:rStyle w:val="NormalTok"/>
+        </w:rPr>
+        <w:t xml:space="preserve"> </w:t>
+      </w:r>
+      <w:r>
+        <w:rPr>
+          <w:rStyle w:val="FunctionTok"/>
+        </w:rPr>
+        <w:t xml:space="preserve">percent</w:t>
+      </w:r>
+      <w:r>
+        <w:rPr>
+          <w:rStyle w:val="NormalTok"/>
+        </w:rPr>
+        <w:t xml:space="preserve">(proportion, </w:t>
+      </w:r>
+      <w:r>
+        <w:rPr>
+          <w:rStyle w:val="AttributeTok"/>
+        </w:rPr>
+        <w:t xml:space="preserve">accuracy =</w:t>
+      </w:r>
+      <w:r>
+        <w:rPr>
+          <w:rStyle w:val="NormalTok"/>
+        </w:rPr>
+        <w:t xml:space="preserve"> </w:t>
+      </w:r>
+      <w:r>
+        <w:rPr>
+          <w:rStyle w:val="FloatTok"/>
+        </w:rPr>
+        <w:t xml:space="preserve">0.1</w:t>
+      </w:r>
+      <w:r>
+        <w:rPr>
+          <w:rStyle w:val="NormalTok"/>
+        </w:rPr>
+        <w:t xml:space="preserve">)</w:t>
+      </w:r>
+      <w:r>
+        <w:br/>
+      </w:r>
+      <w:r>
+        <w:rPr>
+          <w:rStyle w:val="NormalTok"/>
+        </w:rPr>
+        <w:t xml:space="preserve">  )</w:t>
+      </w:r>
+      <w:r>
+        <w:br/>
+      </w:r>
+      <w:r>
+        <w:br/>
+      </w:r>
+      <w:r>
+        <w:rPr>
+          <w:rStyle w:val="CommentTok"/>
+        </w:rPr>
+        <w:t xml:space="preserve"># Tableau des 10 principales maladies</w:t>
+      </w:r>
+      <w:r>
+        <w:br/>
+      </w:r>
+      <w:r>
+        <w:rPr>
+          <w:rStyle w:val="NormalTok"/>
+        </w:rPr>
+        <w:t xml:space="preserve">top_maladies </w:t>
+      </w:r>
+      <w:r>
+        <w:rPr>
+          <w:rStyle w:val="SpecialCharTok"/>
+        </w:rPr>
         <w:t xml:space="preserve">%&gt;%</w:t>
       </w:r>
       <w:r>
@@ -5371,7 +5981,34 @@
         <w:rPr>
           <w:rStyle w:val="FunctionTok"/>
         </w:rPr>
-        <w:t xml:space="preserve">mutate</w:t>
+        <w:t xml:space="preserve">select</w:t>
+      </w:r>
+      <w:r>
+        <w:rPr>
+          <w:rStyle w:val="NormalTok"/>
+        </w:rPr>
+        <w:t xml:space="preserve">(type_maladie, n_pondere, proportion_pct) </w:t>
+      </w:r>
+      <w:r>
+        <w:rPr>
+          <w:rStyle w:val="SpecialCharTok"/>
+        </w:rPr>
+        <w:t xml:space="preserve">%&gt;%</w:t>
+      </w:r>
+      <w:r>
+        <w:br/>
+      </w:r>
+      <w:r>
+        <w:rPr>
+          <w:rStyle w:val="NormalTok"/>
+        </w:rPr>
+        <w:t xml:space="preserve">  </w:t>
+      </w:r>
+      <w:r>
+        <w:rPr>
+          <w:rStyle w:val="FunctionTok"/>
+        </w:rPr>
+        <w:t xml:space="preserve">kable</w:t>
       </w:r>
       <w:r>
         <w:rPr>
@@ -5392,37 +6029,61 @@
         <w:rPr>
           <w:rStyle w:val="AttributeTok"/>
         </w:rPr>
-        <w:t xml:space="preserve">proportion =</w:t>
-      </w:r>
-      <w:r>
-        <w:rPr>
-          <w:rStyle w:val="NormalTok"/>
-        </w:rPr>
-        <w:t xml:space="preserve"> n </w:t>
-      </w:r>
-      <w:r>
-        <w:rPr>
-          <w:rStyle w:val="SpecialCharTok"/>
-        </w:rPr>
-        <w:t xml:space="preserve">/</w:t>
-      </w:r>
-      <w:r>
-        <w:rPr>
-          <w:rStyle w:val="NormalTok"/>
-        </w:rPr>
-        <w:t xml:space="preserve"> </w:t>
-      </w:r>
-      <w:r>
-        <w:rPr>
-          <w:rStyle w:val="FunctionTok"/>
-        </w:rPr>
-        <w:t xml:space="preserve">sum</w:t>
-      </w:r>
-      <w:r>
-        <w:rPr>
-          <w:rStyle w:val="NormalTok"/>
-        </w:rPr>
-        <w:t xml:space="preserve">(n),</w:t>
+        <w:t xml:space="preserve">col.names =</w:t>
+      </w:r>
+      <w:r>
+        <w:rPr>
+          <w:rStyle w:val="NormalTok"/>
+        </w:rPr>
+        <w:t xml:space="preserve"> </w:t>
+      </w:r>
+      <w:r>
+        <w:rPr>
+          <w:rStyle w:val="FunctionTok"/>
+        </w:rPr>
+        <w:t xml:space="preserve">c</w:t>
+      </w:r>
+      <w:r>
+        <w:rPr>
+          <w:rStyle w:val="NormalTok"/>
+        </w:rPr>
+        <w:t xml:space="preserve">(</w:t>
+      </w:r>
+      <w:r>
+        <w:rPr>
+          <w:rStyle w:val="StringTok"/>
+        </w:rPr>
+        <w:t xml:space="preserve">"Type de maladie"</w:t>
+      </w:r>
+      <w:r>
+        <w:rPr>
+          <w:rStyle w:val="NormalTok"/>
+        </w:rPr>
+        <w:t xml:space="preserve">, </w:t>
+      </w:r>
+      <w:r>
+        <w:rPr>
+          <w:rStyle w:val="StringTok"/>
+        </w:rPr>
+        <w:t xml:space="preserve">"Nombre de cas pondéré"</w:t>
+      </w:r>
+      <w:r>
+        <w:rPr>
+          <w:rStyle w:val="NormalTok"/>
+        </w:rPr>
+        <w:t xml:space="preserve">, </w:t>
+      </w:r>
+      <w:r>
+        <w:rPr>
+          <w:rStyle w:val="StringTok"/>
+        </w:rPr>
+        <w:t xml:space="preserve">"Proportion"</w:t>
+      </w:r>
+      <w:r>
+        <w:rPr>
+          <w:rStyle w:val="NormalTok"/>
+        </w:rPr>
+        <w:t xml:space="preserve">),</w:t>
       </w:r>
       <w:r>
         <w:br/>
@@ -5437,229 +6098,19 @@
         <w:rPr>
           <w:rStyle w:val="AttributeTok"/>
         </w:rPr>
-        <w:t xml:space="preserve">proportion_pct =</w:t>
-      </w:r>
-      <w:r>
-        <w:rPr>
-          <w:rStyle w:val="NormalTok"/>
-        </w:rPr>
-        <w:t xml:space="preserve"> </w:t>
-      </w:r>
-      <w:r>
-        <w:rPr>
-          <w:rStyle w:val="FunctionTok"/>
-        </w:rPr>
-        <w:t xml:space="preserve">percent</w:t>
-      </w:r>
-      <w:r>
-        <w:rPr>
-          <w:rStyle w:val="NormalTok"/>
-        </w:rPr>
-        <w:t xml:space="preserve">(proportion, </w:t>
-      </w:r>
-      <w:r>
-        <w:rPr>
-          <w:rStyle w:val="AttributeTok"/>
-        </w:rPr>
-        <w:t xml:space="preserve">accuracy =</w:t>
-      </w:r>
-      <w:r>
-        <w:rPr>
-          <w:rStyle w:val="NormalTok"/>
-        </w:rPr>
-        <w:t xml:space="preserve"> </w:t>
-      </w:r>
-      <w:r>
-        <w:rPr>
-          <w:rStyle w:val="FloatTok"/>
-        </w:rPr>
-        <w:t xml:space="preserve">0.1</w:t>
-      </w:r>
-      <w:r>
-        <w:rPr>
-          <w:rStyle w:val="NormalTok"/>
-        </w:rPr>
-        <w:t xml:space="preserve">)</w:t>
-      </w:r>
-      <w:r>
-        <w:br/>
-      </w:r>
-      <w:r>
-        <w:rPr>
-          <w:rStyle w:val="NormalTok"/>
-        </w:rPr>
-        <w:t xml:space="preserve">  )</w:t>
-      </w:r>
-      <w:r>
-        <w:br/>
-      </w:r>
-      <w:r>
-        <w:br/>
-      </w:r>
-      <w:r>
-        <w:rPr>
-          <w:rStyle w:val="CommentTok"/>
-        </w:rPr>
-        <w:t xml:space="preserve"># Tableau des 10 principales maladies</w:t>
-      </w:r>
-      <w:r>
-        <w:br/>
-      </w:r>
-      <w:r>
-        <w:rPr>
-          <w:rStyle w:val="NormalTok"/>
-        </w:rPr>
-        <w:t xml:space="preserve">top_maladies </w:t>
-      </w:r>
-      <w:r>
-        <w:rPr>
-          <w:rStyle w:val="SpecialCharTok"/>
-        </w:rPr>
-        <w:t xml:space="preserve">%&gt;%</w:t>
-      </w:r>
-      <w:r>
-        <w:br/>
-      </w:r>
-      <w:r>
-        <w:rPr>
-          <w:rStyle w:val="NormalTok"/>
-        </w:rPr>
-        <w:t xml:space="preserve">  </w:t>
-      </w:r>
-      <w:r>
-        <w:rPr>
-          <w:rStyle w:val="FunctionTok"/>
-        </w:rPr>
-        <w:t xml:space="preserve">select</w:t>
-      </w:r>
-      <w:r>
-        <w:rPr>
-          <w:rStyle w:val="NormalTok"/>
-        </w:rPr>
-        <w:t xml:space="preserve">(type_maladie, n, proportion_pct) </w:t>
-      </w:r>
-      <w:r>
-        <w:rPr>
-          <w:rStyle w:val="SpecialCharTok"/>
-        </w:rPr>
-        <w:t xml:space="preserve">%&gt;%</w:t>
-      </w:r>
-      <w:r>
-        <w:br/>
-      </w:r>
-      <w:r>
-        <w:rPr>
-          <w:rStyle w:val="NormalTok"/>
-        </w:rPr>
-        <w:t xml:space="preserve">  </w:t>
-      </w:r>
-      <w:r>
-        <w:rPr>
-          <w:rStyle w:val="FunctionTok"/>
-        </w:rPr>
-        <w:t xml:space="preserve">kable</w:t>
-      </w:r>
-      <w:r>
-        <w:rPr>
-          <w:rStyle w:val="NormalTok"/>
-        </w:rPr>
-        <w:t xml:space="preserve">(</w:t>
-      </w:r>
-      <w:r>
-        <w:br/>
-      </w:r>
-      <w:r>
-        <w:rPr>
-          <w:rStyle w:val="NormalTok"/>
-        </w:rPr>
-        <w:t xml:space="preserve">    </w:t>
-      </w:r>
-      <w:r>
-        <w:rPr>
-          <w:rStyle w:val="AttributeTok"/>
-        </w:rPr>
-        <w:t xml:space="preserve">col.names =</w:t>
-      </w:r>
-      <w:r>
-        <w:rPr>
-          <w:rStyle w:val="NormalTok"/>
-        </w:rPr>
-        <w:t xml:space="preserve"> </w:t>
-      </w:r>
-      <w:r>
-        <w:rPr>
-          <w:rStyle w:val="FunctionTok"/>
-        </w:rPr>
-        <w:t xml:space="preserve">c</w:t>
-      </w:r>
-      <w:r>
-        <w:rPr>
-          <w:rStyle w:val="NormalTok"/>
-        </w:rPr>
-        <w:t xml:space="preserve">(</w:t>
+        <w:t xml:space="preserve">caption =</w:t>
+      </w:r>
+      <w:r>
+        <w:rPr>
+          <w:rStyle w:val="NormalTok"/>
+        </w:rPr>
+        <w:t xml:space="preserve"> </w:t>
       </w:r>
       <w:r>
         <w:rPr>
           <w:rStyle w:val="StringTok"/>
         </w:rPr>
-        <w:t xml:space="preserve">"Type de maladie"</w:t>
-      </w:r>
-      <w:r>
-        <w:rPr>
-          <w:rStyle w:val="NormalTok"/>
-        </w:rPr>
-        <w:t xml:space="preserve">, </w:t>
-      </w:r>
-      <w:r>
-        <w:rPr>
-          <w:rStyle w:val="StringTok"/>
-        </w:rPr>
-        <w:t xml:space="preserve">"Nombre de cas"</w:t>
-      </w:r>
-      <w:r>
-        <w:rPr>
-          <w:rStyle w:val="NormalTok"/>
-        </w:rPr>
-        <w:t xml:space="preserve">, </w:t>
-      </w:r>
-      <w:r>
-        <w:rPr>
-          <w:rStyle w:val="StringTok"/>
-        </w:rPr>
-        <w:t xml:space="preserve">"Proportion"</w:t>
-      </w:r>
-      <w:r>
-        <w:rPr>
-          <w:rStyle w:val="NormalTok"/>
-        </w:rPr>
-        <w:t xml:space="preserve">),</w:t>
-      </w:r>
-      <w:r>
-        <w:br/>
-      </w:r>
-      <w:r>
-        <w:rPr>
-          <w:rStyle w:val="NormalTok"/>
-        </w:rPr>
-        <w:t xml:space="preserve">    </w:t>
-      </w:r>
-      <w:r>
-        <w:rPr>
-          <w:rStyle w:val="AttributeTok"/>
-        </w:rPr>
-        <w:t xml:space="preserve">caption =</w:t>
-      </w:r>
-      <w:r>
-        <w:rPr>
-          <w:rStyle w:val="NormalTok"/>
-        </w:rPr>
-        <w:t xml:space="preserve"> </w:t>
-      </w:r>
-      <w:r>
-        <w:rPr>
-          <w:rStyle w:val="StringTok"/>
-        </w:rPr>
-        <w:t xml:space="preserve">"Top 10 des maladies déclarées"</w:t>
+        <w:t xml:space="preserve">"Top 10 des maladies déclarées (pondéré)"</w:t>
       </w:r>
       <w:r>
         <w:br/>
@@ -5676,7 +6127,7 @@
         <w:pStyle w:val="TableCaption"/>
       </w:pPr>
       <w:r>
-        <w:t xml:space="preserve">Top 10 des maladies déclarées</w:t>
+        <w:t xml:space="preserve">Top 10 des maladies déclarées (pondéré)</w:t>
       </w:r>
     </w:p>
     <w:tbl>
@@ -5684,7 +6135,7 @@
         <w:tblStyle w:val="Table"/>
         <w:tblW w:type="auto" w:w="0"/>
         <w:tblLook w:firstRow="1" w:lastRow="0" w:firstColumn="0" w:lastColumn="0" w:noHBand="0" w:noVBand="0" w:val="0020"/>
-        <w:tblCaption w:val="Top 10 des maladies déclarées"/>
+        <w:tblCaption w:val="Top 10 des maladies déclarées (pondéré)"/>
       </w:tblPr>
       <w:tblGrid>
         <w:gridCol w:w="2640"/>
@@ -5715,7 +6166,7 @@
               <w:jc w:val="right"/>
             </w:pPr>
             <w:r>
-              <w:t xml:space="preserve">Nombre de cas</w:t>
+              <w:t xml:space="preserve">Nombre de cas pondéré</w:t>
             </w:r>
           </w:p>
         </w:tc>
@@ -5753,7 +6204,7 @@
               <w:jc w:val="right"/>
             </w:pPr>
             <w:r>
-              <w:t xml:space="preserve">2039</w:t>
+              <w:t xml:space="preserve">11374771.7</w:t>
             </w:r>
           </w:p>
         </w:tc>
@@ -5765,7 +6216,7 @@
               <w:jc w:val="left"/>
             </w:pPr>
             <w:r>
-              <w:t xml:space="preserve">34.8%</w:t>
+              <w:t xml:space="preserve">35.8%</w:t>
             </w:r>
           </w:p>
         </w:tc>
@@ -5791,7 +6242,7 @@
               <w:jc w:val="right"/>
             </w:pPr>
             <w:r>
-              <w:t xml:space="preserve">1411</w:t>
+              <w:t xml:space="preserve">7080708.2</w:t>
             </w:r>
           </w:p>
         </w:tc>
@@ -5803,7 +6254,7 @@
               <w:jc w:val="left"/>
             </w:pPr>
             <w:r>
-              <w:t xml:space="preserve">24.1%</w:t>
+              <w:t xml:space="preserve">22.3%</w:t>
             </w:r>
           </w:p>
         </w:tc>
@@ -5829,7 +6280,7 @@
               <w:jc w:val="right"/>
             </w:pPr>
             <w:r>
-              <w:t xml:space="preserve">584</w:t>
+              <w:t xml:space="preserve">3248264.7</w:t>
             </w:r>
           </w:p>
         </w:tc>
@@ -5841,7 +6292,7 @@
               <w:jc w:val="left"/>
             </w:pPr>
             <w:r>
-              <w:t xml:space="preserve">10.0%</w:t>
+              <w:t xml:space="preserve">10.2%</w:t>
             </w:r>
           </w:p>
         </w:tc>
@@ -5867,7 +6318,45 @@
               <w:jc w:val="right"/>
             </w:pPr>
             <w:r>
-              <w:t xml:space="preserve">440</w:t>
+              <w:t xml:space="preserve">2446061.7</w:t>
+            </w:r>
+          </w:p>
+        </w:tc>
+        <w:tc>
+          <w:tcPr/>
+          <w:p>
+            <w:pPr>
+              <w:pStyle w:val="Compact"/>
+              <w:jc w:val="left"/>
+            </w:pPr>
+            <w:r>
+              <w:t xml:space="preserve">7.7%</w:t>
+            </w:r>
+          </w:p>
+        </w:tc>
+      </w:tr>
+      <w:tr>
+        <w:tc>
+          <w:tcPr/>
+          <w:p>
+            <w:pPr>
+              <w:pStyle w:val="Compact"/>
+              <w:jc w:val="left"/>
+            </w:pPr>
+            <w:r>
+              <w:t xml:space="preserve">17. HEADACHE</w:t>
+            </w:r>
+          </w:p>
+        </w:tc>
+        <w:tc>
+          <w:tcPr/>
+          <w:p>
+            <w:pPr>
+              <w:pStyle w:val="Compact"/>
+              <w:jc w:val="right"/>
+            </w:pPr>
+            <w:r>
+              <w:t xml:space="preserve">2387747.2</w:t>
             </w:r>
           </w:p>
         </w:tc>
@@ -5893,7 +6382,7 @@
               <w:jc w:val="left"/>
             </w:pPr>
             <w:r>
-              <w:t xml:space="preserve">17. HEADACHE</w:t>
+              <w:t xml:space="preserve">10. COMMON COLD</w:t>
             </w:r>
           </w:p>
         </w:tc>
@@ -5905,7 +6394,7 @@
               <w:jc w:val="right"/>
             </w:pPr>
             <w:r>
-              <w:t xml:space="preserve">428</w:t>
+              <w:t xml:space="preserve">1432029.5</w:t>
             </w:r>
           </w:p>
         </w:tc>
@@ -5917,7 +6406,7 @@
               <w:jc w:val="left"/>
             </w:pPr>
             <w:r>
-              <w:t xml:space="preserve">7.3%</w:t>
+              <w:t xml:space="preserve">4.5%</w:t>
             </w:r>
           </w:p>
         </w:tc>
@@ -5943,45 +6432,7 @@
               <w:jc w:val="right"/>
             </w:pPr>
             <w:r>
-              <w:t xml:space="preserve">246</w:t>
-            </w:r>
-          </w:p>
-        </w:tc>
-        <w:tc>
-          <w:tcPr/>
-          <w:p>
-            <w:pPr>
-              <w:pStyle w:val="Compact"/>
-              <w:jc w:val="left"/>
-            </w:pPr>
-            <w:r>
-              <w:t xml:space="preserve">4.2%</w:t>
-            </w:r>
-          </w:p>
-        </w:tc>
-      </w:tr>
-      <w:tr>
-        <w:tc>
-          <w:tcPr/>
-          <w:p>
-            <w:pPr>
-              <w:pStyle w:val="Compact"/>
-              <w:jc w:val="left"/>
-            </w:pPr>
-            <w:r>
-              <w:t xml:space="preserve">10. COMMON COLD</w:t>
-            </w:r>
-          </w:p>
-        </w:tc>
-        <w:tc>
-          <w:tcPr/>
-          <w:p>
-            <w:pPr>
-              <w:pStyle w:val="Compact"/>
-              <w:jc w:val="right"/>
-            </w:pPr>
-            <w:r>
-              <w:t xml:space="preserve">238</w:t>
+              <w:t xml:space="preserve">1305925.2</w:t>
             </w:r>
           </w:p>
         </w:tc>
@@ -6019,7 +6470,7 @@
               <w:jc w:val="right"/>
             </w:pPr>
             <w:r>
-              <w:t xml:space="preserve">184</w:t>
+              <w:t xml:space="preserve">959434.2</w:t>
             </w:r>
           </w:p>
         </w:tc>
@@ -6031,7 +6482,45 @@
               <w:jc w:val="left"/>
             </w:pPr>
             <w:r>
-              <w:t xml:space="preserve">3.1%</w:t>
+              <w:t xml:space="preserve">3.0%</w:t>
+            </w:r>
+          </w:p>
+        </w:tc>
+      </w:tr>
+      <w:tr>
+        <w:tc>
+          <w:tcPr/>
+          <w:p>
+            <w:pPr>
+              <w:pStyle w:val="Compact"/>
+              <w:jc w:val="left"/>
+            </w:pPr>
+            <w:r>
+              <w:t xml:space="preserve">12. OTHER(SPECIFY)</w:t>
+            </w:r>
+          </w:p>
+        </w:tc>
+        <w:tc>
+          <w:tcPr/>
+          <w:p>
+            <w:pPr>
+              <w:pStyle w:val="Compact"/>
+              <w:jc w:val="right"/>
+            </w:pPr>
+            <w:r>
+              <w:t xml:space="preserve">804831.3</w:t>
+            </w:r>
+          </w:p>
+        </w:tc>
+        <w:tc>
+          <w:tcPr/>
+          <w:p>
+            <w:pPr>
+              <w:pStyle w:val="Compact"/>
+              <w:jc w:val="left"/>
+            </w:pPr>
+            <w:r>
+              <w:t xml:space="preserve">2.5%</w:t>
             </w:r>
           </w:p>
         </w:tc>
@@ -6057,7 +6546,7 @@
               <w:jc w:val="right"/>
             </w:pPr>
             <w:r>
-              <w:t xml:space="preserve">153</w:t>
+              <w:t xml:space="preserve">768013.2</w:t>
             </w:r>
           </w:p>
         </w:tc>
@@ -6069,45 +6558,7 @@
               <w:jc w:val="left"/>
             </w:pPr>
             <w:r>
-              <w:t xml:space="preserve">2.6%</w:t>
-            </w:r>
-          </w:p>
-        </w:tc>
-      </w:tr>
-      <w:tr>
-        <w:tc>
-          <w:tcPr/>
-          <w:p>
-            <w:pPr>
-              <w:pStyle w:val="Compact"/>
-              <w:jc w:val="left"/>
-            </w:pPr>
-            <w:r>
-              <w:t xml:space="preserve">12. OTHER(SPECIFY)</w:t>
-            </w:r>
-          </w:p>
-        </w:tc>
-        <w:tc>
-          <w:tcPr/>
-          <w:p>
-            <w:pPr>
-              <w:pStyle w:val="Compact"/>
-              <w:jc w:val="right"/>
-            </w:pPr>
-            <w:r>
-              <w:t xml:space="preserve">135</w:t>
-            </w:r>
-          </w:p>
-        </w:tc>
-        <w:tc>
-          <w:tcPr/>
-          <w:p>
-            <w:pPr>
-              <w:pStyle w:val="Compact"/>
-              <w:jc w:val="left"/>
-            </w:pPr>
-            <w:r>
-              <w:t xml:space="preserve">2.3%</w:t>
+              <w:t xml:space="preserve">2.4%</w:t>
             </w:r>
           </w:p>
         </w:tc>
@@ -6169,7 +6620,7 @@
         <w:rPr>
           <w:rStyle w:val="NormalTok"/>
         </w:rPr>
-        <w:t xml:space="preserve"> n, </w:t>
+        <w:t xml:space="preserve"> n_pondere, </w:t>
       </w:r>
       <w:r>
         <w:rPr>
@@ -6193,7 +6644,7 @@
         <w:rPr>
           <w:rStyle w:val="NormalTok"/>
         </w:rPr>
-        <w:t xml:space="preserve">(type_maladie, n))) </w:t>
+        <w:t xml:space="preserve">(type_maladie, n_pondere))) </w:t>
       </w:r>
       <w:r>
         <w:rPr>
@@ -6319,7 +6770,31 @@
         <w:rPr>
           <w:rStyle w:val="NormalTok"/>
         </w:rPr>
-        <w:t xml:space="preserve"> n), </w:t>
+        <w:t xml:space="preserve"> </w:t>
+      </w:r>
+      <w:r>
+        <w:rPr>
+          <w:rStyle w:val="FunctionTok"/>
+        </w:rPr>
+        <w:t xml:space="preserve">round</w:t>
+      </w:r>
+      <w:r>
+        <w:rPr>
+          <w:rStyle w:val="NormalTok"/>
+        </w:rPr>
+        <w:t xml:space="preserve">(n_pondere, </w:t>
+      </w:r>
+      <w:r>
+        <w:rPr>
+          <w:rStyle w:val="DecValTok"/>
+        </w:rPr>
+        <w:t xml:space="preserve">0</w:t>
+      </w:r>
+      <w:r>
+        <w:rPr>
+          <w:rStyle w:val="NormalTok"/>
+        </w:rPr>
+        <w:t xml:space="preserve">)), </w:t>
       </w:r>
       <w:r>
         <w:rPr>
@@ -6427,7 +6902,7 @@
         <w:rPr>
           <w:rStyle w:val="StringTok"/>
         </w:rPr>
-        <w:t xml:space="preserve">"Nombre de cas"</w:t>
+        <w:t xml:space="preserve">"Nombre de cas pondéré"</w:t>
       </w:r>
       <w:r>
         <w:rPr>
@@ -6724,7 +7199,7 @@
         <w:rPr>
           <w:rStyle w:val="NormalTok"/>
         </w:rPr>
-        <w:t xml:space="preserve">n) </w:t>
+        <w:t xml:space="preserve">n_pondere) </w:t>
       </w:r>
       <w:r>
         <w:rPr>
@@ -6803,7 +7278,7 @@
         <w:pStyle w:val="BodyText"/>
       </w:pPr>
       <w:r>
-        <w:t xml:space="preserve">Ce graphique nous montre les 10 maladies les plus déclarées par les individus. La malaria est la maladie la plus déclarée avec un effectif de 2039 individus.</w:t>
+        <w:t xml:space="preserve">Ce graphique nous montre les 10 maladies les plus déclarées dans la population. La malaria est la maladie la plus déclarée avec un effectif de 11374772 individus.</w:t>
       </w:r>
     </w:p>
     <w:bookmarkEnd w:id="38"/>
@@ -6918,7 +7393,76 @@
         <w:rPr>
           <w:rStyle w:val="NormalTok"/>
         </w:rPr>
-        <w:t xml:space="preserve">(data, </w:t>
+        <w:t xml:space="preserve">(data </w:t>
+      </w:r>
+      <w:r>
+        <w:rPr>
+          <w:rStyle w:val="SpecialCharTok"/>
+        </w:rPr>
+        <w:t xml:space="preserve">%&gt;%</w:t>
+      </w:r>
+      <w:r>
+        <w:rPr>
+          <w:rStyle w:val="NormalTok"/>
+        </w:rPr>
+        <w:t xml:space="preserve"> </w:t>
+      </w:r>
+      <w:r>
+        <w:rPr>
+          <w:rStyle w:val="FunctionTok"/>
+        </w:rPr>
+        <w:t xml:space="preserve">filter</w:t>
+      </w:r>
+      <w:r>
+        <w:rPr>
+          <w:rStyle w:val="NormalTok"/>
+        </w:rPr>
+        <w:t xml:space="preserve">(</w:t>
+      </w:r>
+      <w:r>
+        <w:rPr>
+          <w:rStyle w:val="SpecialCharTok"/>
+        </w:rPr>
+        <w:t xml:space="preserve">!</w:t>
+      </w:r>
+      <w:r>
+        <w:rPr>
+          <w:rStyle w:val="FunctionTok"/>
+        </w:rPr>
+        <w:t xml:space="preserve">is.na</w:t>
+      </w:r>
+      <w:r>
+        <w:rPr>
+          <w:rStyle w:val="NormalTok"/>
+        </w:rPr>
+        <w:t xml:space="preserve">(s4aq9), </w:t>
+      </w:r>
+      <w:r>
+        <w:rPr>
+          <w:rStyle w:val="SpecialCharTok"/>
+        </w:rPr>
+        <w:t xml:space="preserve">!</w:t>
+      </w:r>
+      <w:r>
+        <w:rPr>
+          <w:rStyle w:val="FunctionTok"/>
+        </w:rPr>
+        <w:t xml:space="preserve">is.na</w:t>
+      </w:r>
+      <w:r>
+        <w:rPr>
+          <w:rStyle w:val="NormalTok"/>
+        </w:rPr>
+        <w:t xml:space="preserve">(wt_wave4)),</w:t>
+      </w:r>
+      <w:r>
+        <w:br/>
+      </w:r>
+      <w:r>
+        <w:rPr>
+          <w:rStyle w:val="NormalTok"/>
+        </w:rPr>
+        <w:t xml:space="preserve">               </w:t>
       </w:r>
       <w:r>
         <w:rPr>
@@ -6942,7 +7486,19 @@
         <w:rPr>
           <w:rStyle w:val="NormalTok"/>
         </w:rPr>
-        <w:t xml:space="preserve"> s4aq9)) </w:t>
+        <w:t xml:space="preserve"> s4aq9, </w:t>
+      </w:r>
+      <w:r>
+        <w:rPr>
+          <w:rStyle w:val="AttributeTok"/>
+        </w:rPr>
+        <w:t xml:space="preserve">weight =</w:t>
+      </w:r>
+      <w:r>
+        <w:rPr>
+          <w:rStyle w:val="NormalTok"/>
+        </w:rPr>
+        <w:t xml:space="preserve"> wt_wave4)) </w:t>
       </w:r>
       <w:r>
         <w:rPr>
@@ -7146,7 +7702,7 @@
         <w:rPr>
           <w:rStyle w:val="StringTok"/>
         </w:rPr>
-        <w:t xml:space="preserve">"Distribution des dépenses de santé (échelle log sur effectifs)"</w:t>
+        <w:t xml:space="preserve">"Distribution des dépenses de santé (échelle log sur effectifs pondérés)"</w:t>
       </w:r>
       <w:r>
         <w:rPr>
@@ -7212,7 +7768,7 @@
         <w:rPr>
           <w:rStyle w:val="StringTok"/>
         </w:rPr>
-        <w:t xml:space="preserve">"Effectif (échelle log)"</w:t>
+        <w:t xml:space="preserve">"Effectif pondéré (échelle log)"</w:t>
       </w:r>
       <w:r>
         <w:br/>
@@ -7272,10 +7828,19 @@
         <w:t xml:space="preserve">  </w:t>
       </w:r>
       <w:r>
+        <w:br/>
+      </w:r>
+      <w:r>
+        <w:rPr>
+          <w:rStyle w:val="NormalTok"/>
+        </w:rPr>
+        <w:t xml:space="preserve">  </w:t>
+      </w:r>
+      <w:r>
         <w:rPr>
           <w:rStyle w:val="CommentTok"/>
         </w:rPr>
-        <w:t xml:space="preserve"># Statistiques descriptives</w:t>
+        <w:t xml:space="preserve"># Statistiques descriptives pondérées</w:t>
       </w:r>
       <w:r>
         <w:br/>
@@ -7329,12 +7894,30 @@
         <w:rPr>
           <w:rStyle w:val="NormalTok"/>
         </w:rPr>
-        <w:t xml:space="preserve">(s4aq9)) </w:t>
+        <w:t xml:space="preserve">(s4aq9), </w:t>
       </w:r>
       <w:r>
         <w:rPr>
           <w:rStyle w:val="SpecialCharTok"/>
         </w:rPr>
+        <w:t xml:space="preserve">!</w:t>
+      </w:r>
+      <w:r>
+        <w:rPr>
+          <w:rStyle w:val="FunctionTok"/>
+        </w:rPr>
+        <w:t xml:space="preserve">is.na</w:t>
+      </w:r>
+      <w:r>
+        <w:rPr>
+          <w:rStyle w:val="NormalTok"/>
+        </w:rPr>
+        <w:t xml:space="preserve">(wt_wave4)) </w:t>
+      </w:r>
+      <w:r>
+        <w:rPr>
+          <w:rStyle w:val="SpecialCharTok"/>
+        </w:rPr>
         <w:t xml:space="preserve">%&gt;%</w:t>
       </w:r>
       <w:r>
@@ -7404,6 +7987,39 @@
         <w:rPr>
           <w:rStyle w:val="AttributeTok"/>
         </w:rPr>
+        <w:t xml:space="preserve">effectif_pondere =</w:t>
+      </w:r>
+      <w:r>
+        <w:rPr>
+          <w:rStyle w:val="NormalTok"/>
+        </w:rPr>
+        <w:t xml:space="preserve"> </w:t>
+      </w:r>
+      <w:r>
+        <w:rPr>
+          <w:rStyle w:val="FunctionTok"/>
+        </w:rPr>
+        <w:t xml:space="preserve">sum</w:t>
+      </w:r>
+      <w:r>
+        <w:rPr>
+          <w:rStyle w:val="NormalTok"/>
+        </w:rPr>
+        <w:t xml:space="preserve">(wt_wave4),</w:t>
+      </w:r>
+      <w:r>
+        <w:br/>
+      </w:r>
+      <w:r>
+        <w:rPr>
+          <w:rStyle w:val="NormalTok"/>
+        </w:rPr>
+        <w:t xml:space="preserve">      </w:t>
+      </w:r>
+      <w:r>
+        <w:rPr>
+          <w:rStyle w:val="AttributeTok"/>
+        </w:rPr>
         <w:t xml:space="preserve">moyenne =</w:t>
       </w:r>
       <w:r>
@@ -7416,7 +8032,265 @@
         <w:rPr>
           <w:rStyle w:val="FunctionTok"/>
         </w:rPr>
-        <w:t xml:space="preserve">mean</w:t>
+        <w:t xml:space="preserve">weighted.mean</w:t>
+      </w:r>
+      <w:r>
+        <w:rPr>
+          <w:rStyle w:val="NormalTok"/>
+        </w:rPr>
+        <w:t xml:space="preserve">(s4aq9, wt_wave4),</w:t>
+      </w:r>
+      <w:r>
+        <w:br/>
+      </w:r>
+      <w:r>
+        <w:rPr>
+          <w:rStyle w:val="NormalTok"/>
+        </w:rPr>
+        <w:t xml:space="preserve">      </w:t>
+      </w:r>
+      <w:r>
+        <w:rPr>
+          <w:rStyle w:val="AttributeTok"/>
+        </w:rPr>
+        <w:t xml:space="preserve">mediane =</w:t>
+      </w:r>
+      <w:r>
+        <w:rPr>
+          <w:rStyle w:val="NormalTok"/>
+        </w:rPr>
+        <w:t xml:space="preserve"> Hmisc</w:t>
+      </w:r>
+      <w:r>
+        <w:rPr>
+          <w:rStyle w:val="SpecialCharTok"/>
+        </w:rPr>
+        <w:t xml:space="preserve">::</w:t>
+      </w:r>
+      <w:r>
+        <w:rPr>
+          <w:rStyle w:val="FunctionTok"/>
+        </w:rPr>
+        <w:t xml:space="preserve">wtd.quantile</w:t>
+      </w:r>
+      <w:r>
+        <w:rPr>
+          <w:rStyle w:val="NormalTok"/>
+        </w:rPr>
+        <w:t xml:space="preserve">(s4aq9, </w:t>
+      </w:r>
+      <w:r>
+        <w:rPr>
+          <w:rStyle w:val="AttributeTok"/>
+        </w:rPr>
+        <w:t xml:space="preserve">weights =</w:t>
+      </w:r>
+      <w:r>
+        <w:rPr>
+          <w:rStyle w:val="NormalTok"/>
+        </w:rPr>
+        <w:t xml:space="preserve"> wt_wave4, </w:t>
+      </w:r>
+      <w:r>
+        <w:rPr>
+          <w:rStyle w:val="AttributeTok"/>
+        </w:rPr>
+        <w:t xml:space="preserve">probs =</w:t>
+      </w:r>
+      <w:r>
+        <w:rPr>
+          <w:rStyle w:val="NormalTok"/>
+        </w:rPr>
+        <w:t xml:space="preserve"> </w:t>
+      </w:r>
+      <w:r>
+        <w:rPr>
+          <w:rStyle w:val="FloatTok"/>
+        </w:rPr>
+        <w:t xml:space="preserve">0.5</w:t>
+      </w:r>
+      <w:r>
+        <w:rPr>
+          <w:rStyle w:val="NormalTok"/>
+        </w:rPr>
+        <w:t xml:space="preserve">),</w:t>
+      </w:r>
+      <w:r>
+        <w:br/>
+      </w:r>
+      <w:r>
+        <w:rPr>
+          <w:rStyle w:val="NormalTok"/>
+        </w:rPr>
+        <w:t xml:space="preserve">      </w:t>
+      </w:r>
+      <w:r>
+        <w:rPr>
+          <w:rStyle w:val="AttributeTok"/>
+        </w:rPr>
+        <w:t xml:space="preserve">q1 =</w:t>
+      </w:r>
+      <w:r>
+        <w:rPr>
+          <w:rStyle w:val="NormalTok"/>
+        </w:rPr>
+        <w:t xml:space="preserve"> Hmisc</w:t>
+      </w:r>
+      <w:r>
+        <w:rPr>
+          <w:rStyle w:val="SpecialCharTok"/>
+        </w:rPr>
+        <w:t xml:space="preserve">::</w:t>
+      </w:r>
+      <w:r>
+        <w:rPr>
+          <w:rStyle w:val="FunctionTok"/>
+        </w:rPr>
+        <w:t xml:space="preserve">wtd.quantile</w:t>
+      </w:r>
+      <w:r>
+        <w:rPr>
+          <w:rStyle w:val="NormalTok"/>
+        </w:rPr>
+        <w:t xml:space="preserve">(s4aq9, </w:t>
+      </w:r>
+      <w:r>
+        <w:rPr>
+          <w:rStyle w:val="AttributeTok"/>
+        </w:rPr>
+        <w:t xml:space="preserve">weights =</w:t>
+      </w:r>
+      <w:r>
+        <w:rPr>
+          <w:rStyle w:val="NormalTok"/>
+        </w:rPr>
+        <w:t xml:space="preserve"> wt_wave4, </w:t>
+      </w:r>
+      <w:r>
+        <w:rPr>
+          <w:rStyle w:val="AttributeTok"/>
+        </w:rPr>
+        <w:t xml:space="preserve">probs =</w:t>
+      </w:r>
+      <w:r>
+        <w:rPr>
+          <w:rStyle w:val="NormalTok"/>
+        </w:rPr>
+        <w:t xml:space="preserve"> </w:t>
+      </w:r>
+      <w:r>
+        <w:rPr>
+          <w:rStyle w:val="FloatTok"/>
+        </w:rPr>
+        <w:t xml:space="preserve">0.25</w:t>
+      </w:r>
+      <w:r>
+        <w:rPr>
+          <w:rStyle w:val="NormalTok"/>
+        </w:rPr>
+        <w:t xml:space="preserve">),</w:t>
+      </w:r>
+      <w:r>
+        <w:br/>
+      </w:r>
+      <w:r>
+        <w:rPr>
+          <w:rStyle w:val="NormalTok"/>
+        </w:rPr>
+        <w:t xml:space="preserve">      </w:t>
+      </w:r>
+      <w:r>
+        <w:rPr>
+          <w:rStyle w:val="AttributeTok"/>
+        </w:rPr>
+        <w:t xml:space="preserve">q3 =</w:t>
+      </w:r>
+      <w:r>
+        <w:rPr>
+          <w:rStyle w:val="NormalTok"/>
+        </w:rPr>
+        <w:t xml:space="preserve"> Hmisc</w:t>
+      </w:r>
+      <w:r>
+        <w:rPr>
+          <w:rStyle w:val="SpecialCharTok"/>
+        </w:rPr>
+        <w:t xml:space="preserve">::</w:t>
+      </w:r>
+      <w:r>
+        <w:rPr>
+          <w:rStyle w:val="FunctionTok"/>
+        </w:rPr>
+        <w:t xml:space="preserve">wtd.quantile</w:t>
+      </w:r>
+      <w:r>
+        <w:rPr>
+          <w:rStyle w:val="NormalTok"/>
+        </w:rPr>
+        <w:t xml:space="preserve">(s4aq9, </w:t>
+      </w:r>
+      <w:r>
+        <w:rPr>
+          <w:rStyle w:val="AttributeTok"/>
+        </w:rPr>
+        <w:t xml:space="preserve">weights =</w:t>
+      </w:r>
+      <w:r>
+        <w:rPr>
+          <w:rStyle w:val="NormalTok"/>
+        </w:rPr>
+        <w:t xml:space="preserve"> wt_wave4, </w:t>
+      </w:r>
+      <w:r>
+        <w:rPr>
+          <w:rStyle w:val="AttributeTok"/>
+        </w:rPr>
+        <w:t xml:space="preserve">probs =</w:t>
+      </w:r>
+      <w:r>
+        <w:rPr>
+          <w:rStyle w:val="NormalTok"/>
+        </w:rPr>
+        <w:t xml:space="preserve"> </w:t>
+      </w:r>
+      <w:r>
+        <w:rPr>
+          <w:rStyle w:val="FloatTok"/>
+        </w:rPr>
+        <w:t xml:space="preserve">0.75</w:t>
+      </w:r>
+      <w:r>
+        <w:rPr>
+          <w:rStyle w:val="NormalTok"/>
+        </w:rPr>
+        <w:t xml:space="preserve">),</w:t>
+      </w:r>
+      <w:r>
+        <w:br/>
+      </w:r>
+      <w:r>
+        <w:rPr>
+          <w:rStyle w:val="NormalTok"/>
+        </w:rPr>
+        <w:t xml:space="preserve">      </w:t>
+      </w:r>
+      <w:r>
+        <w:rPr>
+          <w:rStyle w:val="AttributeTok"/>
+        </w:rPr>
+        <w:t xml:space="preserve">min =</w:t>
+      </w:r>
+      <w:r>
+        <w:rPr>
+          <w:rStyle w:val="NormalTok"/>
+        </w:rPr>
+        <w:t xml:space="preserve"> </w:t>
+      </w:r>
+      <w:r>
+        <w:rPr>
+          <w:rStyle w:val="FunctionTok"/>
+        </w:rPr>
+        <w:t xml:space="preserve">min</w:t>
       </w:r>
       <w:r>
         <w:rPr>
@@ -7437,195 +8311,6 @@
         <w:rPr>
           <w:rStyle w:val="AttributeTok"/>
         </w:rPr>
-        <w:t xml:space="preserve">ecart_type =</w:t>
-      </w:r>
-      <w:r>
-        <w:rPr>
-          <w:rStyle w:val="NormalTok"/>
-        </w:rPr>
-        <w:t xml:space="preserve"> </w:t>
-      </w:r>
-      <w:r>
-        <w:rPr>
-          <w:rStyle w:val="FunctionTok"/>
-        </w:rPr>
-        <w:t xml:space="preserve">sd</w:t>
-      </w:r>
-      <w:r>
-        <w:rPr>
-          <w:rStyle w:val="NormalTok"/>
-        </w:rPr>
-        <w:t xml:space="preserve">(s4aq9),</w:t>
-      </w:r>
-      <w:r>
-        <w:br/>
-      </w:r>
-      <w:r>
-        <w:rPr>
-          <w:rStyle w:val="NormalTok"/>
-        </w:rPr>
-        <w:t xml:space="preserve">      </w:t>
-      </w:r>
-      <w:r>
-        <w:rPr>
-          <w:rStyle w:val="AttributeTok"/>
-        </w:rPr>
-        <w:t xml:space="preserve">mediane =</w:t>
-      </w:r>
-      <w:r>
-        <w:rPr>
-          <w:rStyle w:val="NormalTok"/>
-        </w:rPr>
-        <w:t xml:space="preserve"> </w:t>
-      </w:r>
-      <w:r>
-        <w:rPr>
-          <w:rStyle w:val="FunctionTok"/>
-        </w:rPr>
-        <w:t xml:space="preserve">median</w:t>
-      </w:r>
-      <w:r>
-        <w:rPr>
-          <w:rStyle w:val="NormalTok"/>
-        </w:rPr>
-        <w:t xml:space="preserve">(s4aq9),</w:t>
-      </w:r>
-      <w:r>
-        <w:br/>
-      </w:r>
-      <w:r>
-        <w:rPr>
-          <w:rStyle w:val="NormalTok"/>
-        </w:rPr>
-        <w:t xml:space="preserve">      </w:t>
-      </w:r>
-      <w:r>
-        <w:rPr>
-          <w:rStyle w:val="AttributeTok"/>
-        </w:rPr>
-        <w:t xml:space="preserve">q1 =</w:t>
-      </w:r>
-      <w:r>
-        <w:rPr>
-          <w:rStyle w:val="NormalTok"/>
-        </w:rPr>
-        <w:t xml:space="preserve"> </w:t>
-      </w:r>
-      <w:r>
-        <w:rPr>
-          <w:rStyle w:val="FunctionTok"/>
-        </w:rPr>
-        <w:t xml:space="preserve">quantile</w:t>
-      </w:r>
-      <w:r>
-        <w:rPr>
-          <w:rStyle w:val="NormalTok"/>
-        </w:rPr>
-        <w:t xml:space="preserve">(s4aq9, </w:t>
-      </w:r>
-      <w:r>
-        <w:rPr>
-          <w:rStyle w:val="FloatTok"/>
-        </w:rPr>
-        <w:t xml:space="preserve">0.25</w:t>
-      </w:r>
-      <w:r>
-        <w:rPr>
-          <w:rStyle w:val="NormalTok"/>
-        </w:rPr>
-        <w:t xml:space="preserve">),</w:t>
-      </w:r>
-      <w:r>
-        <w:br/>
-      </w:r>
-      <w:r>
-        <w:rPr>
-          <w:rStyle w:val="NormalTok"/>
-        </w:rPr>
-        <w:t xml:space="preserve">      </w:t>
-      </w:r>
-      <w:r>
-        <w:rPr>
-          <w:rStyle w:val="AttributeTok"/>
-        </w:rPr>
-        <w:t xml:space="preserve">q3 =</w:t>
-      </w:r>
-      <w:r>
-        <w:rPr>
-          <w:rStyle w:val="NormalTok"/>
-        </w:rPr>
-        <w:t xml:space="preserve"> </w:t>
-      </w:r>
-      <w:r>
-        <w:rPr>
-          <w:rStyle w:val="FunctionTok"/>
-        </w:rPr>
-        <w:t xml:space="preserve">quantile</w:t>
-      </w:r>
-      <w:r>
-        <w:rPr>
-          <w:rStyle w:val="NormalTok"/>
-        </w:rPr>
-        <w:t xml:space="preserve">(s4aq9, </w:t>
-      </w:r>
-      <w:r>
-        <w:rPr>
-          <w:rStyle w:val="FloatTok"/>
-        </w:rPr>
-        <w:t xml:space="preserve">0.75</w:t>
-      </w:r>
-      <w:r>
-        <w:rPr>
-          <w:rStyle w:val="NormalTok"/>
-        </w:rPr>
-        <w:t xml:space="preserve">),</w:t>
-      </w:r>
-      <w:r>
-        <w:br/>
-      </w:r>
-      <w:r>
-        <w:rPr>
-          <w:rStyle w:val="NormalTok"/>
-        </w:rPr>
-        <w:t xml:space="preserve">      </w:t>
-      </w:r>
-      <w:r>
-        <w:rPr>
-          <w:rStyle w:val="AttributeTok"/>
-        </w:rPr>
-        <w:t xml:space="preserve">min =</w:t>
-      </w:r>
-      <w:r>
-        <w:rPr>
-          <w:rStyle w:val="NormalTok"/>
-        </w:rPr>
-        <w:t xml:space="preserve"> </w:t>
-      </w:r>
-      <w:r>
-        <w:rPr>
-          <w:rStyle w:val="FunctionTok"/>
-        </w:rPr>
-        <w:t xml:space="preserve">min</w:t>
-      </w:r>
-      <w:r>
-        <w:rPr>
-          <w:rStyle w:val="NormalTok"/>
-        </w:rPr>
-        <w:t xml:space="preserve">(s4aq9),</w:t>
-      </w:r>
-      <w:r>
-        <w:br/>
-      </w:r>
-      <w:r>
-        <w:rPr>
-          <w:rStyle w:val="NormalTok"/>
-        </w:rPr>
-        <w:t xml:space="preserve">      </w:t>
-      </w:r>
-      <w:r>
-        <w:rPr>
-          <w:rStyle w:val="AttributeTok"/>
-        </w:rPr>
         <w:t xml:space="preserve">max =</w:t>
       </w:r>
       <w:r>
@@ -7779,7 +8464,7 @@
         <w:rPr>
           <w:rStyle w:val="StringTok"/>
         </w:rPr>
-        <w:t xml:space="preserve">"Statistiques descriptives des dépenses de santé"</w:t>
+        <w:t xml:space="preserve">"Statistiques descriptives pondérées des dépenses de santé"</w:t>
       </w:r>
       <w:r>
         <w:rPr>
@@ -7865,7 +8550,7 @@
         <w:pStyle w:val="TableCaption"/>
       </w:pPr>
       <w:r>
-        <w:t xml:space="preserve">Statistiques descriptives des dépenses de santé</w:t>
+        <w:t xml:space="preserve">Statistiques descriptives pondérées des dépenses de santé</w:t>
       </w:r>
     </w:p>
     <w:tbl>
@@ -7873,7 +8558,7 @@
         <w:tblStyle w:val="Table"/>
         <w:tblW w:type="auto" w:w="0"/>
         <w:tblLook w:firstRow="1" w:lastRow="0" w:firstColumn="0" w:lastColumn="0" w:noHBand="0" w:noVBand="0" w:val="0020"/>
-        <w:tblCaption w:val="Statistiques descriptives des dépenses de santé"/>
+        <w:tblCaption w:val="Statistiques descriptives pondérées des dépenses de santé"/>
       </w:tblPr>
       <w:tblGrid>
         <w:gridCol w:w="990"/>
@@ -7909,7 +8594,7 @@
               <w:jc w:val="right"/>
             </w:pPr>
             <w:r>
-              <w:t xml:space="preserve">moyenne</w:t>
+              <w:t xml:space="preserve">effectif_pondere</w:t>
             </w:r>
           </w:p>
         </w:tc>
@@ -7921,7 +8606,7 @@
               <w:jc w:val="right"/>
             </w:pPr>
             <w:r>
-              <w:t xml:space="preserve">ecart_type</w:t>
+              <w:t xml:space="preserve">moyenne</w:t>
             </w:r>
           </w:p>
         </w:tc>
@@ -7995,7 +8680,7 @@
               <w:jc w:val="right"/>
             </w:pPr>
             <w:r>
-              <w:t xml:space="preserve">5538</w:t>
+              <w:t xml:space="preserve">5527</w:t>
             </w:r>
           </w:p>
         </w:tc>
@@ -8007,7 +8692,7 @@
               <w:jc w:val="right"/>
             </w:pPr>
             <w:r>
-              <w:t xml:space="preserve">401</w:t>
+              <w:t xml:space="preserve">30544597</w:t>
             </w:r>
           </w:p>
         </w:tc>
@@ -8019,7 +8704,7 @@
               <w:jc w:val="right"/>
             </w:pPr>
             <w:r>
-              <w:t xml:space="preserve">2013</w:t>
+              <w:t xml:space="preserve">365</w:t>
             </w:r>
           </w:p>
         </w:tc>
@@ -8218,12 +8903,30 @@
         <w:rPr>
           <w:rStyle w:val="NormalTok"/>
         </w:rPr>
-        <w:t xml:space="preserve">(s4aq9)) </w:t>
+        <w:t xml:space="preserve">(s4aq9), </w:t>
       </w:r>
       <w:r>
         <w:rPr>
           <w:rStyle w:val="SpecialCharTok"/>
         </w:rPr>
+        <w:t xml:space="preserve">!</w:t>
+      </w:r>
+      <w:r>
+        <w:rPr>
+          <w:rStyle w:val="FunctionTok"/>
+        </w:rPr>
+        <w:t xml:space="preserve">is.na</w:t>
+      </w:r>
+      <w:r>
+        <w:rPr>
+          <w:rStyle w:val="NormalTok"/>
+        </w:rPr>
+        <w:t xml:space="preserve">(wt_wave4)) </w:t>
+      </w:r>
+      <w:r>
+        <w:rPr>
+          <w:rStyle w:val="SpecialCharTok"/>
+        </w:rPr>
         <w:t xml:space="preserve">%&gt;%</w:t>
       </w:r>
       <w:r>
@@ -8266,13 +8969,19 @@
         <w:rPr>
           <w:rStyle w:val="NormalTok"/>
         </w:rPr>
-        <w:t xml:space="preserve"> </w:t>
-      </w:r>
-      <w:r>
-        <w:rPr>
-          <w:rStyle w:val="FunctionTok"/>
-        </w:rPr>
-        <w:t xml:space="preserve">ntile</w:t>
+        <w:t xml:space="preserve"> Hmisc</w:t>
+      </w:r>
+      <w:r>
+        <w:rPr>
+          <w:rStyle w:val="SpecialCharTok"/>
+        </w:rPr>
+        <w:t xml:space="preserve">::</w:t>
+      </w:r>
+      <w:r>
+        <w:rPr>
+          <w:rStyle w:val="FunctionTok"/>
+        </w:rPr>
+        <w:t xml:space="preserve">cut2</w:t>
       </w:r>
       <w:r>
         <w:rPr>
@@ -8282,6 +8991,18 @@
       </w:r>
       <w:r>
         <w:rPr>
+          <w:rStyle w:val="AttributeTok"/>
+        </w:rPr>
+        <w:t xml:space="preserve">g =</w:t>
+      </w:r>
+      <w:r>
+        <w:rPr>
+          <w:rStyle w:val="NormalTok"/>
+        </w:rPr>
+        <w:t xml:space="preserve"> </w:t>
+      </w:r>
+      <w:r>
+        <w:rPr>
           <w:rStyle w:val="DecValTok"/>
         </w:rPr>
         <w:t xml:space="preserve">10</w:t>
@@ -8401,25 +9122,25 @@
         <w:rPr>
           <w:rStyle w:val="AttributeTok"/>
         </w:rPr>
-        <w:t xml:space="preserve">min =</w:t>
-      </w:r>
-      <w:r>
-        <w:rPr>
-          <w:rStyle w:val="NormalTok"/>
-        </w:rPr>
-        <w:t xml:space="preserve"> </w:t>
-      </w:r>
-      <w:r>
-        <w:rPr>
-          <w:rStyle w:val="FunctionTok"/>
-        </w:rPr>
-        <w:t xml:space="preserve">min</w:t>
-      </w:r>
-      <w:r>
-        <w:rPr>
-          <w:rStyle w:val="NormalTok"/>
-        </w:rPr>
-        <w:t xml:space="preserve">(s4aq9),</w:t>
+        <w:t xml:space="preserve">poids_total =</w:t>
+      </w:r>
+      <w:r>
+        <w:rPr>
+          <w:rStyle w:val="NormalTok"/>
+        </w:rPr>
+        <w:t xml:space="preserve"> </w:t>
+      </w:r>
+      <w:r>
+        <w:rPr>
+          <w:rStyle w:val="FunctionTok"/>
+        </w:rPr>
+        <w:t xml:space="preserve">sum</w:t>
+      </w:r>
+      <w:r>
+        <w:rPr>
+          <w:rStyle w:val="NormalTok"/>
+        </w:rPr>
+        <w:t xml:space="preserve">(wt_wave4),</w:t>
       </w:r>
       <w:r>
         <w:br/>
@@ -8434,19 +9155,133 @@
         <w:rPr>
           <w:rStyle w:val="AttributeTok"/>
         </w:rPr>
+        <w:t xml:space="preserve">moyenne =</w:t>
+      </w:r>
+      <w:r>
+        <w:rPr>
+          <w:rStyle w:val="NormalTok"/>
+        </w:rPr>
+        <w:t xml:space="preserve"> </w:t>
+      </w:r>
+      <w:r>
+        <w:rPr>
+          <w:rStyle w:val="FunctionTok"/>
+        </w:rPr>
+        <w:t xml:space="preserve">weighted.mean</w:t>
+      </w:r>
+      <w:r>
+        <w:rPr>
+          <w:rStyle w:val="NormalTok"/>
+        </w:rPr>
+        <w:t xml:space="preserve">(s4aq9, wt_wave4),</w:t>
+      </w:r>
+      <w:r>
+        <w:br/>
+      </w:r>
+      <w:r>
+        <w:rPr>
+          <w:rStyle w:val="NormalTok"/>
+        </w:rPr>
+        <w:t xml:space="preserve">      </w:t>
+      </w:r>
+      <w:r>
+        <w:rPr>
+          <w:rStyle w:val="AttributeTok"/>
+        </w:rPr>
+        <w:t xml:space="preserve">mediane =</w:t>
+      </w:r>
+      <w:r>
+        <w:rPr>
+          <w:rStyle w:val="NormalTok"/>
+        </w:rPr>
+        <w:t xml:space="preserve"> Hmisc</w:t>
+      </w:r>
+      <w:r>
+        <w:rPr>
+          <w:rStyle w:val="SpecialCharTok"/>
+        </w:rPr>
+        <w:t xml:space="preserve">::</w:t>
+      </w:r>
+      <w:r>
+        <w:rPr>
+          <w:rStyle w:val="FunctionTok"/>
+        </w:rPr>
+        <w:t xml:space="preserve">wtd.quantile</w:t>
+      </w:r>
+      <w:r>
+        <w:rPr>
+          <w:rStyle w:val="NormalTok"/>
+        </w:rPr>
+        <w:t xml:space="preserve">(s4aq9, </w:t>
+      </w:r>
+      <w:r>
+        <w:rPr>
+          <w:rStyle w:val="AttributeTok"/>
+        </w:rPr>
+        <w:t xml:space="preserve">weights =</w:t>
+      </w:r>
+      <w:r>
+        <w:rPr>
+          <w:rStyle w:val="NormalTok"/>
+        </w:rPr>
+        <w:t xml:space="preserve"> wt_wave4, </w:t>
+      </w:r>
+      <w:r>
+        <w:rPr>
+          <w:rStyle w:val="AttributeTok"/>
+        </w:rPr>
+        <w:t xml:space="preserve">probs =</w:t>
+      </w:r>
+      <w:r>
+        <w:rPr>
+          <w:rStyle w:val="NormalTok"/>
+        </w:rPr>
+        <w:t xml:space="preserve"> </w:t>
+      </w:r>
+      <w:r>
+        <w:rPr>
+          <w:rStyle w:val="FloatTok"/>
+        </w:rPr>
+        <w:t xml:space="preserve">0.5</w:t>
+      </w:r>
+      <w:r>
+        <w:rPr>
+          <w:rStyle w:val="NormalTok"/>
+        </w:rPr>
+        <w:t xml:space="preserve">),</w:t>
+      </w:r>
+      <w:r>
+        <w:br/>
+      </w:r>
+      <w:r>
+        <w:rPr>
+          <w:rStyle w:val="NormalTok"/>
+        </w:rPr>
+        <w:t xml:space="preserve">      </w:t>
+      </w:r>
+      <w:r>
+        <w:rPr>
+          <w:rStyle w:val="AttributeTok"/>
+        </w:rPr>
         <w:t xml:space="preserve">q1 =</w:t>
       </w:r>
       <w:r>
         <w:rPr>
           <w:rStyle w:val="NormalTok"/>
         </w:rPr>
-        <w:t xml:space="preserve"> </w:t>
-      </w:r>
-      <w:r>
-        <w:rPr>
-          <w:rStyle w:val="FunctionTok"/>
-        </w:rPr>
-        <w:t xml:space="preserve">quantile</w:t>
+        <w:t xml:space="preserve"> Hmisc</w:t>
+      </w:r>
+      <w:r>
+        <w:rPr>
+          <w:rStyle w:val="SpecialCharTok"/>
+        </w:rPr>
+        <w:t xml:space="preserve">::</w:t>
+      </w:r>
+      <w:r>
+        <w:rPr>
+          <w:rStyle w:val="FunctionTok"/>
+        </w:rPr>
+        <w:t xml:space="preserve">wtd.quantile</w:t>
       </w:r>
       <w:r>
         <w:rPr>
@@ -8456,6 +9291,30 @@
       </w:r>
       <w:r>
         <w:rPr>
+          <w:rStyle w:val="AttributeTok"/>
+        </w:rPr>
+        <w:t xml:space="preserve">weights =</w:t>
+      </w:r>
+      <w:r>
+        <w:rPr>
+          <w:rStyle w:val="NormalTok"/>
+        </w:rPr>
+        <w:t xml:space="preserve"> wt_wave4, </w:t>
+      </w:r>
+      <w:r>
+        <w:rPr>
+          <w:rStyle w:val="AttributeTok"/>
+        </w:rPr>
+        <w:t xml:space="preserve">probs =</w:t>
+      </w:r>
+      <w:r>
+        <w:rPr>
+          <w:rStyle w:val="NormalTok"/>
+        </w:rPr>
+        <w:t xml:space="preserve"> </w:t>
+      </w:r>
+      <w:r>
+        <w:rPr>
           <w:rStyle w:val="FloatTok"/>
         </w:rPr>
         <w:t xml:space="preserve">0.25</w:t>
@@ -8479,25 +9338,67 @@
         <w:rPr>
           <w:rStyle w:val="AttributeTok"/>
         </w:rPr>
-        <w:t xml:space="preserve">mediane =</w:t>
-      </w:r>
-      <w:r>
-        <w:rPr>
-          <w:rStyle w:val="NormalTok"/>
-        </w:rPr>
-        <w:t xml:space="preserve"> </w:t>
-      </w:r>
-      <w:r>
-        <w:rPr>
-          <w:rStyle w:val="FunctionTok"/>
-        </w:rPr>
-        <w:t xml:space="preserve">median</w:t>
-      </w:r>
-      <w:r>
-        <w:rPr>
-          <w:rStyle w:val="NormalTok"/>
-        </w:rPr>
-        <w:t xml:space="preserve">(s4aq9),</w:t>
+        <w:t xml:space="preserve">q3 =</w:t>
+      </w:r>
+      <w:r>
+        <w:rPr>
+          <w:rStyle w:val="NormalTok"/>
+        </w:rPr>
+        <w:t xml:space="preserve"> Hmisc</w:t>
+      </w:r>
+      <w:r>
+        <w:rPr>
+          <w:rStyle w:val="SpecialCharTok"/>
+        </w:rPr>
+        <w:t xml:space="preserve">::</w:t>
+      </w:r>
+      <w:r>
+        <w:rPr>
+          <w:rStyle w:val="FunctionTok"/>
+        </w:rPr>
+        <w:t xml:space="preserve">wtd.quantile</w:t>
+      </w:r>
+      <w:r>
+        <w:rPr>
+          <w:rStyle w:val="NormalTok"/>
+        </w:rPr>
+        <w:t xml:space="preserve">(s4aq9, </w:t>
+      </w:r>
+      <w:r>
+        <w:rPr>
+          <w:rStyle w:val="AttributeTok"/>
+        </w:rPr>
+        <w:t xml:space="preserve">weights =</w:t>
+      </w:r>
+      <w:r>
+        <w:rPr>
+          <w:rStyle w:val="NormalTok"/>
+        </w:rPr>
+        <w:t xml:space="preserve"> wt_wave4, </w:t>
+      </w:r>
+      <w:r>
+        <w:rPr>
+          <w:rStyle w:val="AttributeTok"/>
+        </w:rPr>
+        <w:t xml:space="preserve">probs =</w:t>
+      </w:r>
+      <w:r>
+        <w:rPr>
+          <w:rStyle w:val="NormalTok"/>
+        </w:rPr>
+        <w:t xml:space="preserve"> </w:t>
+      </w:r>
+      <w:r>
+        <w:rPr>
+          <w:rStyle w:val="FloatTok"/>
+        </w:rPr>
+        <w:t xml:space="preserve">0.75</w:t>
+      </w:r>
+      <w:r>
+        <w:rPr>
+          <w:rStyle w:val="NormalTok"/>
+        </w:rPr>
+        <w:t xml:space="preserve">),</w:t>
       </w:r>
       <w:r>
         <w:br/>
@@ -8512,25 +9413,55 @@
         <w:rPr>
           <w:rStyle w:val="AttributeTok"/>
         </w:rPr>
-        <w:t xml:space="preserve">moyenne =</w:t>
-      </w:r>
-      <w:r>
-        <w:rPr>
-          <w:rStyle w:val="NormalTok"/>
-        </w:rPr>
-        <w:t xml:space="preserve"> </w:t>
-      </w:r>
-      <w:r>
-        <w:rPr>
-          <w:rStyle w:val="FunctionTok"/>
-        </w:rPr>
-        <w:t xml:space="preserve">mean</w:t>
-      </w:r>
-      <w:r>
-        <w:rPr>
-          <w:rStyle w:val="NormalTok"/>
-        </w:rPr>
-        <w:t xml:space="preserve">(s4aq9),</w:t>
+        <w:t xml:space="preserve">sd =</w:t>
+      </w:r>
+      <w:r>
+        <w:rPr>
+          <w:rStyle w:val="NormalTok"/>
+        </w:rPr>
+        <w:t xml:space="preserve"> </w:t>
+      </w:r>
+      <w:r>
+        <w:rPr>
+          <w:rStyle w:val="FunctionTok"/>
+        </w:rPr>
+        <w:t xml:space="preserve">sqrt</w:t>
+      </w:r>
+      <w:r>
+        <w:rPr>
+          <w:rStyle w:val="NormalTok"/>
+        </w:rPr>
+        <w:t xml:space="preserve">(Hmisc</w:t>
+      </w:r>
+      <w:r>
+        <w:rPr>
+          <w:rStyle w:val="SpecialCharTok"/>
+        </w:rPr>
+        <w:t xml:space="preserve">::</w:t>
+      </w:r>
+      <w:r>
+        <w:rPr>
+          <w:rStyle w:val="FunctionTok"/>
+        </w:rPr>
+        <w:t xml:space="preserve">wtd.var</w:t>
+      </w:r>
+      <w:r>
+        <w:rPr>
+          <w:rStyle w:val="NormalTok"/>
+        </w:rPr>
+        <w:t xml:space="preserve">(s4aq9, </w:t>
+      </w:r>
+      <w:r>
+        <w:rPr>
+          <w:rStyle w:val="AttributeTok"/>
+        </w:rPr>
+        <w:t xml:space="preserve">weights =</w:t>
+      </w:r>
+      <w:r>
+        <w:rPr>
+          <w:rStyle w:val="NormalTok"/>
+        </w:rPr>
+        <w:t xml:space="preserve"> wt_wave4)),</w:t>
       </w:r>
       <w:r>
         <w:br/>
@@ -8545,37 +9476,727 @@
         <w:rPr>
           <w:rStyle w:val="AttributeTok"/>
         </w:rPr>
-        <w:t xml:space="preserve">q3 =</w:t>
-      </w:r>
-      <w:r>
-        <w:rPr>
-          <w:rStyle w:val="NormalTok"/>
-        </w:rPr>
-        <w:t xml:space="preserve"> </w:t>
-      </w:r>
-      <w:r>
-        <w:rPr>
-          <w:rStyle w:val="FunctionTok"/>
-        </w:rPr>
-        <w:t xml:space="preserve">quantile</w:t>
-      </w:r>
-      <w:r>
-        <w:rPr>
-          <w:rStyle w:val="NormalTok"/>
-        </w:rPr>
-        <w:t xml:space="preserve">(s4aq9, </w:t>
+        <w:t xml:space="preserve">.groups =</w:t>
+      </w:r>
+      <w:r>
+        <w:rPr>
+          <w:rStyle w:val="NormalTok"/>
+        </w:rPr>
+        <w:t xml:space="preserve"> </w:t>
+      </w:r>
+      <w:r>
+        <w:rPr>
+          <w:rStyle w:val="StringTok"/>
+        </w:rPr>
+        <w:t xml:space="preserve">"drop"</w:t>
+      </w:r>
+      <w:r>
+        <w:br/>
+      </w:r>
+      <w:r>
+        <w:rPr>
+          <w:rStyle w:val="NormalTok"/>
+        </w:rPr>
+        <w:t xml:space="preserve">    ) </w:t>
+      </w:r>
+      <w:r>
+        <w:rPr>
+          <w:rStyle w:val="SpecialCharTok"/>
+        </w:rPr>
+        <w:t xml:space="preserve">%&gt;%</w:t>
+      </w:r>
+      <w:r>
+        <w:br/>
+      </w:r>
+      <w:r>
+        <w:rPr>
+          <w:rStyle w:val="NormalTok"/>
+        </w:rPr>
+        <w:t xml:space="preserve">    </w:t>
+      </w:r>
+      <w:r>
+        <w:rPr>
+          <w:rStyle w:val="FunctionTok"/>
+        </w:rPr>
+        <w:t xml:space="preserve">mutate</w:t>
+      </w:r>
+      <w:r>
+        <w:rPr>
+          <w:rStyle w:val="NormalTok"/>
+        </w:rPr>
+        <w:t xml:space="preserve">(</w:t>
+      </w:r>
+      <w:r>
+        <w:br/>
+      </w:r>
+      <w:r>
+        <w:rPr>
+          <w:rStyle w:val="NormalTok"/>
+        </w:rPr>
+        <w:t xml:space="preserve">      </w:t>
+      </w:r>
+      <w:r>
+        <w:rPr>
+          <w:rStyle w:val="AttributeTok"/>
+        </w:rPr>
+        <w:t xml:space="preserve">decile_label =</w:t>
+      </w:r>
+      <w:r>
+        <w:rPr>
+          <w:rStyle w:val="NormalTok"/>
+        </w:rPr>
+        <w:t xml:space="preserve"> </w:t>
+      </w:r>
+      <w:r>
+        <w:rPr>
+          <w:rStyle w:val="FunctionTok"/>
+        </w:rPr>
+        <w:t xml:space="preserve">as.character</w:t>
+      </w:r>
+      <w:r>
+        <w:rPr>
+          <w:rStyle w:val="NormalTok"/>
+        </w:rPr>
+        <w:t xml:space="preserve">(decile)</w:t>
+      </w:r>
+      <w:r>
+        <w:br/>
+      </w:r>
+      <w:r>
+        <w:rPr>
+          <w:rStyle w:val="NormalTok"/>
+        </w:rPr>
+        <w:t xml:space="preserve">    )</w:t>
+      </w:r>
+      <w:r>
+        <w:br/>
+      </w:r>
+      <w:r>
+        <w:rPr>
+          <w:rStyle w:val="NormalTok"/>
+        </w:rPr>
+        <w:t xml:space="preserve">  </w:t>
+      </w:r>
+      <w:r>
+        <w:br/>
+      </w:r>
+      <w:r>
+        <w:rPr>
+          <w:rStyle w:val="NormalTok"/>
+        </w:rPr>
+        <w:t xml:space="preserve">  </w:t>
+      </w:r>
+      <w:r>
+        <w:rPr>
+          <w:rStyle w:val="CommentTok"/>
+        </w:rPr>
+        <w:t xml:space="preserve"># Affichage du tableau</w:t>
+      </w:r>
+      <w:r>
+        <w:br/>
+      </w:r>
+      <w:r>
+        <w:rPr>
+          <w:rStyle w:val="NormalTok"/>
+        </w:rPr>
+        <w:t xml:space="preserve">  stats_deciles </w:t>
+      </w:r>
+      <w:r>
+        <w:rPr>
+          <w:rStyle w:val="SpecialCharTok"/>
+        </w:rPr>
+        <w:t xml:space="preserve">%&gt;%</w:t>
+      </w:r>
+      <w:r>
+        <w:br/>
+      </w:r>
+      <w:r>
+        <w:rPr>
+          <w:rStyle w:val="NormalTok"/>
+        </w:rPr>
+        <w:t xml:space="preserve">    </w:t>
+      </w:r>
+      <w:r>
+        <w:rPr>
+          <w:rStyle w:val="FunctionTok"/>
+        </w:rPr>
+        <w:t xml:space="preserve">select</w:t>
+      </w:r>
+      <w:r>
+        <w:rPr>
+          <w:rStyle w:val="NormalTok"/>
+        </w:rPr>
+        <w:t xml:space="preserve">(decile_label, n, moyenne, mediane, q1, q3, sd) </w:t>
+      </w:r>
+      <w:r>
+        <w:rPr>
+          <w:rStyle w:val="SpecialCharTok"/>
+        </w:rPr>
+        <w:t xml:space="preserve">%&gt;%</w:t>
+      </w:r>
+      <w:r>
+        <w:br/>
+      </w:r>
+      <w:r>
+        <w:rPr>
+          <w:rStyle w:val="NormalTok"/>
+        </w:rPr>
+        <w:t xml:space="preserve">    </w:t>
+      </w:r>
+      <w:r>
+        <w:rPr>
+          <w:rStyle w:val="FunctionTok"/>
+        </w:rPr>
+        <w:t xml:space="preserve">mutate</w:t>
+      </w:r>
+      <w:r>
+        <w:rPr>
+          <w:rStyle w:val="NormalTok"/>
+        </w:rPr>
+        <w:t xml:space="preserve">(</w:t>
+      </w:r>
+      <w:r>
+        <w:rPr>
+          <w:rStyle w:val="FunctionTok"/>
+        </w:rPr>
+        <w:t xml:space="preserve">across</w:t>
+      </w:r>
+      <w:r>
+        <w:rPr>
+          <w:rStyle w:val="NormalTok"/>
+        </w:rPr>
+        <w:t xml:space="preserve">(</w:t>
+      </w:r>
+      <w:r>
+        <w:rPr>
+          <w:rStyle w:val="FunctionTok"/>
+        </w:rPr>
+        <w:t xml:space="preserve">where</w:t>
+      </w:r>
+      <w:r>
+        <w:rPr>
+          <w:rStyle w:val="NormalTok"/>
+        </w:rPr>
+        <w:t xml:space="preserve">(is.numeric), </w:t>
+      </w:r>
+      <w:r>
+        <w:rPr>
+          <w:rStyle w:val="SpecialCharTok"/>
+        </w:rPr>
+        <w:t xml:space="preserve">~</w:t>
+      </w:r>
+      <w:r>
+        <w:rPr>
+          <w:rStyle w:val="FunctionTok"/>
+        </w:rPr>
+        <w:t xml:space="preserve">round</w:t>
+      </w:r>
+      <w:r>
+        <w:rPr>
+          <w:rStyle w:val="NormalTok"/>
+        </w:rPr>
+        <w:t xml:space="preserve">(., </w:t>
+      </w:r>
+      <w:r>
+        <w:rPr>
+          <w:rStyle w:val="DecValTok"/>
+        </w:rPr>
+        <w:t xml:space="preserve">0</w:t>
+      </w:r>
+      <w:r>
+        <w:rPr>
+          <w:rStyle w:val="NormalTok"/>
+        </w:rPr>
+        <w:t xml:space="preserve">))) </w:t>
+      </w:r>
+      <w:r>
+        <w:rPr>
+          <w:rStyle w:val="SpecialCharTok"/>
+        </w:rPr>
+        <w:t xml:space="preserve">%&gt;%</w:t>
+      </w:r>
+      <w:r>
+        <w:br/>
+      </w:r>
+      <w:r>
+        <w:rPr>
+          <w:rStyle w:val="NormalTok"/>
+        </w:rPr>
+        <w:t xml:space="preserve">    </w:t>
+      </w:r>
+      <w:r>
+        <w:rPr>
+          <w:rStyle w:val="FunctionTok"/>
+        </w:rPr>
+        <w:t xml:space="preserve">kable</w:t>
+      </w:r>
+      <w:r>
+        <w:rPr>
+          <w:rStyle w:val="NormalTok"/>
+        </w:rPr>
+        <w:t xml:space="preserve">(</w:t>
+      </w:r>
+      <w:r>
+        <w:br/>
+      </w:r>
+      <w:r>
+        <w:rPr>
+          <w:rStyle w:val="NormalTok"/>
+        </w:rPr>
+        <w:t xml:space="preserve">      </w:t>
+      </w:r>
+      <w:r>
+        <w:rPr>
+          <w:rStyle w:val="AttributeTok"/>
+        </w:rPr>
+        <w:t xml:space="preserve">col.names =</w:t>
+      </w:r>
+      <w:r>
+        <w:rPr>
+          <w:rStyle w:val="NormalTok"/>
+        </w:rPr>
+        <w:t xml:space="preserve"> </w:t>
+      </w:r>
+      <w:r>
+        <w:rPr>
+          <w:rStyle w:val="FunctionTok"/>
+        </w:rPr>
+        <w:t xml:space="preserve">c</w:t>
+      </w:r>
+      <w:r>
+        <w:rPr>
+          <w:rStyle w:val="NormalTok"/>
+        </w:rPr>
+        <w:t xml:space="preserve">(</w:t>
+      </w:r>
+      <w:r>
+        <w:rPr>
+          <w:rStyle w:val="StringTok"/>
+        </w:rPr>
+        <w:t xml:space="preserve">"Décile"</w:t>
+      </w:r>
+      <w:r>
+        <w:rPr>
+          <w:rStyle w:val="NormalTok"/>
+        </w:rPr>
+        <w:t xml:space="preserve">, </w:t>
+      </w:r>
+      <w:r>
+        <w:rPr>
+          <w:rStyle w:val="StringTok"/>
+        </w:rPr>
+        <w:t xml:space="preserve">"n"</w:t>
+      </w:r>
+      <w:r>
+        <w:rPr>
+          <w:rStyle w:val="NormalTok"/>
+        </w:rPr>
+        <w:t xml:space="preserve">, </w:t>
+      </w:r>
+      <w:r>
+        <w:rPr>
+          <w:rStyle w:val="StringTok"/>
+        </w:rPr>
+        <w:t xml:space="preserve">"Moyenne"</w:t>
+      </w:r>
+      <w:r>
+        <w:rPr>
+          <w:rStyle w:val="NormalTok"/>
+        </w:rPr>
+        <w:t xml:space="preserve">, </w:t>
+      </w:r>
+      <w:r>
+        <w:rPr>
+          <w:rStyle w:val="StringTok"/>
+        </w:rPr>
+        <w:t xml:space="preserve">"Médiane"</w:t>
+      </w:r>
+      <w:r>
+        <w:rPr>
+          <w:rStyle w:val="NormalTok"/>
+        </w:rPr>
+        <w:t xml:space="preserve">, </w:t>
+      </w:r>
+      <w:r>
+        <w:rPr>
+          <w:rStyle w:val="StringTok"/>
+        </w:rPr>
+        <w:t xml:space="preserve">"Q1"</w:t>
+      </w:r>
+      <w:r>
+        <w:rPr>
+          <w:rStyle w:val="NormalTok"/>
+        </w:rPr>
+        <w:t xml:space="preserve">, </w:t>
+      </w:r>
+      <w:r>
+        <w:rPr>
+          <w:rStyle w:val="StringTok"/>
+        </w:rPr>
+        <w:t xml:space="preserve">"Q3"</w:t>
+      </w:r>
+      <w:r>
+        <w:rPr>
+          <w:rStyle w:val="NormalTok"/>
+        </w:rPr>
+        <w:t xml:space="preserve">, </w:t>
+      </w:r>
+      <w:r>
+        <w:rPr>
+          <w:rStyle w:val="StringTok"/>
+        </w:rPr>
+        <w:t xml:space="preserve">"Écart-type"</w:t>
+      </w:r>
+      <w:r>
+        <w:rPr>
+          <w:rStyle w:val="NormalTok"/>
+        </w:rPr>
+        <w:t xml:space="preserve">),</w:t>
+      </w:r>
+      <w:r>
+        <w:br/>
+      </w:r>
+      <w:r>
+        <w:rPr>
+          <w:rStyle w:val="NormalTok"/>
+        </w:rPr>
+        <w:t xml:space="preserve">      </w:t>
+      </w:r>
+      <w:r>
+        <w:rPr>
+          <w:rStyle w:val="AttributeTok"/>
+        </w:rPr>
+        <w:t xml:space="preserve">caption =</w:t>
+      </w:r>
+      <w:r>
+        <w:rPr>
+          <w:rStyle w:val="NormalTok"/>
+        </w:rPr>
+        <w:t xml:space="preserve"> </w:t>
+      </w:r>
+      <w:r>
+        <w:rPr>
+          <w:rStyle w:val="StringTok"/>
+        </w:rPr>
+        <w:t xml:space="preserve">"Statistiques pondérées des dépenses de santé par décile"</w:t>
+      </w:r>
+      <w:r>
+        <w:br/>
+      </w:r>
+      <w:r>
+        <w:rPr>
+          <w:rStyle w:val="NormalTok"/>
+        </w:rPr>
+        <w:t xml:space="preserve">    )</w:t>
+      </w:r>
+      <w:r>
+        <w:br/>
+      </w:r>
+      <w:r>
+        <w:rPr>
+          <w:rStyle w:val="NormalTok"/>
+        </w:rPr>
+        <w:t xml:space="preserve">  </w:t>
+      </w:r>
+      <w:r>
+        <w:br/>
+      </w:r>
+      <w:r>
+        <w:rPr>
+          <w:rStyle w:val="NormalTok"/>
+        </w:rPr>
+        <w:t xml:space="preserve">  </w:t>
+      </w:r>
+      <w:r>
+        <w:rPr>
+          <w:rStyle w:val="CommentTok"/>
+        </w:rPr>
+        <w:t xml:space="preserve"># Visualisation</w:t>
+      </w:r>
+      <w:r>
+        <w:br/>
+      </w:r>
+      <w:r>
+        <w:rPr>
+          <w:rStyle w:val="NormalTok"/>
+        </w:rPr>
+        <w:t xml:space="preserve">  stats_deciles </w:t>
+      </w:r>
+      <w:r>
+        <w:rPr>
+          <w:rStyle w:val="SpecialCharTok"/>
+        </w:rPr>
+        <w:t xml:space="preserve">%&gt;%</w:t>
+      </w:r>
+      <w:r>
+        <w:br/>
+      </w:r>
+      <w:r>
+        <w:rPr>
+          <w:rStyle w:val="NormalTok"/>
+        </w:rPr>
+        <w:t xml:space="preserve">    </w:t>
+      </w:r>
+      <w:r>
+        <w:rPr>
+          <w:rStyle w:val="FunctionTok"/>
+        </w:rPr>
+        <w:t xml:space="preserve">ggplot</w:t>
+      </w:r>
+      <w:r>
+        <w:rPr>
+          <w:rStyle w:val="NormalTok"/>
+        </w:rPr>
+        <w:t xml:space="preserve">(</w:t>
+      </w:r>
+      <w:r>
+        <w:rPr>
+          <w:rStyle w:val="FunctionTok"/>
+        </w:rPr>
+        <w:t xml:space="preserve">aes</w:t>
+      </w:r>
+      <w:r>
+        <w:rPr>
+          <w:rStyle w:val="NormalTok"/>
+        </w:rPr>
+        <w:t xml:space="preserve">(</w:t>
+      </w:r>
+      <w:r>
+        <w:rPr>
+          <w:rStyle w:val="AttributeTok"/>
+        </w:rPr>
+        <w:t xml:space="preserve">x =</w:t>
+      </w:r>
+      <w:r>
+        <w:rPr>
+          <w:rStyle w:val="NormalTok"/>
+        </w:rPr>
+        <w:t xml:space="preserve"> decile_label, </w:t>
+      </w:r>
+      <w:r>
+        <w:rPr>
+          <w:rStyle w:val="AttributeTok"/>
+        </w:rPr>
+        <w:t xml:space="preserve">y =</w:t>
+      </w:r>
+      <w:r>
+        <w:rPr>
+          <w:rStyle w:val="NormalTok"/>
+        </w:rPr>
+        <w:t xml:space="preserve"> moyenne)) </w:t>
+      </w:r>
+      <w:r>
+        <w:rPr>
+          <w:rStyle w:val="SpecialCharTok"/>
+        </w:rPr>
+        <w:t xml:space="preserve">+</w:t>
+      </w:r>
+      <w:r>
+        <w:br/>
+      </w:r>
+      <w:r>
+        <w:rPr>
+          <w:rStyle w:val="NormalTok"/>
+        </w:rPr>
+        <w:t xml:space="preserve">    </w:t>
+      </w:r>
+      <w:r>
+        <w:rPr>
+          <w:rStyle w:val="FunctionTok"/>
+        </w:rPr>
+        <w:t xml:space="preserve">geom_col</w:t>
+      </w:r>
+      <w:r>
+        <w:rPr>
+          <w:rStyle w:val="NormalTok"/>
+        </w:rPr>
+        <w:t xml:space="preserve">(</w:t>
+      </w:r>
+      <w:r>
+        <w:rPr>
+          <w:rStyle w:val="AttributeTok"/>
+        </w:rPr>
+        <w:t xml:space="preserve">fill =</w:t>
+      </w:r>
+      <w:r>
+        <w:rPr>
+          <w:rStyle w:val="NormalTok"/>
+        </w:rPr>
+        <w:t xml:space="preserve"> </w:t>
+      </w:r>
+      <w:r>
+        <w:rPr>
+          <w:rStyle w:val="StringTok"/>
+        </w:rPr>
+        <w:t xml:space="preserve">"darkorange"</w:t>
+      </w:r>
+      <w:r>
+        <w:rPr>
+          <w:rStyle w:val="NormalTok"/>
+        </w:rPr>
+        <w:t xml:space="preserve">, </w:t>
+      </w:r>
+      <w:r>
+        <w:rPr>
+          <w:rStyle w:val="AttributeTok"/>
+        </w:rPr>
+        <w:t xml:space="preserve">alpha =</w:t>
+      </w:r>
+      <w:r>
+        <w:rPr>
+          <w:rStyle w:val="NormalTok"/>
+        </w:rPr>
+        <w:t xml:space="preserve"> </w:t>
       </w:r>
       <w:r>
         <w:rPr>
           <w:rStyle w:val="FloatTok"/>
         </w:rPr>
-        <w:t xml:space="preserve">0.75</w:t>
-      </w:r>
-      <w:r>
-        <w:rPr>
-          <w:rStyle w:val="NormalTok"/>
-        </w:rPr>
-        <w:t xml:space="preserve">),</w:t>
+        <w:t xml:space="preserve">0.7</w:t>
+      </w:r>
+      <w:r>
+        <w:rPr>
+          <w:rStyle w:val="NormalTok"/>
+        </w:rPr>
+        <w:t xml:space="preserve">) </w:t>
+      </w:r>
+      <w:r>
+        <w:rPr>
+          <w:rStyle w:val="SpecialCharTok"/>
+        </w:rPr>
+        <w:t xml:space="preserve">+</w:t>
+      </w:r>
+      <w:r>
+        <w:br/>
+      </w:r>
+      <w:r>
+        <w:rPr>
+          <w:rStyle w:val="NormalTok"/>
+        </w:rPr>
+        <w:t xml:space="preserve">    </w:t>
+      </w:r>
+      <w:r>
+        <w:rPr>
+          <w:rStyle w:val="FunctionTok"/>
+        </w:rPr>
+        <w:t xml:space="preserve">geom_errorbar</w:t>
+      </w:r>
+      <w:r>
+        <w:rPr>
+          <w:rStyle w:val="NormalTok"/>
+        </w:rPr>
+        <w:t xml:space="preserve">(</w:t>
+      </w:r>
+      <w:r>
+        <w:rPr>
+          <w:rStyle w:val="FunctionTok"/>
+        </w:rPr>
+        <w:t xml:space="preserve">aes</w:t>
+      </w:r>
+      <w:r>
+        <w:rPr>
+          <w:rStyle w:val="NormalTok"/>
+        </w:rPr>
+        <w:t xml:space="preserve">(</w:t>
+      </w:r>
+      <w:r>
+        <w:rPr>
+          <w:rStyle w:val="AttributeTok"/>
+        </w:rPr>
+        <w:t xml:space="preserve">ymin =</w:t>
+      </w:r>
+      <w:r>
+        <w:rPr>
+          <w:rStyle w:val="NormalTok"/>
+        </w:rPr>
+        <w:t xml:space="preserve"> moyenne </w:t>
+      </w:r>
+      <w:r>
+        <w:rPr>
+          <w:rStyle w:val="SpecialCharTok"/>
+        </w:rPr>
+        <w:t xml:space="preserve">-</w:t>
+      </w:r>
+      <w:r>
+        <w:rPr>
+          <w:rStyle w:val="NormalTok"/>
+        </w:rPr>
+        <w:t xml:space="preserve"> sd, </w:t>
+      </w:r>
+      <w:r>
+        <w:rPr>
+          <w:rStyle w:val="AttributeTok"/>
+        </w:rPr>
+        <w:t xml:space="preserve">ymax =</w:t>
+      </w:r>
+      <w:r>
+        <w:rPr>
+          <w:rStyle w:val="NormalTok"/>
+        </w:rPr>
+        <w:t xml:space="preserve"> moyenne </w:t>
+      </w:r>
+      <w:r>
+        <w:rPr>
+          <w:rStyle w:val="SpecialCharTok"/>
+        </w:rPr>
+        <w:t xml:space="preserve">+</w:t>
+      </w:r>
+      <w:r>
+        <w:rPr>
+          <w:rStyle w:val="NormalTok"/>
+        </w:rPr>
+        <w:t xml:space="preserve"> sd), </w:t>
+      </w:r>
+      <w:r>
+        <w:rPr>
+          <w:rStyle w:val="AttributeTok"/>
+        </w:rPr>
+        <w:t xml:space="preserve">width =</w:t>
+      </w:r>
+      <w:r>
+        <w:rPr>
+          <w:rStyle w:val="NormalTok"/>
+        </w:rPr>
+        <w:t xml:space="preserve"> </w:t>
+      </w:r>
+      <w:r>
+        <w:rPr>
+          <w:rStyle w:val="FloatTok"/>
+        </w:rPr>
+        <w:t xml:space="preserve">0.2</w:t>
+      </w:r>
+      <w:r>
+        <w:rPr>
+          <w:rStyle w:val="NormalTok"/>
+        </w:rPr>
+        <w:t xml:space="preserve">) </w:t>
+      </w:r>
+      <w:r>
+        <w:rPr>
+          <w:rStyle w:val="SpecialCharTok"/>
+        </w:rPr>
+        <w:t xml:space="preserve">+</w:t>
+      </w:r>
+      <w:r>
+        <w:br/>
+      </w:r>
+      <w:r>
+        <w:rPr>
+          <w:rStyle w:val="NormalTok"/>
+        </w:rPr>
+        <w:t xml:space="preserve">    </w:t>
+      </w:r>
+      <w:r>
+        <w:rPr>
+          <w:rStyle w:val="FunctionTok"/>
+        </w:rPr>
+        <w:t xml:space="preserve">labs</w:t>
+      </w:r>
+      <w:r>
+        <w:rPr>
+          <w:rStyle w:val="NormalTok"/>
+        </w:rPr>
+        <w:t xml:space="preserve">(</w:t>
       </w:r>
       <w:r>
         <w:br/>
@@ -8590,73 +10211,7 @@
         <w:rPr>
           <w:rStyle w:val="AttributeTok"/>
         </w:rPr>
-        <w:t xml:space="preserve">max =</w:t>
-      </w:r>
-      <w:r>
-        <w:rPr>
-          <w:rStyle w:val="NormalTok"/>
-        </w:rPr>
-        <w:t xml:space="preserve"> </w:t>
-      </w:r>
-      <w:r>
-        <w:rPr>
-          <w:rStyle w:val="FunctionTok"/>
-        </w:rPr>
-        <w:t xml:space="preserve">max</w:t>
-      </w:r>
-      <w:r>
-        <w:rPr>
-          <w:rStyle w:val="NormalTok"/>
-        </w:rPr>
-        <w:t xml:space="preserve">(s4aq9),</w:t>
-      </w:r>
-      <w:r>
-        <w:br/>
-      </w:r>
-      <w:r>
-        <w:rPr>
-          <w:rStyle w:val="NormalTok"/>
-        </w:rPr>
-        <w:t xml:space="preserve">      </w:t>
-      </w:r>
-      <w:r>
-        <w:rPr>
-          <w:rStyle w:val="AttributeTok"/>
-        </w:rPr>
-        <w:t xml:space="preserve">sd =</w:t>
-      </w:r>
-      <w:r>
-        <w:rPr>
-          <w:rStyle w:val="NormalTok"/>
-        </w:rPr>
-        <w:t xml:space="preserve"> </w:t>
-      </w:r>
-      <w:r>
-        <w:rPr>
-          <w:rStyle w:val="FunctionTok"/>
-        </w:rPr>
-        <w:t xml:space="preserve">sd</w:t>
-      </w:r>
-      <w:r>
-        <w:rPr>
-          <w:rStyle w:val="NormalTok"/>
-        </w:rPr>
-        <w:t xml:space="preserve">(s4aq9),</w:t>
-      </w:r>
-      <w:r>
-        <w:br/>
-      </w:r>
-      <w:r>
-        <w:rPr>
-          <w:rStyle w:val="NormalTok"/>
-        </w:rPr>
-        <w:t xml:space="preserve">      </w:t>
-      </w:r>
-      <w:r>
-        <w:rPr>
-          <w:rStyle w:val="AttributeTok"/>
-        </w:rPr>
-        <w:t xml:space="preserve">.groups =</w:t>
+        <w:t xml:space="preserve">title =</w:t>
       </w:r>
       <w:r>
         <w:rPr>
@@ -8668,973 +10223,7 @@
         <w:rPr>
           <w:rStyle w:val="StringTok"/>
         </w:rPr>
-        <w:t xml:space="preserve">"drop"</w:t>
-      </w:r>
-      <w:r>
-        <w:br/>
-      </w:r>
-      <w:r>
-        <w:rPr>
-          <w:rStyle w:val="NormalTok"/>
-        </w:rPr>
-        <w:t xml:space="preserve">    ) </w:t>
-      </w:r>
-      <w:r>
-        <w:rPr>
-          <w:rStyle w:val="SpecialCharTok"/>
-        </w:rPr>
-        <w:t xml:space="preserve">%&gt;%</w:t>
-      </w:r>
-      <w:r>
-        <w:br/>
-      </w:r>
-      <w:r>
-        <w:rPr>
-          <w:rStyle w:val="NormalTok"/>
-        </w:rPr>
-        <w:t xml:space="preserve">    </w:t>
-      </w:r>
-      <w:r>
-        <w:rPr>
-          <w:rStyle w:val="FunctionTok"/>
-        </w:rPr>
-        <w:t xml:space="preserve">mutate</w:t>
-      </w:r>
-      <w:r>
-        <w:rPr>
-          <w:rStyle w:val="NormalTok"/>
-        </w:rPr>
-        <w:t xml:space="preserve">(</w:t>
-      </w:r>
-      <w:r>
-        <w:br/>
-      </w:r>
-      <w:r>
-        <w:rPr>
-          <w:rStyle w:val="NormalTok"/>
-        </w:rPr>
-        <w:t xml:space="preserve">      </w:t>
-      </w:r>
-      <w:r>
-        <w:rPr>
-          <w:rStyle w:val="AttributeTok"/>
-        </w:rPr>
-        <w:t xml:space="preserve">intervalle =</w:t>
-      </w:r>
-      <w:r>
-        <w:rPr>
-          <w:rStyle w:val="NormalTok"/>
-        </w:rPr>
-        <w:t xml:space="preserve"> </w:t>
-      </w:r>
-      <w:r>
-        <w:rPr>
-          <w:rStyle w:val="FunctionTok"/>
-        </w:rPr>
-        <w:t xml:space="preserve">paste0</w:t>
-      </w:r>
-      <w:r>
-        <w:rPr>
-          <w:rStyle w:val="NormalTok"/>
-        </w:rPr>
-        <w:t xml:space="preserve">(</w:t>
-      </w:r>
-      <w:r>
-        <w:rPr>
-          <w:rStyle w:val="FunctionTok"/>
-        </w:rPr>
-        <w:t xml:space="preserve">format</w:t>
-      </w:r>
-      <w:r>
-        <w:rPr>
-          <w:rStyle w:val="NormalTok"/>
-        </w:rPr>
-        <w:t xml:space="preserve">(min, </w:t>
-      </w:r>
-      <w:r>
-        <w:rPr>
-          <w:rStyle w:val="AttributeTok"/>
-        </w:rPr>
-        <w:t xml:space="preserve">big.mark =</w:t>
-      </w:r>
-      <w:r>
-        <w:rPr>
-          <w:rStyle w:val="NormalTok"/>
-        </w:rPr>
-        <w:t xml:space="preserve"> </w:t>
-      </w:r>
-      <w:r>
-        <w:rPr>
-          <w:rStyle w:val="StringTok"/>
-        </w:rPr>
-        <w:t xml:space="preserve">" "</w:t>
-      </w:r>
-      <w:r>
-        <w:rPr>
-          <w:rStyle w:val="NormalTok"/>
-        </w:rPr>
-        <w:t xml:space="preserve">, </w:t>
-      </w:r>
-      <w:r>
-        <w:rPr>
-          <w:rStyle w:val="AttributeTok"/>
-        </w:rPr>
-        <w:t xml:space="preserve">scientific =</w:t>
-      </w:r>
-      <w:r>
-        <w:rPr>
-          <w:rStyle w:val="NormalTok"/>
-        </w:rPr>
-        <w:t xml:space="preserve"> </w:t>
-      </w:r>
-      <w:r>
-        <w:rPr>
-          <w:rStyle w:val="ConstantTok"/>
-        </w:rPr>
-        <w:t xml:space="preserve">FALSE</w:t>
-      </w:r>
-      <w:r>
-        <w:rPr>
-          <w:rStyle w:val="NormalTok"/>
-        </w:rPr>
-        <w:t xml:space="preserve">), </w:t>
-      </w:r>
-      <w:r>
-        <w:br/>
-      </w:r>
-      <w:r>
-        <w:rPr>
-          <w:rStyle w:val="NormalTok"/>
-        </w:rPr>
-        <w:t xml:space="preserve">                          </w:t>
-      </w:r>
-      <w:r>
-        <w:rPr>
-          <w:rStyle w:val="StringTok"/>
-        </w:rPr>
-        <w:t xml:space="preserve">" - "</w:t>
-      </w:r>
-      <w:r>
-        <w:rPr>
-          <w:rStyle w:val="NormalTok"/>
-        </w:rPr>
-        <w:t xml:space="preserve">, </w:t>
-      </w:r>
-      <w:r>
-        <w:br/>
-      </w:r>
-      <w:r>
-        <w:rPr>
-          <w:rStyle w:val="NormalTok"/>
-        </w:rPr>
-        <w:t xml:space="preserve">                          </w:t>
-      </w:r>
-      <w:r>
-        <w:rPr>
-          <w:rStyle w:val="FunctionTok"/>
-        </w:rPr>
-        <w:t xml:space="preserve">format</w:t>
-      </w:r>
-      <w:r>
-        <w:rPr>
-          <w:rStyle w:val="NormalTok"/>
-        </w:rPr>
-        <w:t xml:space="preserve">(max, </w:t>
-      </w:r>
-      <w:r>
-        <w:rPr>
-          <w:rStyle w:val="AttributeTok"/>
-        </w:rPr>
-        <w:t xml:space="preserve">big.mark =</w:t>
-      </w:r>
-      <w:r>
-        <w:rPr>
-          <w:rStyle w:val="NormalTok"/>
-        </w:rPr>
-        <w:t xml:space="preserve"> </w:t>
-      </w:r>
-      <w:r>
-        <w:rPr>
-          <w:rStyle w:val="StringTok"/>
-        </w:rPr>
-        <w:t xml:space="preserve">" "</w:t>
-      </w:r>
-      <w:r>
-        <w:rPr>
-          <w:rStyle w:val="NormalTok"/>
-        </w:rPr>
-        <w:t xml:space="preserve">, </w:t>
-      </w:r>
-      <w:r>
-        <w:rPr>
-          <w:rStyle w:val="AttributeTok"/>
-        </w:rPr>
-        <w:t xml:space="preserve">scientific =</w:t>
-      </w:r>
-      <w:r>
-        <w:rPr>
-          <w:rStyle w:val="NormalTok"/>
-        </w:rPr>
-        <w:t xml:space="preserve"> </w:t>
-      </w:r>
-      <w:r>
-        <w:rPr>
-          <w:rStyle w:val="ConstantTok"/>
-        </w:rPr>
-        <w:t xml:space="preserve">FALSE</w:t>
-      </w:r>
-      <w:r>
-        <w:rPr>
-          <w:rStyle w:val="NormalTok"/>
-        </w:rPr>
-        <w:t xml:space="preserve">)),</w:t>
-      </w:r>
-      <w:r>
-        <w:br/>
-      </w:r>
-      <w:r>
-        <w:rPr>
-          <w:rStyle w:val="NormalTok"/>
-        </w:rPr>
-        <w:t xml:space="preserve">      </w:t>
-      </w:r>
-      <w:r>
-        <w:rPr>
-          <w:rStyle w:val="AttributeTok"/>
-        </w:rPr>
-        <w:t xml:space="preserve">decile_label =</w:t>
-      </w:r>
-      <w:r>
-        <w:rPr>
-          <w:rStyle w:val="NormalTok"/>
-        </w:rPr>
-        <w:t xml:space="preserve"> </w:t>
-      </w:r>
-      <w:r>
-        <w:rPr>
-          <w:rStyle w:val="FunctionTok"/>
-        </w:rPr>
-        <w:t xml:space="preserve">paste0</w:t>
-      </w:r>
-      <w:r>
-        <w:rPr>
-          <w:rStyle w:val="NormalTok"/>
-        </w:rPr>
-        <w:t xml:space="preserve">(</w:t>
-      </w:r>
-      <w:r>
-        <w:rPr>
-          <w:rStyle w:val="StringTok"/>
-        </w:rPr>
-        <w:t xml:space="preserve">"D"</w:t>
-      </w:r>
-      <w:r>
-        <w:rPr>
-          <w:rStyle w:val="NormalTok"/>
-        </w:rPr>
-        <w:t xml:space="preserve">, decile, </w:t>
-      </w:r>
-      <w:r>
-        <w:rPr>
-          <w:rStyle w:val="StringTok"/>
-        </w:rPr>
-        <w:t xml:space="preserve">" ("</w:t>
-      </w:r>
-      <w:r>
-        <w:rPr>
-          <w:rStyle w:val="NormalTok"/>
-        </w:rPr>
-        <w:t xml:space="preserve">, intervalle, </w:t>
-      </w:r>
-      <w:r>
-        <w:rPr>
-          <w:rStyle w:val="StringTok"/>
-        </w:rPr>
-        <w:t xml:space="preserve">")"</w:t>
-      </w:r>
-      <w:r>
-        <w:rPr>
-          <w:rStyle w:val="NormalTok"/>
-        </w:rPr>
-        <w:t xml:space="preserve">)</w:t>
-      </w:r>
-      <w:r>
-        <w:br/>
-      </w:r>
-      <w:r>
-        <w:rPr>
-          <w:rStyle w:val="NormalTok"/>
-        </w:rPr>
-        <w:t xml:space="preserve">    )</w:t>
-      </w:r>
-      <w:r>
-        <w:br/>
-      </w:r>
-      <w:r>
-        <w:rPr>
-          <w:rStyle w:val="NormalTok"/>
-        </w:rPr>
-        <w:t xml:space="preserve">  </w:t>
-      </w:r>
-      <w:r>
-        <w:br/>
-      </w:r>
-      <w:r>
-        <w:rPr>
-          <w:rStyle w:val="NormalTok"/>
-        </w:rPr>
-        <w:t xml:space="preserve">  </w:t>
-      </w:r>
-      <w:r>
-        <w:rPr>
-          <w:rStyle w:val="CommentTok"/>
-        </w:rPr>
-        <w:t xml:space="preserve"># Affichage du tableau</w:t>
-      </w:r>
-      <w:r>
-        <w:br/>
-      </w:r>
-      <w:r>
-        <w:rPr>
-          <w:rStyle w:val="NormalTok"/>
-        </w:rPr>
-        <w:t xml:space="preserve">  stats_deciles </w:t>
-      </w:r>
-      <w:r>
-        <w:rPr>
-          <w:rStyle w:val="SpecialCharTok"/>
-        </w:rPr>
-        <w:t xml:space="preserve">%&gt;%</w:t>
-      </w:r>
-      <w:r>
-        <w:br/>
-      </w:r>
-      <w:r>
-        <w:rPr>
-          <w:rStyle w:val="NormalTok"/>
-        </w:rPr>
-        <w:t xml:space="preserve">    </w:t>
-      </w:r>
-      <w:r>
-        <w:rPr>
-          <w:rStyle w:val="FunctionTok"/>
-        </w:rPr>
-        <w:t xml:space="preserve">select</w:t>
-      </w:r>
-      <w:r>
-        <w:rPr>
-          <w:rStyle w:val="NormalTok"/>
-        </w:rPr>
-        <w:t xml:space="preserve">(decile_label, n, moyenne, mediane, q1, q3, sd) </w:t>
-      </w:r>
-      <w:r>
-        <w:rPr>
-          <w:rStyle w:val="SpecialCharTok"/>
-        </w:rPr>
-        <w:t xml:space="preserve">%&gt;%</w:t>
-      </w:r>
-      <w:r>
-        <w:br/>
-      </w:r>
-      <w:r>
-        <w:rPr>
-          <w:rStyle w:val="NormalTok"/>
-        </w:rPr>
-        <w:t xml:space="preserve">    </w:t>
-      </w:r>
-      <w:r>
-        <w:rPr>
-          <w:rStyle w:val="FunctionTok"/>
-        </w:rPr>
-        <w:t xml:space="preserve">mutate</w:t>
-      </w:r>
-      <w:r>
-        <w:rPr>
-          <w:rStyle w:val="NormalTok"/>
-        </w:rPr>
-        <w:t xml:space="preserve">(</w:t>
-      </w:r>
-      <w:r>
-        <w:rPr>
-          <w:rStyle w:val="FunctionTok"/>
-        </w:rPr>
-        <w:t xml:space="preserve">across</w:t>
-      </w:r>
-      <w:r>
-        <w:rPr>
-          <w:rStyle w:val="NormalTok"/>
-        </w:rPr>
-        <w:t xml:space="preserve">(</w:t>
-      </w:r>
-      <w:r>
-        <w:rPr>
-          <w:rStyle w:val="FunctionTok"/>
-        </w:rPr>
-        <w:t xml:space="preserve">where</w:t>
-      </w:r>
-      <w:r>
-        <w:rPr>
-          <w:rStyle w:val="NormalTok"/>
-        </w:rPr>
-        <w:t xml:space="preserve">(is.numeric), </w:t>
-      </w:r>
-      <w:r>
-        <w:rPr>
-          <w:rStyle w:val="SpecialCharTok"/>
-        </w:rPr>
-        <w:t xml:space="preserve">~</w:t>
-      </w:r>
-      <w:r>
-        <w:rPr>
-          <w:rStyle w:val="FunctionTok"/>
-        </w:rPr>
-        <w:t xml:space="preserve">round</w:t>
-      </w:r>
-      <w:r>
-        <w:rPr>
-          <w:rStyle w:val="NormalTok"/>
-        </w:rPr>
-        <w:t xml:space="preserve">(., </w:t>
-      </w:r>
-      <w:r>
-        <w:rPr>
-          <w:rStyle w:val="DecValTok"/>
-        </w:rPr>
-        <w:t xml:space="preserve">0</w:t>
-      </w:r>
-      <w:r>
-        <w:rPr>
-          <w:rStyle w:val="NormalTok"/>
-        </w:rPr>
-        <w:t xml:space="preserve">))) </w:t>
-      </w:r>
-      <w:r>
-        <w:rPr>
-          <w:rStyle w:val="SpecialCharTok"/>
-        </w:rPr>
-        <w:t xml:space="preserve">%&gt;%</w:t>
-      </w:r>
-      <w:r>
-        <w:br/>
-      </w:r>
-      <w:r>
-        <w:rPr>
-          <w:rStyle w:val="NormalTok"/>
-        </w:rPr>
-        <w:t xml:space="preserve">    </w:t>
-      </w:r>
-      <w:r>
-        <w:rPr>
-          <w:rStyle w:val="FunctionTok"/>
-        </w:rPr>
-        <w:t xml:space="preserve">kable</w:t>
-      </w:r>
-      <w:r>
-        <w:rPr>
-          <w:rStyle w:val="NormalTok"/>
-        </w:rPr>
-        <w:t xml:space="preserve">(</w:t>
-      </w:r>
-      <w:r>
-        <w:br/>
-      </w:r>
-      <w:r>
-        <w:rPr>
-          <w:rStyle w:val="NormalTok"/>
-        </w:rPr>
-        <w:t xml:space="preserve">      </w:t>
-      </w:r>
-      <w:r>
-        <w:rPr>
-          <w:rStyle w:val="AttributeTok"/>
-        </w:rPr>
-        <w:t xml:space="preserve">col.names =</w:t>
-      </w:r>
-      <w:r>
-        <w:rPr>
-          <w:rStyle w:val="NormalTok"/>
-        </w:rPr>
-        <w:t xml:space="preserve"> </w:t>
-      </w:r>
-      <w:r>
-        <w:rPr>
-          <w:rStyle w:val="FunctionTok"/>
-        </w:rPr>
-        <w:t xml:space="preserve">c</w:t>
-      </w:r>
-      <w:r>
-        <w:rPr>
-          <w:rStyle w:val="NormalTok"/>
-        </w:rPr>
-        <w:t xml:space="preserve">(</w:t>
-      </w:r>
-      <w:r>
-        <w:rPr>
-          <w:rStyle w:val="StringTok"/>
-        </w:rPr>
-        <w:t xml:space="preserve">"Décile"</w:t>
-      </w:r>
-      <w:r>
-        <w:rPr>
-          <w:rStyle w:val="NormalTok"/>
-        </w:rPr>
-        <w:t xml:space="preserve">, </w:t>
-      </w:r>
-      <w:r>
-        <w:rPr>
-          <w:rStyle w:val="StringTok"/>
-        </w:rPr>
-        <w:t xml:space="preserve">"n"</w:t>
-      </w:r>
-      <w:r>
-        <w:rPr>
-          <w:rStyle w:val="NormalTok"/>
-        </w:rPr>
-        <w:t xml:space="preserve">, </w:t>
-      </w:r>
-      <w:r>
-        <w:rPr>
-          <w:rStyle w:val="StringTok"/>
-        </w:rPr>
-        <w:t xml:space="preserve">"Moyenne"</w:t>
-      </w:r>
-      <w:r>
-        <w:rPr>
-          <w:rStyle w:val="NormalTok"/>
-        </w:rPr>
-        <w:t xml:space="preserve">, </w:t>
-      </w:r>
-      <w:r>
-        <w:rPr>
-          <w:rStyle w:val="StringTok"/>
-        </w:rPr>
-        <w:t xml:space="preserve">"Médiane"</w:t>
-      </w:r>
-      <w:r>
-        <w:rPr>
-          <w:rStyle w:val="NormalTok"/>
-        </w:rPr>
-        <w:t xml:space="preserve">, </w:t>
-      </w:r>
-      <w:r>
-        <w:rPr>
-          <w:rStyle w:val="StringTok"/>
-        </w:rPr>
-        <w:t xml:space="preserve">"Q1"</w:t>
-      </w:r>
-      <w:r>
-        <w:rPr>
-          <w:rStyle w:val="NormalTok"/>
-        </w:rPr>
-        <w:t xml:space="preserve">, </w:t>
-      </w:r>
-      <w:r>
-        <w:rPr>
-          <w:rStyle w:val="StringTok"/>
-        </w:rPr>
-        <w:t xml:space="preserve">"Q3"</w:t>
-      </w:r>
-      <w:r>
-        <w:rPr>
-          <w:rStyle w:val="NormalTok"/>
-        </w:rPr>
-        <w:t xml:space="preserve">, </w:t>
-      </w:r>
-      <w:r>
-        <w:rPr>
-          <w:rStyle w:val="StringTok"/>
-        </w:rPr>
-        <w:t xml:space="preserve">"Écart-type"</w:t>
-      </w:r>
-      <w:r>
-        <w:rPr>
-          <w:rStyle w:val="NormalTok"/>
-        </w:rPr>
-        <w:t xml:space="preserve">),</w:t>
-      </w:r>
-      <w:r>
-        <w:br/>
-      </w:r>
-      <w:r>
-        <w:rPr>
-          <w:rStyle w:val="NormalTok"/>
-        </w:rPr>
-        <w:t xml:space="preserve">      </w:t>
-      </w:r>
-      <w:r>
-        <w:rPr>
-          <w:rStyle w:val="AttributeTok"/>
-        </w:rPr>
-        <w:t xml:space="preserve">caption =</w:t>
-      </w:r>
-      <w:r>
-        <w:rPr>
-          <w:rStyle w:val="NormalTok"/>
-        </w:rPr>
-        <w:t xml:space="preserve"> </w:t>
-      </w:r>
-      <w:r>
-        <w:rPr>
-          <w:rStyle w:val="StringTok"/>
-        </w:rPr>
-        <w:t xml:space="preserve">"Statistiques des dépenses de santé par décile"</w:t>
-      </w:r>
-      <w:r>
-        <w:br/>
-      </w:r>
-      <w:r>
-        <w:rPr>
-          <w:rStyle w:val="NormalTok"/>
-        </w:rPr>
-        <w:t xml:space="preserve">    )</w:t>
-      </w:r>
-      <w:r>
-        <w:br/>
-      </w:r>
-      <w:r>
-        <w:rPr>
-          <w:rStyle w:val="NormalTok"/>
-        </w:rPr>
-        <w:t xml:space="preserve">  </w:t>
-      </w:r>
-      <w:r>
-        <w:br/>
-      </w:r>
-      <w:r>
-        <w:rPr>
-          <w:rStyle w:val="NormalTok"/>
-        </w:rPr>
-        <w:t xml:space="preserve">  </w:t>
-      </w:r>
-      <w:r>
-        <w:rPr>
-          <w:rStyle w:val="CommentTok"/>
-        </w:rPr>
-        <w:t xml:space="preserve"># Visualisation</w:t>
-      </w:r>
-      <w:r>
-        <w:br/>
-      </w:r>
-      <w:r>
-        <w:rPr>
-          <w:rStyle w:val="NormalTok"/>
-        </w:rPr>
-        <w:t xml:space="preserve">  stats_deciles </w:t>
-      </w:r>
-      <w:r>
-        <w:rPr>
-          <w:rStyle w:val="SpecialCharTok"/>
-        </w:rPr>
-        <w:t xml:space="preserve">%&gt;%</w:t>
-      </w:r>
-      <w:r>
-        <w:br/>
-      </w:r>
-      <w:r>
-        <w:rPr>
-          <w:rStyle w:val="NormalTok"/>
-        </w:rPr>
-        <w:t xml:space="preserve">    </w:t>
-      </w:r>
-      <w:r>
-        <w:rPr>
-          <w:rStyle w:val="FunctionTok"/>
-        </w:rPr>
-        <w:t xml:space="preserve">ggplot</w:t>
-      </w:r>
-      <w:r>
-        <w:rPr>
-          <w:rStyle w:val="NormalTok"/>
-        </w:rPr>
-        <w:t xml:space="preserve">(</w:t>
-      </w:r>
-      <w:r>
-        <w:rPr>
-          <w:rStyle w:val="FunctionTok"/>
-        </w:rPr>
-        <w:t xml:space="preserve">aes</w:t>
-      </w:r>
-      <w:r>
-        <w:rPr>
-          <w:rStyle w:val="NormalTok"/>
-        </w:rPr>
-        <w:t xml:space="preserve">(</w:t>
-      </w:r>
-      <w:r>
-        <w:rPr>
-          <w:rStyle w:val="AttributeTok"/>
-        </w:rPr>
-        <w:t xml:space="preserve">x =</w:t>
-      </w:r>
-      <w:r>
-        <w:rPr>
-          <w:rStyle w:val="NormalTok"/>
-        </w:rPr>
-        <w:t xml:space="preserve"> </w:t>
-      </w:r>
-      <w:r>
-        <w:rPr>
-          <w:rStyle w:val="FunctionTok"/>
-        </w:rPr>
-        <w:t xml:space="preserve">reorder</w:t>
-      </w:r>
-      <w:r>
-        <w:rPr>
-          <w:rStyle w:val="NormalTok"/>
-        </w:rPr>
-        <w:t xml:space="preserve">(decile_label, decile), </w:t>
-      </w:r>
-      <w:r>
-        <w:rPr>
-          <w:rStyle w:val="AttributeTok"/>
-        </w:rPr>
-        <w:t xml:space="preserve">y =</w:t>
-      </w:r>
-      <w:r>
-        <w:rPr>
-          <w:rStyle w:val="NormalTok"/>
-        </w:rPr>
-        <w:t xml:space="preserve"> moyenne)) </w:t>
-      </w:r>
-      <w:r>
-        <w:rPr>
-          <w:rStyle w:val="SpecialCharTok"/>
-        </w:rPr>
-        <w:t xml:space="preserve">+</w:t>
-      </w:r>
-      <w:r>
-        <w:br/>
-      </w:r>
-      <w:r>
-        <w:rPr>
-          <w:rStyle w:val="NormalTok"/>
-        </w:rPr>
-        <w:t xml:space="preserve">    </w:t>
-      </w:r>
-      <w:r>
-        <w:rPr>
-          <w:rStyle w:val="FunctionTok"/>
-        </w:rPr>
-        <w:t xml:space="preserve">geom_col</w:t>
-      </w:r>
-      <w:r>
-        <w:rPr>
-          <w:rStyle w:val="NormalTok"/>
-        </w:rPr>
-        <w:t xml:space="preserve">(</w:t>
-      </w:r>
-      <w:r>
-        <w:rPr>
-          <w:rStyle w:val="AttributeTok"/>
-        </w:rPr>
-        <w:t xml:space="preserve">fill =</w:t>
-      </w:r>
-      <w:r>
-        <w:rPr>
-          <w:rStyle w:val="NormalTok"/>
-        </w:rPr>
-        <w:t xml:space="preserve"> </w:t>
-      </w:r>
-      <w:r>
-        <w:rPr>
-          <w:rStyle w:val="StringTok"/>
-        </w:rPr>
-        <w:t xml:space="preserve">"darkorange"</w:t>
-      </w:r>
-      <w:r>
-        <w:rPr>
-          <w:rStyle w:val="NormalTok"/>
-        </w:rPr>
-        <w:t xml:space="preserve">, </w:t>
-      </w:r>
-      <w:r>
-        <w:rPr>
-          <w:rStyle w:val="AttributeTok"/>
-        </w:rPr>
-        <w:t xml:space="preserve">alpha =</w:t>
-      </w:r>
-      <w:r>
-        <w:rPr>
-          <w:rStyle w:val="NormalTok"/>
-        </w:rPr>
-        <w:t xml:space="preserve"> </w:t>
-      </w:r>
-      <w:r>
-        <w:rPr>
-          <w:rStyle w:val="FloatTok"/>
-        </w:rPr>
-        <w:t xml:space="preserve">0.7</w:t>
-      </w:r>
-      <w:r>
-        <w:rPr>
-          <w:rStyle w:val="NormalTok"/>
-        </w:rPr>
-        <w:t xml:space="preserve">) </w:t>
-      </w:r>
-      <w:r>
-        <w:rPr>
-          <w:rStyle w:val="SpecialCharTok"/>
-        </w:rPr>
-        <w:t xml:space="preserve">+</w:t>
-      </w:r>
-      <w:r>
-        <w:br/>
-      </w:r>
-      <w:r>
-        <w:rPr>
-          <w:rStyle w:val="NormalTok"/>
-        </w:rPr>
-        <w:t xml:space="preserve">    </w:t>
-      </w:r>
-      <w:r>
-        <w:rPr>
-          <w:rStyle w:val="FunctionTok"/>
-        </w:rPr>
-        <w:t xml:space="preserve">geom_errorbar</w:t>
-      </w:r>
-      <w:r>
-        <w:rPr>
-          <w:rStyle w:val="NormalTok"/>
-        </w:rPr>
-        <w:t xml:space="preserve">(</w:t>
-      </w:r>
-      <w:r>
-        <w:rPr>
-          <w:rStyle w:val="FunctionTok"/>
-        </w:rPr>
-        <w:t xml:space="preserve">aes</w:t>
-      </w:r>
-      <w:r>
-        <w:rPr>
-          <w:rStyle w:val="NormalTok"/>
-        </w:rPr>
-        <w:t xml:space="preserve">(</w:t>
-      </w:r>
-      <w:r>
-        <w:rPr>
-          <w:rStyle w:val="AttributeTok"/>
-        </w:rPr>
-        <w:t xml:space="preserve">ymin =</w:t>
-      </w:r>
-      <w:r>
-        <w:rPr>
-          <w:rStyle w:val="NormalTok"/>
-        </w:rPr>
-        <w:t xml:space="preserve"> moyenne </w:t>
-      </w:r>
-      <w:r>
-        <w:rPr>
-          <w:rStyle w:val="SpecialCharTok"/>
-        </w:rPr>
-        <w:t xml:space="preserve">-</w:t>
-      </w:r>
-      <w:r>
-        <w:rPr>
-          <w:rStyle w:val="NormalTok"/>
-        </w:rPr>
-        <w:t xml:space="preserve"> sd, </w:t>
-      </w:r>
-      <w:r>
-        <w:rPr>
-          <w:rStyle w:val="AttributeTok"/>
-        </w:rPr>
-        <w:t xml:space="preserve">ymax =</w:t>
-      </w:r>
-      <w:r>
-        <w:rPr>
-          <w:rStyle w:val="NormalTok"/>
-        </w:rPr>
-        <w:t xml:space="preserve"> moyenne </w:t>
-      </w:r>
-      <w:r>
-        <w:rPr>
-          <w:rStyle w:val="SpecialCharTok"/>
-        </w:rPr>
-        <w:t xml:space="preserve">+</w:t>
-      </w:r>
-      <w:r>
-        <w:rPr>
-          <w:rStyle w:val="NormalTok"/>
-        </w:rPr>
-        <w:t xml:space="preserve"> sd), </w:t>
-      </w:r>
-      <w:r>
-        <w:rPr>
-          <w:rStyle w:val="AttributeTok"/>
-        </w:rPr>
-        <w:t xml:space="preserve">width =</w:t>
-      </w:r>
-      <w:r>
-        <w:rPr>
-          <w:rStyle w:val="NormalTok"/>
-        </w:rPr>
-        <w:t xml:space="preserve"> </w:t>
-      </w:r>
-      <w:r>
-        <w:rPr>
-          <w:rStyle w:val="FloatTok"/>
-        </w:rPr>
-        <w:t xml:space="preserve">0.2</w:t>
-      </w:r>
-      <w:r>
-        <w:rPr>
-          <w:rStyle w:val="NormalTok"/>
-        </w:rPr>
-        <w:t xml:space="preserve">) </w:t>
-      </w:r>
-      <w:r>
-        <w:rPr>
-          <w:rStyle w:val="SpecialCharTok"/>
-        </w:rPr>
-        <w:t xml:space="preserve">+</w:t>
-      </w:r>
-      <w:r>
-        <w:br/>
-      </w:r>
-      <w:r>
-        <w:rPr>
-          <w:rStyle w:val="NormalTok"/>
-        </w:rPr>
-        <w:t xml:space="preserve">    </w:t>
-      </w:r>
-      <w:r>
-        <w:rPr>
-          <w:rStyle w:val="FunctionTok"/>
-        </w:rPr>
-        <w:t xml:space="preserve">labs</w:t>
-      </w:r>
-      <w:r>
-        <w:rPr>
-          <w:rStyle w:val="NormalTok"/>
-        </w:rPr>
-        <w:t xml:space="preserve">(</w:t>
-      </w:r>
-      <w:r>
-        <w:br/>
-      </w:r>
-      <w:r>
-        <w:rPr>
-          <w:rStyle w:val="NormalTok"/>
-        </w:rPr>
-        <w:t xml:space="preserve">      </w:t>
-      </w:r>
-      <w:r>
-        <w:rPr>
-          <w:rStyle w:val="AttributeTok"/>
-        </w:rPr>
-        <w:t xml:space="preserve">title =</w:t>
-      </w:r>
-      <w:r>
-        <w:rPr>
-          <w:rStyle w:val="NormalTok"/>
-        </w:rPr>
-        <w:t xml:space="preserve"> </w:t>
-      </w:r>
-      <w:r>
-        <w:rPr>
-          <w:rStyle w:val="StringTok"/>
-        </w:rPr>
-        <w:t xml:space="preserve">"Dépenses moyennes de santé par décile (± écart-type)"</w:t>
+        <w:t xml:space="preserve">"Dépenses moyennes de santé par décile (± écart-type, pondéré)"</w:t>
       </w:r>
       <w:r>
         <w:rPr>
